--- a/por/docx/010.content.docx
+++ b/por/docx/010.content.docx
@@ -150,26 +150,6 @@
           <w:lang w:val="pt_PT" w:bidi="pt_PT"/>
         </w:rPr>
         <w:t>H</w:t>
-      </w:r>
-      <w:r>
-        <w:rPr>
-          <w:lang w:val="pt_PT" w:bidi="pt_PT"/>
-        </w:rPr>
-      </w:r>
-    </w:p>
-    <w:p>
-      <w:pPr/>
-      <w:r>
-        <w:rPr>
-          <w:lang w:val="pt_PT" w:bidi="pt_PT"/>
-        </w:rPr>
-      </w:r>
-      <w:r>
-        <w:rPr>
-          <w:i/>
-          <w:lang w:val="pt_PT" w:bidi="pt_PT"/>
-        </w:rPr>
-        <w:t>Herdando a terra, Heresias cristãs primitivas, Hipocrisia religiosa</w:t>
       </w:r>
       <w:r>
         <w:rPr>

--- a/por/docx/010.content.docx
+++ b/por/docx/010.content.docx
@@ -19,7 +19,7 @@
         <w:rPr>
           <w:lang w:val="pt_PT" w:bidi="pt_PT"/>
         </w:rPr>
-        <w:t>Resource: Study Notes - Themes (Tyndale)</w:t>
+        <w:t>Resource: Tyndale Open Study Notes</w:t>
       </w:r>
       <w:r>
         <w:rPr>
@@ -112,7 +112,7 @@
         <w:rPr>
           <w:lang w:val="pt_PT" w:bidi="pt_PT"/>
         </w:rPr>
-        <w:t>Study Notes - Themes (Tyndale)</w:t>
+        <w:t>Tyndale Open Study Notes</w:t>
       </w:r>
     </w:p>
     <w:p>

--- a/por/docx/010.content.docx
+++ b/por/docx/010.content.docx
@@ -149,7 +149,7 @@
         <w:rPr>
           <w:lang w:val="pt_PT" w:bidi="pt_PT"/>
         </w:rPr>
-        <w:t>H</w:t>
+        <w:t>J</w:t>
       </w:r>
       <w:r>
         <w:rPr>
@@ -212,7 +212,7 @@
         <w:rPr>
           <w:lang w:val="pt_PT" w:bidi="pt_PT"/>
         </w:rPr>
-        <w:t>Herdando a terra</w:t>
+        <w:t>Jerusalém</w:t>
       </w:r>
       <w:r>
         <w:rPr>
@@ -231,7 +231,115 @@
         <w:rPr>
           <w:lang w:val="pt_PT" w:bidi="pt_PT"/>
         </w:rPr>
-        <w:t>O mundo físico é ruim? São o espírito, a alma e a energia o verdadeiro bem que buscamos em nossa jornada de vida? Só seremos verdadeiramente espirituais e felizes quando estivermos livres de nossos corpos terrenos?</w:t>
+        <w:t>Jerusalém já era uma cidade ativa quatrocentos anos antes do tempo do Rei Davi. Os israelitas nunca a capturaram completamente quando conquistaram Canaã ou durante o tempo dos juízes (</w:t>
+      </w:r>
+      <w:hyperlink r:id="rId13">
+        <w:r>
+          <w:rPr>
+            <w:lang w:val="pt_PT" w:bidi="pt_PT"/>
+          </w:rPr>
+          <w:rPr>
+            <w:color w:val="0000EE"/>
+            <w:u w:val="single"/>
+          </w:rPr>
+          <w:t>Josué 15.63</w:t>
+        </w:r>
+      </w:hyperlink>
+      <w:r>
+        <w:rPr>
+          <w:lang w:val="pt_PT" w:bidi="pt_PT"/>
+        </w:rPr>
+        <w:t xml:space="preserve">; </w:t>
+      </w:r>
+      <w:hyperlink r:id="rId14">
+        <w:r>
+          <w:rPr>
+            <w:lang w:val="pt_PT" w:bidi="pt_PT"/>
+          </w:rPr>
+          <w:rPr>
+            <w:color w:val="0000EE"/>
+            <w:u w:val="single"/>
+          </w:rPr>
+          <w:t>Juízes 1.8</w:t>
+        </w:r>
+      </w:hyperlink>
+      <w:r>
+        <w:rPr>
+          <w:lang w:val="pt_PT" w:bidi="pt_PT"/>
+        </w:rPr>
+        <w:t xml:space="preserve">, </w:t>
+      </w:r>
+      <w:hyperlink r:id="rId15">
+        <w:r>
+          <w:rPr>
+            <w:lang w:val="pt_PT" w:bidi="pt_PT"/>
+          </w:rPr>
+          <w:rPr>
+            <w:color w:val="0000EE"/>
+            <w:u w:val="single"/>
+          </w:rPr>
+          <w:t>21</w:t>
+        </w:r>
+      </w:hyperlink>
+      <w:r>
+        <w:rPr>
+          <w:lang w:val="pt_PT" w:bidi="pt_PT"/>
+        </w:rPr>
+        <w:t>). Israel estabeleceu relações pacíficas com a área independente dos jebuseus (</w:t>
+      </w:r>
+      <w:hyperlink r:id="rId16">
+        <w:r>
+          <w:rPr>
+            <w:lang w:val="pt_PT" w:bidi="pt_PT"/>
+          </w:rPr>
+          <w:rPr>
+            <w:color w:val="0000EE"/>
+            <w:u w:val="single"/>
+          </w:rPr>
+          <w:t>Juízes 19.10–12</w:t>
+        </w:r>
+      </w:hyperlink>
+      <w:r>
+        <w:rPr>
+          <w:lang w:val="pt_PT" w:bidi="pt_PT"/>
+        </w:rPr>
+        <w:t>). Jerusalém era tão difícil de capturar que o Antigo Testamento menciona apenas três invasores bem-sucedidos: Davi, Joás e Nabucodonosor da Babilônia (</w:t>
+      </w:r>
+      <w:hyperlink r:id="rId17">
+        <w:r>
+          <w:rPr>
+            <w:lang w:val="pt_PT" w:bidi="pt_PT"/>
+          </w:rPr>
+          <w:rPr>
+            <w:color w:val="0000EE"/>
+            <w:u w:val="single"/>
+          </w:rPr>
+          <w:t>2 Reis 14.11–14</w:t>
+        </w:r>
+      </w:hyperlink>
+      <w:r>
+        <w:rPr>
+          <w:lang w:val="pt_PT" w:bidi="pt_PT"/>
+        </w:rPr>
+        <w:t xml:space="preserve">; </w:t>
+      </w:r>
+      <w:hyperlink r:id="rId18">
+        <w:r>
+          <w:rPr>
+            <w:lang w:val="pt_PT" w:bidi="pt_PT"/>
+          </w:rPr>
+          <w:rPr>
+            <w:color w:val="0000EE"/>
+            <w:u w:val="single"/>
+          </w:rPr>
+          <w:t>2Rs 25.1–10</w:t>
+        </w:r>
+      </w:hyperlink>
+      <w:r>
+        <w:rPr>
+          <w:lang w:val="pt_PT" w:bidi="pt_PT"/>
+        </w:rPr>
+        <w:t>).</w:t>
       </w:r>
     </w:p>
     <w:p>
@@ -245,43 +353,55 @@
         <w:rPr>
           <w:lang w:val="pt_PT" w:bidi="pt_PT"/>
         </w:rPr>
-        <w:t>A Bíblia responde a estas e a perguntas semelhantes com um enfático "Não!" O universo, incluindo a terra e todas as criaturas vivas, veio das mãos habilidosas de um criador amoroso. Ele considerou isso "muito bom" (</w:t>
-      </w:r>
-      <w:hyperlink r:id="rId13">
-        <w:r>
-          <w:rPr>
-            <w:lang w:val="pt_PT" w:bidi="pt_PT"/>
-          </w:rPr>
-          <w:rPr>
-            <w:color w:val="0000EE"/>
-            <w:u w:val="single"/>
-          </w:rPr>
-          <w:t>Gênesis 1.31</w:t>
-        </w:r>
-      </w:hyperlink>
-      <w:r>
-        <w:rPr>
-          <w:lang w:val="pt_PT" w:bidi="pt_PT"/>
-        </w:rPr>
-        <w:t xml:space="preserve">). Por causa do pecado humano, este mundo físico precisa de redenção. Pela graça de Deus, ele compartilhará da redenção de Deus no fim dos tempos (veja </w:t>
-      </w:r>
-      <w:hyperlink r:id="rId14">
-        <w:r>
-          <w:rPr>
-            <w:lang w:val="pt_PT" w:bidi="pt_PT"/>
-          </w:rPr>
-          <w:rPr>
-            <w:color w:val="0000EE"/>
-            <w:u w:val="single"/>
-          </w:rPr>
-          <w:t>Romanos 8.19–21</w:t>
-        </w:r>
-      </w:hyperlink>
-      <w:r>
-        <w:rPr>
-          <w:lang w:val="pt_PT" w:bidi="pt_PT"/>
-        </w:rPr>
-        <w:t>).</w:t>
+        <w:t xml:space="preserve">O rei Davi capturou Jerusalém, possivelmente através de um túnel de água (veja </w:t>
+      </w:r>
+      <w:r>
+        <w:rPr>
+          <w:lang w:val="pt_PT" w:bidi="pt_PT"/>
+        </w:rPr>
+        <w:t>nota de estudo em 5.8</w:t>
+      </w:r>
+      <w:r>
+        <w:rPr>
+          <w:lang w:val="pt_PT" w:bidi="pt_PT"/>
+        </w:rPr>
+        <w:t xml:space="preserve">). Ele fez de Jerusalém a capital política de Israel. Mais tarde, tornou-se a capital espiritual. </w:t>
+      </w:r>
+      <w:hyperlink r:id="rId19">
+        <w:r>
+          <w:rPr>
+            <w:lang w:val="pt_PT" w:bidi="pt_PT"/>
+          </w:rPr>
+          <w:rPr>
+            <w:color w:val="0000EE"/>
+            <w:u w:val="single"/>
+          </w:rPr>
+          <w:t>Salmos 48</w:t>
+        </w:r>
+      </w:hyperlink>
+      <w:r>
+        <w:rPr>
+          <w:lang w:val="pt_PT" w:bidi="pt_PT"/>
+        </w:rPr>
+        <w:t xml:space="preserve"> oferece uma descrição bela e poderosa de Jerusalém como uma fortaleza. Tinha torres, muros (baluartes) e alturas facilmente defendidas (cidadelas) em terreno acidentado. Isso poderia ter enganado os que viviam lá com uma falsa sensação de segurança ou até mesmo idolatria. </w:t>
+      </w:r>
+      <w:hyperlink r:id="rId20">
+        <w:r>
+          <w:rPr>
+            <w:lang w:val="pt_PT" w:bidi="pt_PT"/>
+          </w:rPr>
+          <w:rPr>
+            <w:color w:val="0000EE"/>
+            <w:u w:val="single"/>
+          </w:rPr>
+          <w:t>Salmos 48.1–3</w:t>
+        </w:r>
+      </w:hyperlink>
+      <w:r>
+        <w:rPr>
+          <w:lang w:val="pt_PT" w:bidi="pt_PT"/>
+        </w:rPr>
+        <w:t xml:space="preserve"> lembra aos leitores que a paisagem de Jerusalém não a tornava segura, mas sim porque Deus estava presente.</w:t>
       </w:r>
     </w:p>
     <w:p>
@@ -295,7 +415,133 @@
         <w:rPr>
           <w:lang w:val="pt_PT" w:bidi="pt_PT"/>
         </w:rPr>
-        <w:t>As escrituras destacam a bondade e a importância do mundo, enfatizando o que Deus diz sobre a terra. Toda a terra pertence a Deus. Deus removeu o povo cananeu da terra prometida devido à sua maldade. Ele trouxe Israel para aquela terra por causa de suas promessas aos patriarcas israelitas. Ele também deseja que os humanos cuidem da terra em harmonia com seu criador.</w:t>
+        <w:t xml:space="preserve">Tanto o Antigo Testamento quanto o Novo Testamento chamam Jerusalém de "cidade santa" (veja </w:t>
+      </w:r>
+      <w:hyperlink r:id="rId21">
+        <w:r>
+          <w:rPr>
+            <w:lang w:val="pt_PT" w:bidi="pt_PT"/>
+          </w:rPr>
+          <w:rPr>
+            <w:color w:val="0000EE"/>
+            <w:u w:val="single"/>
+          </w:rPr>
+          <w:t>Neemias 11.1</w:t>
+        </w:r>
+      </w:hyperlink>
+      <w:r>
+        <w:rPr>
+          <w:lang w:val="pt_PT" w:bidi="pt_PT"/>
+        </w:rPr>
+        <w:t xml:space="preserve">, </w:t>
+      </w:r>
+      <w:hyperlink r:id="rId22">
+        <w:r>
+          <w:rPr>
+            <w:lang w:val="pt_PT" w:bidi="pt_PT"/>
+          </w:rPr>
+          <w:rPr>
+            <w:color w:val="0000EE"/>
+            <w:u w:val="single"/>
+          </w:rPr>
+          <w:t>11.18</w:t>
+        </w:r>
+      </w:hyperlink>
+      <w:r>
+        <w:rPr>
+          <w:lang w:val="pt_PT" w:bidi="pt_PT"/>
+        </w:rPr>
+        <w:t xml:space="preserve">; </w:t>
+      </w:r>
+      <w:hyperlink r:id="rId23">
+        <w:r>
+          <w:rPr>
+            <w:lang w:val="pt_PT" w:bidi="pt_PT"/>
+          </w:rPr>
+          <w:rPr>
+            <w:color w:val="0000EE"/>
+            <w:u w:val="single"/>
+          </w:rPr>
+          <w:t>Isaías 52.1</w:t>
+        </w:r>
+      </w:hyperlink>
+      <w:r>
+        <w:rPr>
+          <w:lang w:val="pt_PT" w:bidi="pt_PT"/>
+        </w:rPr>
+        <w:t xml:space="preserve">; </w:t>
+      </w:r>
+      <w:hyperlink r:id="rId24">
+        <w:r>
+          <w:rPr>
+            <w:lang w:val="pt_PT" w:bidi="pt_PT"/>
+          </w:rPr>
+          <w:rPr>
+            <w:color w:val="0000EE"/>
+            <w:u w:val="single"/>
+          </w:rPr>
+          <w:t>Daniel 9.24</w:t>
+        </w:r>
+      </w:hyperlink>
+      <w:r>
+        <w:rPr>
+          <w:lang w:val="pt_PT" w:bidi="pt_PT"/>
+        </w:rPr>
+        <w:t xml:space="preserve">; </w:t>
+      </w:r>
+      <w:hyperlink r:id="rId25">
+        <w:r>
+          <w:rPr>
+            <w:lang w:val="pt_PT" w:bidi="pt_PT"/>
+          </w:rPr>
+          <w:rPr>
+            <w:color w:val="0000EE"/>
+            <w:u w:val="single"/>
+          </w:rPr>
+          <w:t>Mateus 4.5</w:t>
+        </w:r>
+      </w:hyperlink>
+      <w:r>
+        <w:rPr>
+          <w:lang w:val="pt_PT" w:bidi="pt_PT"/>
+        </w:rPr>
+        <w:t xml:space="preserve">; </w:t>
+      </w:r>
+      <w:hyperlink r:id="rId26">
+        <w:r>
+          <w:rPr>
+            <w:lang w:val="pt_PT" w:bidi="pt_PT"/>
+          </w:rPr>
+          <w:rPr>
+            <w:color w:val="0000EE"/>
+            <w:u w:val="single"/>
+          </w:rPr>
+          <w:t>27.53</w:t>
+        </w:r>
+      </w:hyperlink>
+      <w:r>
+        <w:rPr>
+          <w:lang w:val="pt_PT" w:bidi="pt_PT"/>
+        </w:rPr>
+        <w:t xml:space="preserve">; </w:t>
+      </w:r>
+      <w:hyperlink r:id="rId27">
+        <w:r>
+          <w:rPr>
+            <w:lang w:val="pt_PT" w:bidi="pt_PT"/>
+          </w:rPr>
+          <w:rPr>
+            <w:color w:val="0000EE"/>
+            <w:u w:val="single"/>
+          </w:rPr>
+          <w:t>Apocalipse 21.2</w:t>
+        </w:r>
+      </w:hyperlink>
+      <w:r>
+        <w:rPr>
+          <w:lang w:val="pt_PT" w:bidi="pt_PT"/>
+        </w:rPr>
+        <w:t>). É a única cidade descrita dessa forma na Bíblia. Por que essa cidade é considerada santa? Certamente não é por causa da santidade de seu povo. Na verdade, os babilônios destruíram a cidade em 586 a.C. porque o povo era tão impuro.</w:t>
       </w:r>
     </w:p>
     <w:p>
@@ -309,7 +555,205 @@
         <w:rPr>
           <w:lang w:val="pt_PT" w:bidi="pt_PT"/>
         </w:rPr>
-        <w:t>Na antiga Israel, cada família recebia uma porção para viver. A atribuição da terra por Deus, e não a terra em si, era o que ele confiava a eles para gerenciarem. Os pais passavam essa atribuição de terra para seus filhos como a principal parte das heranças familiares.</w:t>
+        <w:t>Também não era sagrada porque era a capital de Israel por muitos séculos. Jerusalém era uma cidade sagrada porque Deus a escolheu (</w:t>
+      </w:r>
+      <w:hyperlink r:id="rId28">
+        <w:r>
+          <w:rPr>
+            <w:lang w:val="pt_PT" w:bidi="pt_PT"/>
+          </w:rPr>
+          <w:rPr>
+            <w:color w:val="0000EE"/>
+            <w:u w:val="single"/>
+          </w:rPr>
+          <w:t>1 Reis 8.44</w:t>
+        </w:r>
+      </w:hyperlink>
+      <w:r>
+        <w:rPr>
+          <w:lang w:val="pt_PT" w:bidi="pt_PT"/>
+        </w:rPr>
+        <w:t xml:space="preserve">, </w:t>
+      </w:r>
+      <w:hyperlink r:id="rId29">
+        <w:r>
+          <w:rPr>
+            <w:lang w:val="pt_PT" w:bidi="pt_PT"/>
+          </w:rPr>
+          <w:rPr>
+            <w:color w:val="0000EE"/>
+            <w:u w:val="single"/>
+          </w:rPr>
+          <w:t>48</w:t>
+        </w:r>
+      </w:hyperlink>
+      <w:r>
+        <w:rPr>
+          <w:lang w:val="pt_PT" w:bidi="pt_PT"/>
+        </w:rPr>
+        <w:t xml:space="preserve">; </w:t>
+      </w:r>
+      <w:hyperlink r:id="rId30">
+        <w:r>
+          <w:rPr>
+            <w:lang w:val="pt_PT" w:bidi="pt_PT"/>
+          </w:rPr>
+          <w:rPr>
+            <w:color w:val="0000EE"/>
+            <w:u w:val="single"/>
+          </w:rPr>
+          <w:t>11.13</w:t>
+        </w:r>
+      </w:hyperlink>
+      <w:r>
+        <w:rPr>
+          <w:lang w:val="pt_PT" w:bidi="pt_PT"/>
+        </w:rPr>
+        <w:t xml:space="preserve">, </w:t>
+      </w:r>
+      <w:hyperlink r:id="rId31">
+        <w:r>
+          <w:rPr>
+            <w:lang w:val="pt_PT" w:bidi="pt_PT"/>
+          </w:rPr>
+          <w:rPr>
+            <w:color w:val="0000EE"/>
+            <w:u w:val="single"/>
+          </w:rPr>
+          <w:t>32</w:t>
+        </w:r>
+      </w:hyperlink>
+      <w:r>
+        <w:rPr>
+          <w:lang w:val="pt_PT" w:bidi="pt_PT"/>
+        </w:rPr>
+        <w:t xml:space="preserve">, </w:t>
+      </w:r>
+      <w:hyperlink r:id="rId32">
+        <w:r>
+          <w:rPr>
+            <w:lang w:val="pt_PT" w:bidi="pt_PT"/>
+          </w:rPr>
+          <w:rPr>
+            <w:color w:val="0000EE"/>
+            <w:u w:val="single"/>
+          </w:rPr>
+          <w:t>36</w:t>
+        </w:r>
+      </w:hyperlink>
+      <w:r>
+        <w:rPr>
+          <w:lang w:val="pt_PT" w:bidi="pt_PT"/>
+        </w:rPr>
+        <w:t xml:space="preserve">; </w:t>
+      </w:r>
+      <w:hyperlink r:id="rId33">
+        <w:r>
+          <w:rPr>
+            <w:lang w:val="pt_PT" w:bidi="pt_PT"/>
+          </w:rPr>
+          <w:rPr>
+            <w:color w:val="0000EE"/>
+            <w:u w:val="single"/>
+          </w:rPr>
+          <w:t>2 Crônicas 6.5</w:t>
+        </w:r>
+      </w:hyperlink>
+      <w:r>
+        <w:rPr>
+          <w:lang w:val="pt_PT" w:bidi="pt_PT"/>
+        </w:rPr>
+        <w:t xml:space="preserve">, </w:t>
+      </w:r>
+      <w:hyperlink r:id="rId34">
+        <w:r>
+          <w:rPr>
+            <w:lang w:val="pt_PT" w:bidi="pt_PT"/>
+          </w:rPr>
+          <w:rPr>
+            <w:color w:val="0000EE"/>
+            <w:u w:val="single"/>
+          </w:rPr>
+          <w:t>34</w:t>
+        </w:r>
+      </w:hyperlink>
+      <w:r>
+        <w:rPr>
+          <w:lang w:val="pt_PT" w:bidi="pt_PT"/>
+        </w:rPr>
+        <w:t xml:space="preserve">). Porque Ele a escolheu, colocou Sua glória e seu nome lá (veja </w:t>
+      </w:r>
+      <w:hyperlink r:id="rId35">
+        <w:r>
+          <w:rPr>
+            <w:lang w:val="pt_PT" w:bidi="pt_PT"/>
+          </w:rPr>
+          <w:rPr>
+            <w:color w:val="0000EE"/>
+            <w:u w:val="single"/>
+          </w:rPr>
+          <w:t>1 Reis 14.21</w:t>
+        </w:r>
+      </w:hyperlink>
+      <w:r>
+        <w:rPr>
+          <w:lang w:val="pt_PT" w:bidi="pt_PT"/>
+        </w:rPr>
+        <w:t xml:space="preserve">; </w:t>
+      </w:r>
+      <w:hyperlink r:id="rId36">
+        <w:r>
+          <w:rPr>
+            <w:lang w:val="pt_PT" w:bidi="pt_PT"/>
+          </w:rPr>
+          <w:rPr>
+            <w:color w:val="0000EE"/>
+            <w:u w:val="single"/>
+          </w:rPr>
+          <w:t>2 Crônicas 12.13</w:t>
+        </w:r>
+      </w:hyperlink>
+      <w:r>
+        <w:rPr>
+          <w:lang w:val="pt_PT" w:bidi="pt_PT"/>
+        </w:rPr>
+        <w:t xml:space="preserve">; </w:t>
+      </w:r>
+      <w:hyperlink r:id="rId37">
+        <w:r>
+          <w:rPr>
+            <w:lang w:val="pt_PT" w:bidi="pt_PT"/>
+          </w:rPr>
+          <w:rPr>
+            <w:color w:val="0000EE"/>
+            <w:u w:val="single"/>
+          </w:rPr>
+          <w:t>Ezequiel 8–10</w:t>
+        </w:r>
+      </w:hyperlink>
+      <w:r>
+        <w:rPr>
+          <w:lang w:val="pt_PT" w:bidi="pt_PT"/>
+        </w:rPr>
+        <w:t xml:space="preserve">; </w:t>
+      </w:r>
+      <w:hyperlink r:id="rId38">
+        <w:r>
+          <w:rPr>
+            <w:lang w:val="pt_PT" w:bidi="pt_PT"/>
+          </w:rPr>
+          <w:rPr>
+            <w:color w:val="0000EE"/>
+            <w:u w:val="single"/>
+          </w:rPr>
+          <w:t>43.1–27</w:t>
+        </w:r>
+      </w:hyperlink>
+      <w:r>
+        <w:rPr>
+          <w:lang w:val="pt_PT" w:bidi="pt_PT"/>
+        </w:rPr>
+        <w:t>).</w:t>
       </w:r>
     </w:p>
     <w:p>
@@ -323,7 +767,61 @@
         <w:rPr>
           <w:lang w:val="pt_PT" w:bidi="pt_PT"/>
         </w:rPr>
-        <w:t>Seguindo esses princípios e as instruções de Deus, Josué dividiu a terra entre as tribos. As tribos, por sua vez, a dividiram entre clãs, famílias e lares individuais. O dom de Deus de gestão sobre uma porção específica de terra era, essencialmente, um presente de vida para cada lar.</w:t>
+        <w:t xml:space="preserve">Nos evangelhos e no livro de Atos, Jerusalém manteve-se muito importante. Herodes, o Grande, foi rei da Judeia de 37 a 4 a.C. Ele expandiu a cidade de Jerusalém e liderou grandes projetos de construção, incluindo o templo. Ainda era o centro da vida espiritual de Israel (veja, por exemplo, </w:t>
+      </w:r>
+      <w:hyperlink r:id="rId39">
+        <w:r>
+          <w:rPr>
+            <w:lang w:val="pt_PT" w:bidi="pt_PT"/>
+          </w:rPr>
+          <w:rPr>
+            <w:color w:val="0000EE"/>
+            <w:u w:val="single"/>
+          </w:rPr>
+          <w:t>Atos 2.46</w:t>
+        </w:r>
+      </w:hyperlink>
+      <w:r>
+        <w:rPr>
+          <w:lang w:val="pt_PT" w:bidi="pt_PT"/>
+        </w:rPr>
+        <w:t xml:space="preserve">; </w:t>
+      </w:r>
+      <w:hyperlink r:id="rId40">
+        <w:r>
+          <w:rPr>
+            <w:lang w:val="pt_PT" w:bidi="pt_PT"/>
+          </w:rPr>
+          <w:rPr>
+            <w:color w:val="0000EE"/>
+            <w:u w:val="single"/>
+          </w:rPr>
+          <w:t>3.1–26</w:t>
+        </w:r>
+      </w:hyperlink>
+      <w:r>
+        <w:rPr>
+          <w:lang w:val="pt_PT" w:bidi="pt_PT"/>
+        </w:rPr>
+        <w:t xml:space="preserve">; </w:t>
+      </w:r>
+      <w:hyperlink r:id="rId41">
+        <w:r>
+          <w:rPr>
+            <w:lang w:val="pt_PT" w:bidi="pt_PT"/>
+          </w:rPr>
+          <w:rPr>
+            <w:color w:val="0000EE"/>
+            <w:u w:val="single"/>
+          </w:rPr>
+          <w:t>5.12</w:t>
+        </w:r>
+      </w:hyperlink>
+      <w:r>
+        <w:rPr>
+          <w:lang w:val="pt_PT" w:bidi="pt_PT"/>
+        </w:rPr>
+        <w:t>). Muitos eventos na vida de Jesus e de seus seguidores ocorreram em Jerusalém.</w:t>
       </w:r>
     </w:p>
     <w:p>
@@ -335,10 +833,63 @@
       </w:r>
       <w:r>
         <w:rPr>
-          <w:u w:val="single"/>
-          <w:lang w:val="pt_PT" w:bidi="pt_PT"/>
-        </w:rPr>
-        <w:t>Passagens para estudo complementar</w:t>
+          <w:lang w:val="pt_PT" w:bidi="pt_PT"/>
+        </w:rPr>
+        <w:t xml:space="preserve">Jesus falou duramente sobre Jerusalém (veja </w:t>
+      </w:r>
+      <w:hyperlink r:id="rId42">
+        <w:r>
+          <w:rPr>
+            <w:lang w:val="pt_PT" w:bidi="pt_PT"/>
+          </w:rPr>
+          <w:rPr>
+            <w:color w:val="0000EE"/>
+            <w:u w:val="single"/>
+          </w:rPr>
+          <w:t>Mateus 23.37–39</w:t>
+        </w:r>
+      </w:hyperlink>
+      <w:r>
+        <w:rPr>
+          <w:lang w:val="pt_PT" w:bidi="pt_PT"/>
+        </w:rPr>
+        <w:t xml:space="preserve">). Ele foi especialmente severo com seus líderes. Eles eventualmente o mataram em Jerusalém. Jesus alertou que Deus julgaria a cidade (veja </w:t>
+      </w:r>
+      <w:hyperlink r:id="rId43">
+        <w:r>
+          <w:rPr>
+            <w:lang w:val="pt_PT" w:bidi="pt_PT"/>
+          </w:rPr>
+          <w:rPr>
+            <w:color w:val="0000EE"/>
+            <w:u w:val="single"/>
+          </w:rPr>
+          <w:t>Marcos 13.1–2</w:t>
+        </w:r>
+      </w:hyperlink>
+      <w:r>
+        <w:rPr>
+          <w:lang w:val="pt_PT" w:bidi="pt_PT"/>
+        </w:rPr>
+        <w:t xml:space="preserve">; </w:t>
+      </w:r>
+      <w:hyperlink r:id="rId44">
+        <w:r>
+          <w:rPr>
+            <w:lang w:val="pt_PT" w:bidi="pt_PT"/>
+          </w:rPr>
+          <w:rPr>
+            <w:color w:val="0000EE"/>
+            <w:u w:val="single"/>
+          </w:rPr>
+          <w:t>Lucas 21.20–24</w:t>
+        </w:r>
+      </w:hyperlink>
+      <w:r>
+        <w:rPr>
+          <w:lang w:val="pt_PT" w:bidi="pt_PT"/>
+        </w:rPr>
+        <w:t>). Suas palavras se tornaram realidade quando os romanos destruíram Jerusalém em 70 d.C.</w:t>
       </w:r>
     </w:p>
     <w:p>
@@ -348,207 +899,101 @@
           <w:lang w:val="pt_PT" w:bidi="pt_PT"/>
         </w:rPr>
       </w:r>
-      <w:hyperlink r:id="rId13">
-        <w:r>
-          <w:rPr>
-            <w:lang w:val="pt_PT" w:bidi="pt_PT"/>
-          </w:rPr>
-          <w:rPr>
-            <w:color w:val="0000EE"/>
-            <w:u w:val="single"/>
-          </w:rPr>
-          <w:t>Gênesis 1.31</w:t>
-        </w:r>
-      </w:hyperlink>
-      <w:r>
-        <w:rPr>
-          <w:lang w:val="pt_PT" w:bidi="pt_PT"/>
-        </w:rPr>
-        <w:t xml:space="preserve">; </w:t>
-      </w:r>
-      <w:hyperlink r:id="rId15">
-        <w:r>
-          <w:rPr>
-            <w:lang w:val="pt_PT" w:bidi="pt_PT"/>
-          </w:rPr>
-          <w:rPr>
-            <w:color w:val="0000EE"/>
-            <w:u w:val="single"/>
-          </w:rPr>
-          <w:t>12.7</w:t>
-        </w:r>
-      </w:hyperlink>
-      <w:r>
-        <w:rPr>
-          <w:lang w:val="pt_PT" w:bidi="pt_PT"/>
-        </w:rPr>
-        <w:t xml:space="preserve">; </w:t>
-      </w:r>
-      <w:hyperlink r:id="rId16">
-        <w:r>
-          <w:rPr>
-            <w:lang w:val="pt_PT" w:bidi="pt_PT"/>
-          </w:rPr>
-          <w:rPr>
-            <w:color w:val="0000EE"/>
-            <w:u w:val="single"/>
-          </w:rPr>
-          <w:t>13.14–17</w:t>
-        </w:r>
-      </w:hyperlink>
-      <w:r>
-        <w:rPr>
-          <w:lang w:val="pt_PT" w:bidi="pt_PT"/>
-        </w:rPr>
-        <w:t xml:space="preserve">; </w:t>
-      </w:r>
-      <w:hyperlink r:id="rId17">
-        <w:r>
-          <w:rPr>
-            <w:lang w:val="pt_PT" w:bidi="pt_PT"/>
-          </w:rPr>
-          <w:rPr>
-            <w:color w:val="0000EE"/>
-            <w:u w:val="single"/>
-          </w:rPr>
-          <w:t>15.12–21</w:t>
-        </w:r>
-      </w:hyperlink>
-      <w:r>
-        <w:rPr>
-          <w:lang w:val="pt_PT" w:bidi="pt_PT"/>
-        </w:rPr>
-        <w:t xml:space="preserve">; </w:t>
-      </w:r>
-      <w:hyperlink r:id="rId18">
-        <w:r>
-          <w:rPr>
-            <w:lang w:val="pt_PT" w:bidi="pt_PT"/>
-          </w:rPr>
-          <w:rPr>
-            <w:color w:val="0000EE"/>
-            <w:u w:val="single"/>
-          </w:rPr>
-          <w:t>17.7–8</w:t>
-        </w:r>
-      </w:hyperlink>
-      <w:r>
-        <w:rPr>
-          <w:lang w:val="pt_PT" w:bidi="pt_PT"/>
-        </w:rPr>
-        <w:t xml:space="preserve">; </w:t>
-      </w:r>
-      <w:hyperlink r:id="rId19">
-        <w:r>
-          <w:rPr>
-            <w:lang w:val="pt_PT" w:bidi="pt_PT"/>
-          </w:rPr>
-          <w:rPr>
-            <w:color w:val="0000EE"/>
-            <w:u w:val="single"/>
-          </w:rPr>
-          <w:t>35.11–13</w:t>
-        </w:r>
-      </w:hyperlink>
-      <w:r>
-        <w:rPr>
-          <w:lang w:val="pt_PT" w:bidi="pt_PT"/>
-        </w:rPr>
-        <w:t xml:space="preserve">; </w:t>
-      </w:r>
-      <w:hyperlink r:id="rId20">
-        <w:r>
-          <w:rPr>
-            <w:lang w:val="pt_PT" w:bidi="pt_PT"/>
-          </w:rPr>
-          <w:rPr>
-            <w:color w:val="0000EE"/>
-            <w:u w:val="single"/>
-          </w:rPr>
-          <w:t>50.24</w:t>
-        </w:r>
-      </w:hyperlink>
-      <w:r>
-        <w:rPr>
-          <w:lang w:val="pt_PT" w:bidi="pt_PT"/>
-        </w:rPr>
-        <w:t xml:space="preserve">; </w:t>
-      </w:r>
-      <w:hyperlink r:id="rId21">
-        <w:r>
-          <w:rPr>
-            <w:lang w:val="pt_PT" w:bidi="pt_PT"/>
-          </w:rPr>
-          <w:rPr>
-            <w:color w:val="0000EE"/>
-            <w:u w:val="single"/>
-          </w:rPr>
-          <w:t>Josué 13.1–21.45</w:t>
-        </w:r>
-      </w:hyperlink>
-      <w:r>
-        <w:rPr>
-          <w:lang w:val="pt_PT" w:bidi="pt_PT"/>
-        </w:rPr>
-        <w:t xml:space="preserve">; </w:t>
-      </w:r>
-      <w:hyperlink r:id="rId22">
-        <w:r>
-          <w:rPr>
-            <w:lang w:val="pt_PT" w:bidi="pt_PT"/>
-          </w:rPr>
-          <w:rPr>
-            <w:color w:val="0000EE"/>
-            <w:u w:val="single"/>
-          </w:rPr>
-          <w:t>Salmos 37.9–34</w:t>
-        </w:r>
-      </w:hyperlink>
-      <w:r>
-        <w:rPr>
-          <w:lang w:val="pt_PT" w:bidi="pt_PT"/>
-        </w:rPr>
-        <w:t xml:space="preserve">; </w:t>
-      </w:r>
-      <w:hyperlink r:id="rId23">
-        <w:r>
-          <w:rPr>
-            <w:lang w:val="pt_PT" w:bidi="pt_PT"/>
-          </w:rPr>
-          <w:rPr>
-            <w:color w:val="0000EE"/>
-            <w:u w:val="single"/>
-          </w:rPr>
-          <w:t>Lucas 12.22–34</w:t>
-        </w:r>
-      </w:hyperlink>
-      <w:r>
-        <w:rPr>
-          <w:lang w:val="pt_PT" w:bidi="pt_PT"/>
-        </w:rPr>
-        <w:t xml:space="preserve">; </w:t>
-      </w:r>
-      <w:hyperlink r:id="rId24">
-        <w:r>
-          <w:rPr>
-            <w:lang w:val="pt_PT" w:bidi="pt_PT"/>
-          </w:rPr>
-          <w:rPr>
-            <w:color w:val="0000EE"/>
-            <w:u w:val="single"/>
-          </w:rPr>
-          <w:t>16.9–11</w:t>
-        </w:r>
-      </w:hyperlink>
-      <w:r>
-        <w:rPr>
-          <w:lang w:val="pt_PT" w:bidi="pt_PT"/>
-        </w:rPr>
-      </w:r>
-      <w:r>
-        <w:rPr>
-          <w:lang w:val="pt_PT" w:bidi="pt_PT"/>
-        </w:rPr>
+      <w:r>
+        <w:rPr>
+          <w:lang w:val="pt_PT" w:bidi="pt_PT"/>
+        </w:rPr>
+        <w:t>O Novo Testamento também introduz "a nova Jerusalém", uma cidade celestial formada pelo povo santo de Deus (</w:t>
+      </w:r>
+      <w:hyperlink r:id="rId45">
+        <w:r>
+          <w:rPr>
+            <w:lang w:val="pt_PT" w:bidi="pt_PT"/>
+          </w:rPr>
+          <w:rPr>
+            <w:color w:val="0000EE"/>
+            <w:u w:val="single"/>
+          </w:rPr>
+          <w:t>Hebreus 11.10</w:t>
+        </w:r>
+      </w:hyperlink>
+      <w:r>
+        <w:rPr>
+          <w:lang w:val="pt_PT" w:bidi="pt_PT"/>
+        </w:rPr>
+        <w:t xml:space="preserve">; </w:t>
+      </w:r>
+      <w:hyperlink r:id="rId46">
+        <w:r>
+          <w:rPr>
+            <w:lang w:val="pt_PT" w:bidi="pt_PT"/>
+          </w:rPr>
+          <w:rPr>
+            <w:color w:val="0000EE"/>
+            <w:u w:val="single"/>
+          </w:rPr>
+          <w:t>Apocalipse 3.12</w:t>
+        </w:r>
+      </w:hyperlink>
+      <w:r>
+        <w:rPr>
+          <w:lang w:val="pt_PT" w:bidi="pt_PT"/>
+        </w:rPr>
+        <w:t xml:space="preserve">; </w:t>
+      </w:r>
+      <w:hyperlink r:id="rId27">
+        <w:r>
+          <w:rPr>
+            <w:lang w:val="pt_PT" w:bidi="pt_PT"/>
+          </w:rPr>
+          <w:rPr>
+            <w:color w:val="0000EE"/>
+            <w:u w:val="single"/>
+          </w:rPr>
+          <w:t>21.2</w:t>
+        </w:r>
+      </w:hyperlink>
+      <w:r>
+        <w:rPr>
+          <w:lang w:val="pt_PT" w:bidi="pt_PT"/>
+        </w:rPr>
+        <w:t xml:space="preserve">). A Jerusalém terrena era onde Deus e seu governo estavam parcialmente presentes através do Rei Davi e seus sucessores. A nova Jerusalém representa o governo de Jesus Cristo, o herdeiro real final de Davi. A Nova Jerusalém também representa a presença eterna de Jesus com seu povo (compare </w:t>
+      </w:r>
+      <w:hyperlink r:id="rId47">
+        <w:r>
+          <w:rPr>
+            <w:lang w:val="pt_PT" w:bidi="pt_PT"/>
+          </w:rPr>
+          <w:rPr>
+            <w:color w:val="0000EE"/>
+            <w:u w:val="single"/>
+          </w:rPr>
+          <w:t>João 1.14</w:t>
+        </w:r>
+      </w:hyperlink>
+      <w:r>
+        <w:rPr>
+          <w:lang w:val="pt_PT" w:bidi="pt_PT"/>
+        </w:rPr>
+        <w:t xml:space="preserve">; </w:t>
+      </w:r>
+      <w:hyperlink r:id="rId48">
+        <w:r>
+          <w:rPr>
+            <w:lang w:val="pt_PT" w:bidi="pt_PT"/>
+          </w:rPr>
+          <w:rPr>
+            <w:color w:val="0000EE"/>
+            <w:u w:val="single"/>
+          </w:rPr>
+          <w:t>Apocalipse 21.3</w:t>
+        </w:r>
+      </w:hyperlink>
+      <w:r>
+        <w:rPr>
+          <w:lang w:val="pt_PT" w:bidi="pt_PT"/>
+        </w:rPr>
+        <w:t>).</w:t>
       </w:r>
     </w:p>
     <w:p>
@@ -558,32 +1003,12 @@
           <w:lang w:val="pt_PT" w:bidi="pt_PT"/>
         </w:rPr>
       </w:r>
-    </w:p>
-    <w:p>
-      <w:pPr>
-        <w:pStyle w:val="Heading2"/>
-      </w:pPr>
-      <w:r>
-        <w:rPr>
-          <w:lang w:val="pt_PT" w:bidi="pt_PT"/>
-        </w:rPr>
-        <w:t>Heresias cristãs primitivas</w:t>
-      </w:r>
-      <w:r>
-        <w:rPr>
-          <w:lang w:val="pt_PT" w:bidi="pt_PT"/>
-        </w:rPr>
-      </w:r>
-    </w:p>
-    <w:p>
-      <w:pPr>
-        <w:pStyle w:val="Heading3"/>
-      </w:pPr>
-      <w:r>
-        <w:rPr>
-          <w:lang w:val="pt_PT" w:bidi="pt_PT"/>
-        </w:rPr>
-        <w:t>Heresia</w:t>
+      <w:r>
+        <w:rPr>
+          <w:u w:val="single"/>
+          <w:lang w:val="pt_PT" w:bidi="pt_PT"/>
+        </w:rPr>
+        <w:t>Passagens para estudo complementar</w:t>
       </w:r>
     </w:p>
     <w:p>
@@ -593,117 +1018,387 @@
           <w:lang w:val="pt_PT" w:bidi="pt_PT"/>
         </w:rPr>
       </w:r>
-      <w:r>
-        <w:rPr>
-          <w:lang w:val="pt_PT" w:bidi="pt_PT"/>
-        </w:rPr>
-        <w:t xml:space="preserve">A palavra grega </w:t>
-      </w:r>
-      <w:r>
-        <w:rPr>
-          <w:i/>
-          <w:lang w:val="pt_PT" w:bidi="pt_PT"/>
-        </w:rPr>
-        <w:t>hairesis</w:t>
-      </w:r>
-      <w:r>
-        <w:rPr>
-          <w:lang w:val="pt_PT" w:bidi="pt_PT"/>
-        </w:rPr>
-        <w:t xml:space="preserve">, que inicialmente significa "escolha", refere-se a uma </w:t>
-      </w:r>
-      <w:r>
-        <w:rPr>
-          <w:i/>
-          <w:lang w:val="pt_PT" w:bidi="pt_PT"/>
-        </w:rPr>
-        <w:t>seita</w:t>
-      </w:r>
-      <w:r>
-        <w:rPr>
-          <w:lang w:val="pt_PT" w:bidi="pt_PT"/>
-        </w:rPr>
-        <w:t xml:space="preserve"> ou </w:t>
-      </w:r>
-      <w:r>
-        <w:rPr>
-          <w:i/>
-          <w:lang w:val="pt_PT" w:bidi="pt_PT"/>
-        </w:rPr>
-        <w:t>facção</w:t>
-      </w:r>
-      <w:r>
-        <w:rPr>
-          <w:lang w:val="pt_PT" w:bidi="pt_PT"/>
-        </w:rPr>
-        <w:t>. Por exemplo, os saduceus eram uma seita dentro do judaísmo, assim como os fariseus (</w:t>
-      </w:r>
-      <w:hyperlink r:id="rId25">
-        <w:r>
-          <w:rPr>
-            <w:lang w:val="pt_PT" w:bidi="pt_PT"/>
-          </w:rPr>
-          <w:rPr>
-            <w:color w:val="0000EE"/>
-            <w:u w:val="single"/>
-          </w:rPr>
-          <w:t>Atos 5.17</w:t>
-        </w:r>
-      </w:hyperlink>
-      <w:r>
-        <w:rPr>
-          <w:lang w:val="pt_PT" w:bidi="pt_PT"/>
-        </w:rPr>
-        <w:t xml:space="preserve">; </w:t>
-      </w:r>
-      <w:hyperlink r:id="rId26">
-        <w:r>
-          <w:rPr>
-            <w:lang w:val="pt_PT" w:bidi="pt_PT"/>
-          </w:rPr>
-          <w:rPr>
-            <w:color w:val="0000EE"/>
-            <w:u w:val="single"/>
-          </w:rPr>
-          <w:t>15.5</w:t>
-        </w:r>
-      </w:hyperlink>
-      <w:r>
-        <w:rPr>
-          <w:lang w:val="pt_PT" w:bidi="pt_PT"/>
-        </w:rPr>
-        <w:t>). Eles chamavam os primeiros crentes em Jesus como o Messias de "a seita dos Nazarenos" (</w:t>
-      </w:r>
-      <w:hyperlink r:id="rId27">
-        <w:r>
-          <w:rPr>
-            <w:lang w:val="pt_PT" w:bidi="pt_PT"/>
-          </w:rPr>
-          <w:rPr>
-            <w:color w:val="0000EE"/>
-            <w:u w:val="single"/>
-          </w:rPr>
-          <w:t>Atos 24.5</w:t>
-        </w:r>
-      </w:hyperlink>
-      <w:r>
-        <w:rPr>
-          <w:lang w:val="pt_PT" w:bidi="pt_PT"/>
-        </w:rPr>
-        <w:t xml:space="preserve">). Em cada um desses versículos, </w:t>
-      </w:r>
-      <w:r>
-        <w:rPr>
-          <w:i/>
-          <w:lang w:val="pt_PT" w:bidi="pt_PT"/>
-        </w:rPr>
-        <w:t>hairesis</w:t>
-      </w:r>
-      <w:r>
-        <w:rPr>
-          <w:lang w:val="pt_PT" w:bidi="pt_PT"/>
-        </w:rPr>
-        <w:t xml:space="preserve"> simplesmente significa uma seita ou denominação.</w:t>
+      <w:hyperlink r:id="rId13">
+        <w:r>
+          <w:rPr>
+            <w:lang w:val="pt_PT" w:bidi="pt_PT"/>
+          </w:rPr>
+          <w:rPr>
+            <w:color w:val="0000EE"/>
+            <w:u w:val="single"/>
+          </w:rPr>
+          <w:t>Josué 15.63</w:t>
+        </w:r>
+      </w:hyperlink>
+      <w:r>
+        <w:rPr>
+          <w:lang w:val="pt_PT" w:bidi="pt_PT"/>
+        </w:rPr>
+        <w:t xml:space="preserve">; </w:t>
+      </w:r>
+      <w:hyperlink r:id="rId14">
+        <w:r>
+          <w:rPr>
+            <w:lang w:val="pt_PT" w:bidi="pt_PT"/>
+          </w:rPr>
+          <w:rPr>
+            <w:color w:val="0000EE"/>
+            <w:u w:val="single"/>
+          </w:rPr>
+          <w:t>Juízes 1.8</w:t>
+        </w:r>
+      </w:hyperlink>
+      <w:r>
+        <w:rPr>
+          <w:lang w:val="pt_PT" w:bidi="pt_PT"/>
+        </w:rPr>
+        <w:t xml:space="preserve">, </w:t>
+      </w:r>
+      <w:hyperlink r:id="rId15">
+        <w:r>
+          <w:rPr>
+            <w:lang w:val="pt_PT" w:bidi="pt_PT"/>
+          </w:rPr>
+          <w:rPr>
+            <w:color w:val="0000EE"/>
+            <w:u w:val="single"/>
+          </w:rPr>
+          <w:t>21</w:t>
+        </w:r>
+      </w:hyperlink>
+      <w:r>
+        <w:rPr>
+          <w:lang w:val="pt_PT" w:bidi="pt_PT"/>
+        </w:rPr>
+        <w:t xml:space="preserve">; </w:t>
+      </w:r>
+      <w:hyperlink r:id="rId49">
+        <w:r>
+          <w:rPr>
+            <w:lang w:val="pt_PT" w:bidi="pt_PT"/>
+          </w:rPr>
+          <w:rPr>
+            <w:color w:val="0000EE"/>
+            <w:u w:val="single"/>
+          </w:rPr>
+          <w:t>2 Samuel 5.6–9</w:t>
+        </w:r>
+      </w:hyperlink>
+      <w:r>
+        <w:rPr>
+          <w:lang w:val="pt_PT" w:bidi="pt_PT"/>
+        </w:rPr>
+        <w:t xml:space="preserve">; </w:t>
+      </w:r>
+      <w:hyperlink r:id="rId50">
+        <w:r>
+          <w:rPr>
+            <w:lang w:val="pt_PT" w:bidi="pt_PT"/>
+          </w:rPr>
+          <w:rPr>
+            <w:color w:val="0000EE"/>
+            <w:u w:val="single"/>
+          </w:rPr>
+          <w:t>1 Reis 8.1</w:t>
+        </w:r>
+      </w:hyperlink>
+      <w:r>
+        <w:rPr>
+          <w:lang w:val="pt_PT" w:bidi="pt_PT"/>
+        </w:rPr>
+        <w:t xml:space="preserve">; </w:t>
+      </w:r>
+      <w:hyperlink r:id="rId51">
+        <w:r>
+          <w:rPr>
+            <w:lang w:val="pt_PT" w:bidi="pt_PT"/>
+          </w:rPr>
+          <w:rPr>
+            <w:color w:val="0000EE"/>
+            <w:u w:val="single"/>
+          </w:rPr>
+          <w:t>2 Reis 18.13–17</w:t>
+        </w:r>
+      </w:hyperlink>
+      <w:r>
+        <w:rPr>
+          <w:lang w:val="pt_PT" w:bidi="pt_PT"/>
+        </w:rPr>
+        <w:t xml:space="preserve">; </w:t>
+      </w:r>
+      <w:hyperlink r:id="rId18">
+        <w:r>
+          <w:rPr>
+            <w:lang w:val="pt_PT" w:bidi="pt_PT"/>
+          </w:rPr>
+          <w:rPr>
+            <w:color w:val="0000EE"/>
+            <w:u w:val="single"/>
+          </w:rPr>
+          <w:t>25.1–10</w:t>
+        </w:r>
+      </w:hyperlink>
+      <w:r>
+        <w:rPr>
+          <w:lang w:val="pt_PT" w:bidi="pt_PT"/>
+        </w:rPr>
+        <w:t xml:space="preserve">; </w:t>
+      </w:r>
+      <w:hyperlink r:id="rId52">
+        <w:r>
+          <w:rPr>
+            <w:lang w:val="pt_PT" w:bidi="pt_PT"/>
+          </w:rPr>
+          <w:rPr>
+            <w:color w:val="0000EE"/>
+            <w:u w:val="single"/>
+          </w:rPr>
+          <w:t>2 Crônicas 3.1</w:t>
+        </w:r>
+      </w:hyperlink>
+      <w:r>
+        <w:rPr>
+          <w:lang w:val="pt_PT" w:bidi="pt_PT"/>
+        </w:rPr>
+        <w:t xml:space="preserve">; </w:t>
+      </w:r>
+      <w:hyperlink r:id="rId53">
+        <w:r>
+          <w:rPr>
+            <w:lang w:val="pt_PT" w:bidi="pt_PT"/>
+          </w:rPr>
+          <w:rPr>
+            <w:color w:val="0000EE"/>
+            <w:u w:val="single"/>
+          </w:rPr>
+          <w:t>12.1–12</w:t>
+        </w:r>
+      </w:hyperlink>
+      <w:r>
+        <w:rPr>
+          <w:lang w:val="pt_PT" w:bidi="pt_PT"/>
+        </w:rPr>
+        <w:t xml:space="preserve">; </w:t>
+      </w:r>
+      <w:hyperlink r:id="rId54">
+        <w:r>
+          <w:rPr>
+            <w:lang w:val="pt_PT" w:bidi="pt_PT"/>
+          </w:rPr>
+          <w:rPr>
+            <w:color w:val="0000EE"/>
+            <w:u w:val="single"/>
+          </w:rPr>
+          <w:t>26.9</w:t>
+        </w:r>
+      </w:hyperlink>
+      <w:r>
+        <w:rPr>
+          <w:lang w:val="pt_PT" w:bidi="pt_PT"/>
+        </w:rPr>
+        <w:t xml:space="preserve">, </w:t>
+      </w:r>
+      <w:hyperlink r:id="rId55">
+        <w:r>
+          <w:rPr>
+            <w:lang w:val="pt_PT" w:bidi="pt_PT"/>
+          </w:rPr>
+          <w:rPr>
+            <w:color w:val="0000EE"/>
+            <w:u w:val="single"/>
+          </w:rPr>
+          <w:t>15</w:t>
+        </w:r>
+      </w:hyperlink>
+      <w:r>
+        <w:rPr>
+          <w:lang w:val="pt_PT" w:bidi="pt_PT"/>
+        </w:rPr>
+        <w:t xml:space="preserve">; </w:t>
+      </w:r>
+      <w:hyperlink r:id="rId56">
+        <w:r>
+          <w:rPr>
+            <w:lang w:val="pt_PT" w:bidi="pt_PT"/>
+          </w:rPr>
+          <w:rPr>
+            <w:color w:val="0000EE"/>
+            <w:u w:val="single"/>
+          </w:rPr>
+          <w:t>32.1–5</w:t>
+        </w:r>
+      </w:hyperlink>
+      <w:r>
+        <w:rPr>
+          <w:lang w:val="pt_PT" w:bidi="pt_PT"/>
+        </w:rPr>
+        <w:t xml:space="preserve">, </w:t>
+      </w:r>
+      <w:hyperlink r:id="rId57">
+        <w:r>
+          <w:rPr>
+            <w:lang w:val="pt_PT" w:bidi="pt_PT"/>
+          </w:rPr>
+          <w:rPr>
+            <w:color w:val="0000EE"/>
+            <w:u w:val="single"/>
+          </w:rPr>
+          <w:t>27–30</w:t>
+        </w:r>
+      </w:hyperlink>
+      <w:r>
+        <w:rPr>
+          <w:lang w:val="pt_PT" w:bidi="pt_PT"/>
+        </w:rPr>
+        <w:t xml:space="preserve">; </w:t>
+      </w:r>
+      <w:hyperlink r:id="rId58">
+        <w:r>
+          <w:rPr>
+            <w:lang w:val="pt_PT" w:bidi="pt_PT"/>
+          </w:rPr>
+          <w:rPr>
+            <w:color w:val="0000EE"/>
+            <w:u w:val="single"/>
+          </w:rPr>
+          <w:t>Esdras 1.1–6</w:t>
+        </w:r>
+      </w:hyperlink>
+      <w:r>
+        <w:rPr>
+          <w:lang w:val="pt_PT" w:bidi="pt_PT"/>
+        </w:rPr>
+        <w:t xml:space="preserve">; </w:t>
+      </w:r>
+      <w:hyperlink r:id="rId59">
+        <w:r>
+          <w:rPr>
+            <w:lang w:val="pt_PT" w:bidi="pt_PT"/>
+          </w:rPr>
+          <w:rPr>
+            <w:color w:val="0000EE"/>
+            <w:u w:val="single"/>
+          </w:rPr>
+          <w:t>Neemias 1.1–6.19</w:t>
+        </w:r>
+      </w:hyperlink>
+      <w:r>
+        <w:rPr>
+          <w:lang w:val="pt_PT" w:bidi="pt_PT"/>
+        </w:rPr>
+        <w:t xml:space="preserve">; </w:t>
+      </w:r>
+      <w:hyperlink r:id="rId20">
+        <w:r>
+          <w:rPr>
+            <w:lang w:val="pt_PT" w:bidi="pt_PT"/>
+          </w:rPr>
+          <w:rPr>
+            <w:color w:val="0000EE"/>
+            <w:u w:val="single"/>
+          </w:rPr>
+          <w:t>Salmos 48.1–3</w:t>
+        </w:r>
+      </w:hyperlink>
+      <w:r>
+        <w:rPr>
+          <w:lang w:val="pt_PT" w:bidi="pt_PT"/>
+        </w:rPr>
+        <w:t xml:space="preserve">; </w:t>
+      </w:r>
+      <w:hyperlink r:id="rId60">
+        <w:r>
+          <w:rPr>
+            <w:lang w:val="pt_PT" w:bidi="pt_PT"/>
+          </w:rPr>
+          <w:rPr>
+            <w:color w:val="0000EE"/>
+            <w:u w:val="single"/>
+          </w:rPr>
+          <w:t>125.2</w:t>
+        </w:r>
+      </w:hyperlink>
+      <w:r>
+        <w:rPr>
+          <w:lang w:val="pt_PT" w:bidi="pt_PT"/>
+        </w:rPr>
+        <w:t xml:space="preserve">; </w:t>
+      </w:r>
+      <w:hyperlink r:id="rId61">
+        <w:r>
+          <w:rPr>
+            <w:lang w:val="pt_PT" w:bidi="pt_PT"/>
+          </w:rPr>
+          <w:rPr>
+            <w:color w:val="0000EE"/>
+            <w:u w:val="single"/>
+          </w:rPr>
+          <w:t>Isaías 14.32</w:t>
+        </w:r>
+      </w:hyperlink>
+      <w:r>
+        <w:rPr>
+          <w:lang w:val="pt_PT" w:bidi="pt_PT"/>
+        </w:rPr>
+        <w:t xml:space="preserve">; </w:t>
+      </w:r>
+      <w:hyperlink r:id="rId62">
+        <w:r>
+          <w:rPr>
+            <w:lang w:val="pt_PT" w:bidi="pt_PT"/>
+          </w:rPr>
+          <w:rPr>
+            <w:color w:val="0000EE"/>
+            <w:u w:val="single"/>
+          </w:rPr>
+          <w:t>52.1–3</w:t>
+        </w:r>
+      </w:hyperlink>
+      <w:r>
+        <w:rPr>
+          <w:lang w:val="pt_PT" w:bidi="pt_PT"/>
+        </w:rPr>
+        <w:t xml:space="preserve">; </w:t>
+      </w:r>
+      <w:hyperlink r:id="rId63">
+        <w:r>
+          <w:rPr>
+            <w:lang w:val="pt_PT" w:bidi="pt_PT"/>
+          </w:rPr>
+          <w:rPr>
+            <w:color w:val="0000EE"/>
+            <w:u w:val="single"/>
+          </w:rPr>
+          <w:t>Gálatas 4.25–26</w:t>
+        </w:r>
+      </w:hyperlink>
+      <w:r>
+        <w:rPr>
+          <w:lang w:val="pt_PT" w:bidi="pt_PT"/>
+        </w:rPr>
+        <w:t xml:space="preserve">; </w:t>
+      </w:r>
+      <w:hyperlink r:id="rId64">
+        <w:r>
+          <w:rPr>
+            <w:lang w:val="pt_PT" w:bidi="pt_PT"/>
+          </w:rPr>
+          <w:rPr>
+            <w:color w:val="0000EE"/>
+            <w:u w:val="single"/>
+          </w:rPr>
+          <w:t>Hebreus 12.22–24</w:t>
+        </w:r>
+      </w:hyperlink>
+      <w:r>
+        <w:rPr>
+          <w:lang w:val="pt_PT" w:bidi="pt_PT"/>
+        </w:rPr>
+      </w:r>
+      <w:r>
+        <w:rPr>
+          <w:lang w:val="pt_PT" w:bidi="pt_PT"/>
+        </w:rPr>
       </w:r>
     </w:p>
     <w:p>
@@ -713,55 +1408,21 @@
           <w:lang w:val="pt_PT" w:bidi="pt_PT"/>
         </w:rPr>
       </w:r>
-      <w:r>
-        <w:rPr>
-          <w:lang w:val="pt_PT" w:bidi="pt_PT"/>
-        </w:rPr>
-        <w:t xml:space="preserve">À medida que a igreja se expandia, eles chamavam qualquer grupo divisivo dentro de uma igreja local de </w:t>
-      </w:r>
-      <w:r>
-        <w:rPr>
-          <w:i/>
-          <w:lang w:val="pt_PT" w:bidi="pt_PT"/>
-        </w:rPr>
-        <w:t>hairesis</w:t>
-      </w:r>
-      <w:r>
-        <w:rPr>
-          <w:lang w:val="pt_PT" w:bidi="pt_PT"/>
-        </w:rPr>
-        <w:t xml:space="preserve">. Este termo refere-se a uma seita com crenças que se opõem às verdades ensinadas pelos apóstolos. Paulo advertiu a igreja de Corinto que </w:t>
-      </w:r>
-      <w:r>
-        <w:rPr>
-          <w:i/>
-          <w:lang w:val="pt_PT" w:bidi="pt_PT"/>
-        </w:rPr>
-        <w:t>seitas</w:t>
-      </w:r>
-      <w:r>
-        <w:rPr>
-          <w:lang w:val="pt_PT" w:bidi="pt_PT"/>
-        </w:rPr>
-        <w:t xml:space="preserve"> divisivas se formariam entre eles (</w:t>
-      </w:r>
-      <w:hyperlink r:id="rId28">
-        <w:r>
-          <w:rPr>
-            <w:lang w:val="pt_PT" w:bidi="pt_PT"/>
-          </w:rPr>
-          <w:rPr>
-            <w:color w:val="0000EE"/>
-            <w:u w:val="single"/>
-          </w:rPr>
-          <w:t>1 Coríntios 11.19</w:t>
-        </w:r>
-      </w:hyperlink>
-      <w:r>
-        <w:rPr>
-          <w:lang w:val="pt_PT" w:bidi="pt_PT"/>
-        </w:rPr>
-        <w:t>).</w:t>
+    </w:p>
+    <w:p>
+      <w:pPr>
+        <w:pStyle w:val="Heading2"/>
+      </w:pPr>
+      <w:r>
+        <w:rPr>
+          <w:lang w:val="pt_PT" w:bidi="pt_PT"/>
+        </w:rPr>
+        <w:t>Jesus e Satanás</w:t>
+      </w:r>
+      <w:r>
+        <w:rPr>
+          <w:lang w:val="pt_PT" w:bidi="pt_PT"/>
+        </w:rPr>
       </w:r>
     </w:p>
     <w:p>
@@ -775,62 +1436,25 @@
         <w:rPr>
           <w:lang w:val="pt_PT" w:bidi="pt_PT"/>
         </w:rPr>
-        <w:t xml:space="preserve">Eventualmente, a palavra </w:t>
-      </w:r>
-      <w:r>
-        <w:rPr>
-          <w:i/>
-          <w:lang w:val="pt_PT" w:bidi="pt_PT"/>
-        </w:rPr>
-        <w:t>heresia</w:t>
-      </w:r>
-      <w:r>
-        <w:rPr>
-          <w:lang w:val="pt_PT" w:bidi="pt_PT"/>
-        </w:rPr>
-        <w:t xml:space="preserve"> passou a significar ensinamentos que se afastam da norma e fazem com que as pessoas deixem a ortodoxia (crenças tradicionais e estabelecidas). Pedro alertou os cristãos sobre falsos mestres que tentariam enganar os fiéis com "heresias destruidoras" (</w:t>
-      </w:r>
-      <w:hyperlink r:id="rId29">
-        <w:r>
-          <w:rPr>
-            <w:lang w:val="pt_PT" w:bidi="pt_PT"/>
-          </w:rPr>
-          <w:rPr>
-            <w:color w:val="0000EE"/>
-            <w:u w:val="single"/>
-          </w:rPr>
-          <w:t>2 Pedro 2.1</w:t>
-        </w:r>
-      </w:hyperlink>
-      <w:r>
-        <w:rPr>
-          <w:lang w:val="pt_PT" w:bidi="pt_PT"/>
-        </w:rPr>
-        <w:t xml:space="preserve">). Hoje, é assim que a palavra </w:t>
-      </w:r>
-      <w:r>
-        <w:rPr>
-          <w:i/>
-          <w:lang w:val="pt_PT" w:bidi="pt_PT"/>
-        </w:rPr>
-        <w:t>heresia</w:t>
-      </w:r>
-      <w:r>
-        <w:rPr>
-          <w:lang w:val="pt_PT" w:bidi="pt_PT"/>
-        </w:rPr>
-        <w:t xml:space="preserve"> é geralmente entendida. Refere-se a ensinamentos falsos que prejudicam a fé de alguns cristãos e criam divisões dentro da igreja.</w:t>
-      </w:r>
-    </w:p>
-    <w:p>
-      <w:pPr>
-        <w:pStyle w:val="Heading3"/>
-      </w:pPr>
-      <w:r>
-        <w:rPr>
-          <w:lang w:val="pt_PT" w:bidi="pt_PT"/>
-        </w:rPr>
-        <w:t>Duas heresias iniciais</w:t>
+        <w:t>Satanás é um agente pessoal do pecado e do mal que se opôs a Jesus (</w:t>
+      </w:r>
+      <w:hyperlink r:id="rId65">
+        <w:r>
+          <w:rPr>
+            <w:lang w:val="pt_PT" w:bidi="pt_PT"/>
+          </w:rPr>
+          <w:rPr>
+            <w:color w:val="0000EE"/>
+            <w:u w:val="single"/>
+          </w:rPr>
+          <w:t>Mateus 4.1–11</w:t>
+        </w:r>
+      </w:hyperlink>
+      <w:r>
+        <w:rPr>
+          <w:lang w:val="pt_PT" w:bidi="pt_PT"/>
+        </w:rPr>
+        <w:t>).</w:t>
       </w:r>
     </w:p>
     <w:p>
@@ -844,18 +1468,321 @@
         <w:rPr>
           <w:lang w:val="pt_PT" w:bidi="pt_PT"/>
         </w:rPr>
-        <w:t>Duas grandes heresias eram comuns na igreja durante o tempo do apóstolo João: o gnosticismo e o docetismo.</w:t>
+        <w:t>O Evangelho de Mateus refere-se a este ser como:</w:t>
       </w:r>
     </w:p>
     <w:p>
       <w:pPr>
-        <w:pStyle w:val="Heading4"/>
-      </w:pPr>
-      <w:r>
-        <w:rPr>
-          <w:lang w:val="pt_PT" w:bidi="pt_PT"/>
-        </w:rPr>
-        <w:t>Gnosticismo</w:t>
+        <w:pStyle w:val="ListBullet"/>
+        <w:spacing w:line="240" w:lineRule="auto"/>
+        <w:ind w:left="720"/>
+      </w:pPr>
+      <w:r>
+        <w:rPr>
+          <w:lang w:val="pt_PT" w:bidi="pt_PT"/>
+        </w:rPr>
+      </w:r>
+      <w:r>
+        <w:rPr>
+          <w:lang w:val="pt_PT" w:bidi="pt_PT"/>
+        </w:rPr>
+        <w:t xml:space="preserve">“Satanás”, que significa </w:t>
+      </w:r>
+      <w:r>
+        <w:rPr>
+          <w:i/>
+          <w:lang w:val="pt_PT" w:bidi="pt_PT"/>
+        </w:rPr>
+        <w:t>adversário</w:t>
+      </w:r>
+      <w:r>
+        <w:rPr>
+          <w:lang w:val="pt_PT" w:bidi="pt_PT"/>
+        </w:rPr>
+        <w:t xml:space="preserve"> ou </w:t>
+      </w:r>
+      <w:r>
+        <w:rPr>
+          <w:i/>
+          <w:lang w:val="pt_PT" w:bidi="pt_PT"/>
+        </w:rPr>
+        <w:t>oponente</w:t>
+      </w:r>
+      <w:r>
+        <w:rPr>
+          <w:lang w:val="pt_PT" w:bidi="pt_PT"/>
+        </w:rPr>
+        <w:t xml:space="preserve"> (</w:t>
+      </w:r>
+      <w:hyperlink r:id="rId66">
+        <w:r>
+          <w:rPr>
+            <w:lang w:val="pt_PT" w:bidi="pt_PT"/>
+          </w:rPr>
+          <w:rPr>
+            <w:color w:val="0000EE"/>
+            <w:u w:val="single"/>
+          </w:rPr>
+          <w:t>4.10</w:t>
+        </w:r>
+      </w:hyperlink>
+      <w:r>
+        <w:rPr>
+          <w:lang w:val="pt_PT" w:bidi="pt_PT"/>
+        </w:rPr>
+        <w:t>)</w:t>
+      </w:r>
+    </w:p>
+    <w:p>
+      <w:pPr>
+        <w:pStyle w:val="ListBullet"/>
+        <w:spacing w:line="240" w:lineRule="auto"/>
+        <w:ind w:left="720"/>
+      </w:pPr>
+      <w:r>
+        <w:rPr>
+          <w:lang w:val="pt_PT" w:bidi="pt_PT"/>
+        </w:rPr>
+      </w:r>
+      <w:r>
+        <w:rPr>
+          <w:lang w:val="pt_PT" w:bidi="pt_PT"/>
+        </w:rPr>
+        <w:t>o "diabo" (</w:t>
+      </w:r>
+      <w:hyperlink r:id="rId65">
+        <w:r>
+          <w:rPr>
+            <w:lang w:val="pt_PT" w:bidi="pt_PT"/>
+          </w:rPr>
+          <w:rPr>
+            <w:color w:val="0000EE"/>
+            <w:u w:val="single"/>
+          </w:rPr>
+          <w:t>4.1–11</w:t>
+        </w:r>
+      </w:hyperlink>
+      <w:r>
+        <w:rPr>
+          <w:lang w:val="pt_PT" w:bidi="pt_PT"/>
+        </w:rPr>
+        <w:t xml:space="preserve">; </w:t>
+      </w:r>
+      <w:hyperlink r:id="rId67">
+        <w:r>
+          <w:rPr>
+            <w:lang w:val="pt_PT" w:bidi="pt_PT"/>
+          </w:rPr>
+          <w:rPr>
+            <w:color w:val="0000EE"/>
+            <w:u w:val="single"/>
+          </w:rPr>
+          <w:t>13.39</w:t>
+        </w:r>
+      </w:hyperlink>
+      <w:r>
+        <w:rPr>
+          <w:lang w:val="pt_PT" w:bidi="pt_PT"/>
+        </w:rPr>
+        <w:t>)</w:t>
+      </w:r>
+    </w:p>
+    <w:p>
+      <w:pPr>
+        <w:pStyle w:val="ListBullet"/>
+        <w:spacing w:line="240" w:lineRule="auto"/>
+        <w:ind w:left="720"/>
+      </w:pPr>
+      <w:r>
+        <w:rPr>
+          <w:lang w:val="pt_PT" w:bidi="pt_PT"/>
+        </w:rPr>
+      </w:r>
+      <w:r>
+        <w:rPr>
+          <w:lang w:val="pt_PT" w:bidi="pt_PT"/>
+        </w:rPr>
+        <w:t>o "tentador” (</w:t>
+      </w:r>
+      <w:hyperlink r:id="rId68">
+        <w:r>
+          <w:rPr>
+            <w:lang w:val="pt_PT" w:bidi="pt_PT"/>
+          </w:rPr>
+          <w:rPr>
+            <w:color w:val="0000EE"/>
+            <w:u w:val="single"/>
+          </w:rPr>
+          <w:t>4.3</w:t>
+        </w:r>
+      </w:hyperlink>
+      <w:r>
+        <w:rPr>
+          <w:lang w:val="pt_PT" w:bidi="pt_PT"/>
+        </w:rPr>
+        <w:t>)</w:t>
+      </w:r>
+    </w:p>
+    <w:p>
+      <w:pPr>
+        <w:pStyle w:val="ListBullet"/>
+        <w:spacing w:line="240" w:lineRule="auto"/>
+        <w:ind w:left="720"/>
+      </w:pPr>
+      <w:r>
+        <w:rPr>
+          <w:lang w:val="pt_PT" w:bidi="pt_PT"/>
+        </w:rPr>
+      </w:r>
+      <w:r>
+        <w:rPr>
+          <w:lang w:val="pt_PT" w:bidi="pt_PT"/>
+        </w:rPr>
+        <w:t>o "príncipe dos demônios” (</w:t>
+      </w:r>
+      <w:hyperlink r:id="rId69">
+        <w:r>
+          <w:rPr>
+            <w:lang w:val="pt_PT" w:bidi="pt_PT"/>
+          </w:rPr>
+          <w:rPr>
+            <w:color w:val="0000EE"/>
+            <w:u w:val="single"/>
+          </w:rPr>
+          <w:t>9.34</w:t>
+        </w:r>
+      </w:hyperlink>
+      <w:r>
+        <w:rPr>
+          <w:lang w:val="pt_PT" w:bidi="pt_PT"/>
+        </w:rPr>
+        <w:t>)</w:t>
+      </w:r>
+    </w:p>
+    <w:p>
+      <w:pPr>
+        <w:pStyle w:val="ListBullet"/>
+        <w:spacing w:line="240" w:lineRule="auto"/>
+        <w:ind w:left="720"/>
+      </w:pPr>
+      <w:r>
+        <w:rPr>
+          <w:lang w:val="pt_PT" w:bidi="pt_PT"/>
+        </w:rPr>
+      </w:r>
+      <w:r>
+        <w:rPr>
+          <w:lang w:val="pt_PT" w:bidi="pt_PT"/>
+        </w:rPr>
+        <w:t>“Belzebu” (</w:t>
+      </w:r>
+      <w:hyperlink r:id="rId70">
+        <w:r>
+          <w:rPr>
+            <w:lang w:val="pt_PT" w:bidi="pt_PT"/>
+          </w:rPr>
+          <w:rPr>
+            <w:color w:val="0000EE"/>
+            <w:u w:val="single"/>
+          </w:rPr>
+          <w:t>12.24</w:t>
+        </w:r>
+      </w:hyperlink>
+      <w:r>
+        <w:rPr>
+          <w:lang w:val="pt_PT" w:bidi="pt_PT"/>
+        </w:rPr>
+        <w:t>)</w:t>
+      </w:r>
+    </w:p>
+    <w:p>
+      <w:pPr>
+        <w:pStyle w:val="ListBullet"/>
+        <w:spacing w:line="240" w:lineRule="auto"/>
+        <w:ind w:left="720"/>
+      </w:pPr>
+      <w:r>
+        <w:rPr>
+          <w:lang w:val="pt_PT" w:bidi="pt_PT"/>
+        </w:rPr>
+      </w:r>
+      <w:r>
+        <w:rPr>
+          <w:lang w:val="pt_PT" w:bidi="pt_PT"/>
+        </w:rPr>
+        <w:t>o "maligno" (</w:t>
+      </w:r>
+      <w:hyperlink r:id="rId71">
+        <w:r>
+          <w:rPr>
+            <w:lang w:val="pt_PT" w:bidi="pt_PT"/>
+          </w:rPr>
+          <w:rPr>
+            <w:color w:val="0000EE"/>
+            <w:u w:val="single"/>
+          </w:rPr>
+          <w:t>6.13</w:t>
+        </w:r>
+      </w:hyperlink>
+      <w:r>
+        <w:rPr>
+          <w:lang w:val="pt_PT" w:bidi="pt_PT"/>
+        </w:rPr>
+        <w:t xml:space="preserve">; </w:t>
+      </w:r>
+      <w:hyperlink r:id="rId72">
+        <w:r>
+          <w:rPr>
+            <w:lang w:val="pt_PT" w:bidi="pt_PT"/>
+          </w:rPr>
+          <w:rPr>
+            <w:color w:val="0000EE"/>
+            <w:u w:val="single"/>
+          </w:rPr>
+          <w:t>13.19</w:t>
+        </w:r>
+      </w:hyperlink>
+      <w:r>
+        <w:rPr>
+          <w:lang w:val="pt_PT" w:bidi="pt_PT"/>
+        </w:rPr>
+        <w:t>)</w:t>
+      </w:r>
+    </w:p>
+    <w:p>
+      <w:pPr>
+        <w:pStyle w:val="ListBullet"/>
+        <w:spacing w:line="240" w:lineRule="auto"/>
+        <w:ind w:left="720"/>
+      </w:pPr>
+      <w:r>
+        <w:rPr>
+          <w:lang w:val="pt_PT" w:bidi="pt_PT"/>
+        </w:rPr>
+      </w:r>
+      <w:r>
+        <w:rPr>
+          <w:lang w:val="pt_PT" w:bidi="pt_PT"/>
+        </w:rPr>
+        <w:t>“o inimigo” (</w:t>
+      </w:r>
+      <w:hyperlink r:id="rId67">
+        <w:r>
+          <w:rPr>
+            <w:lang w:val="pt_PT" w:bidi="pt_PT"/>
+          </w:rPr>
+          <w:rPr>
+            <w:color w:val="0000EE"/>
+            <w:u w:val="single"/>
+          </w:rPr>
+          <w:t>13.39</w:t>
+        </w:r>
+      </w:hyperlink>
+      <w:r>
+        <w:rPr>
+          <w:lang w:val="pt_PT" w:bidi="pt_PT"/>
+        </w:rPr>
+        <w:t>)</w:t>
       </w:r>
     </w:p>
     <w:p>
@@ -869,7 +1796,169 @@
         <w:rPr>
           <w:lang w:val="pt_PT" w:bidi="pt_PT"/>
         </w:rPr>
-        <w:t>O gnosticismo afirmava possuir um conhecimento espiritual especial e secreto. Muitos gnósticos acreditavam em uma hierarquia de seres. No topo estava um deus eterno, de quem surgiu uma série de seres espirituais inferiores. Entre eles estava o deus criador, considerado maligno. Este deus criador fez o mundo material, incluindo os humanos.</w:t>
+        <w:t xml:space="preserve">A missão de Jesus de anunciar e trazer o reino de Deus à terra levou a conflitos com as forças de Satanás. Isso incluiu a remoção de demônios que possuíam pessoas (exorcismo) (veja </w:t>
+      </w:r>
+      <w:hyperlink r:id="rId73">
+        <w:r>
+          <w:rPr>
+            <w:lang w:val="pt_PT" w:bidi="pt_PT"/>
+          </w:rPr>
+          <w:rPr>
+            <w:color w:val="0000EE"/>
+            <w:u w:val="single"/>
+          </w:rPr>
+          <w:t>Mateus 8.16–17</w:t>
+        </w:r>
+      </w:hyperlink>
+      <w:r>
+        <w:rPr>
+          <w:lang w:val="pt_PT" w:bidi="pt_PT"/>
+        </w:rPr>
+        <w:t xml:space="preserve">; </w:t>
+      </w:r>
+      <w:hyperlink r:id="rId74">
+        <w:r>
+          <w:rPr>
+            <w:lang w:val="pt_PT" w:bidi="pt_PT"/>
+          </w:rPr>
+          <w:rPr>
+            <w:color w:val="0000EE"/>
+            <w:u w:val="single"/>
+          </w:rPr>
+          <w:t>9.32–34</w:t>
+        </w:r>
+      </w:hyperlink>
+      <w:r>
+        <w:rPr>
+          <w:lang w:val="pt_PT" w:bidi="pt_PT"/>
+        </w:rPr>
+        <w:t xml:space="preserve">; </w:t>
+      </w:r>
+      <w:hyperlink r:id="rId75">
+        <w:r>
+          <w:rPr>
+            <w:lang w:val="pt_PT" w:bidi="pt_PT"/>
+          </w:rPr>
+          <w:rPr>
+            <w:color w:val="0000EE"/>
+            <w:u w:val="single"/>
+          </w:rPr>
+          <w:t>10.1</w:t>
+        </w:r>
+      </w:hyperlink>
+      <w:r>
+        <w:rPr>
+          <w:lang w:val="pt_PT" w:bidi="pt_PT"/>
+        </w:rPr>
+        <w:t>,</w:t>
+      </w:r>
+      <w:hyperlink r:id="rId76">
+        <w:r>
+          <w:rPr>
+            <w:lang w:val="pt_PT" w:bidi="pt_PT"/>
+          </w:rPr>
+          <w:rPr>
+            <w:color w:val="0000EE"/>
+            <w:u w:val="single"/>
+          </w:rPr>
+          <w:t>7–8</w:t>
+        </w:r>
+      </w:hyperlink>
+      <w:r>
+        <w:rPr>
+          <w:lang w:val="pt_PT" w:bidi="pt_PT"/>
+        </w:rPr>
+        <w:t xml:space="preserve">; </w:t>
+      </w:r>
+      <w:hyperlink r:id="rId77">
+        <w:r>
+          <w:rPr>
+            <w:lang w:val="pt_PT" w:bidi="pt_PT"/>
+          </w:rPr>
+          <w:rPr>
+            <w:color w:val="0000EE"/>
+            <w:u w:val="single"/>
+          </w:rPr>
+          <w:t>12.22–29</w:t>
+        </w:r>
+      </w:hyperlink>
+      <w:r>
+        <w:rPr>
+          <w:lang w:val="pt_PT" w:bidi="pt_PT"/>
+        </w:rPr>
+        <w:t xml:space="preserve">; </w:t>
+      </w:r>
+      <w:hyperlink r:id="rId78">
+        <w:r>
+          <w:rPr>
+            <w:lang w:val="pt_PT" w:bidi="pt_PT"/>
+          </w:rPr>
+          <w:rPr>
+            <w:color w:val="0000EE"/>
+            <w:u w:val="single"/>
+          </w:rPr>
+          <w:t>Marcos 5.1–20</w:t>
+        </w:r>
+      </w:hyperlink>
+      <w:r>
+        <w:rPr>
+          <w:lang w:val="pt_PT" w:bidi="pt_PT"/>
+        </w:rPr>
+        <w:t>). Mateus observa que Satanás tem poder sobre os reinos (</w:t>
+      </w:r>
+      <w:hyperlink r:id="rId79">
+        <w:r>
+          <w:rPr>
+            <w:lang w:val="pt_PT" w:bidi="pt_PT"/>
+          </w:rPr>
+          <w:rPr>
+            <w:color w:val="0000EE"/>
+            <w:u w:val="single"/>
+          </w:rPr>
+          <w:t>Mateus 4.8–9</w:t>
+        </w:r>
+      </w:hyperlink>
+      <w:r>
+        <w:rPr>
+          <w:lang w:val="pt_PT" w:bidi="pt_PT"/>
+        </w:rPr>
+        <w:t xml:space="preserve">; </w:t>
+      </w:r>
+      <w:hyperlink r:id="rId80">
+        <w:r>
+          <w:rPr>
+            <w:lang w:val="pt_PT" w:bidi="pt_PT"/>
+          </w:rPr>
+          <w:rPr>
+            <w:color w:val="0000EE"/>
+            <w:u w:val="single"/>
+          </w:rPr>
+          <w:t>12.26</w:t>
+        </w:r>
+      </w:hyperlink>
+      <w:r>
+        <w:rPr>
+          <w:lang w:val="pt_PT" w:bidi="pt_PT"/>
+        </w:rPr>
+        <w:t>). Ele também comanda anjos (</w:t>
+      </w:r>
+      <w:hyperlink r:id="rId81">
+        <w:r>
+          <w:rPr>
+            <w:lang w:val="pt_PT" w:bidi="pt_PT"/>
+          </w:rPr>
+          <w:rPr>
+            <w:color w:val="0000EE"/>
+            <w:u w:val="single"/>
+          </w:rPr>
+          <w:t>25.41</w:t>
+        </w:r>
+      </w:hyperlink>
+      <w:r>
+        <w:rPr>
+          <w:lang w:val="pt_PT" w:bidi="pt_PT"/>
+        </w:rPr>
+        <w:t>).</w:t>
       </w:r>
     </w:p>
     <w:p>
@@ -883,15 +1972,146 @@
         <w:rPr>
           <w:lang w:val="pt_PT" w:bidi="pt_PT"/>
         </w:rPr>
-        <w:t xml:space="preserve">Semelhante aos ensinamentos do filósofo grego Platão, esses gnósticos acreditavam que tudo o que era material era mau. Um reino espiritual mais "real" existia. O objetivo deles era encontrar a "semente" espiritual dentro de si mesmos através do "conhecimento" secreto (grego </w:t>
-      </w:r>
-      <w:r>
-        <w:rPr>
-          <w:i/>
-          <w:lang w:val="pt_PT" w:bidi="pt_PT"/>
-        </w:rPr>
-        <w:t>gnōsis</w:t>
-      </w:r>
+        <w:t>O principal método de Satanás para causar dano é a tentação. Seu propósito é fazer as pessoas desobedecerem a Deus (</w:t>
+      </w:r>
+      <w:hyperlink r:id="rId65">
+        <w:r>
+          <w:rPr>
+            <w:lang w:val="pt_PT" w:bidi="pt_PT"/>
+          </w:rPr>
+          <w:rPr>
+            <w:color w:val="0000EE"/>
+            <w:u w:val="single"/>
+          </w:rPr>
+          <w:t>Mateus 4.1–11</w:t>
+        </w:r>
+      </w:hyperlink>
+      <w:r>
+        <w:rPr>
+          <w:lang w:val="pt_PT" w:bidi="pt_PT"/>
+        </w:rPr>
+        <w:t xml:space="preserve">; </w:t>
+      </w:r>
+      <w:hyperlink r:id="rId71">
+        <w:r>
+          <w:rPr>
+            <w:lang w:val="pt_PT" w:bidi="pt_PT"/>
+          </w:rPr>
+          <w:rPr>
+            <w:color w:val="0000EE"/>
+            <w:u w:val="single"/>
+          </w:rPr>
+          <w:t>6.13</w:t>
+        </w:r>
+      </w:hyperlink>
+      <w:r>
+        <w:rPr>
+          <w:lang w:val="pt_PT" w:bidi="pt_PT"/>
+        </w:rPr>
+        <w:t xml:space="preserve">; </w:t>
+      </w:r>
+      <w:hyperlink r:id="rId82">
+        <w:r>
+          <w:rPr>
+            <w:lang w:val="pt_PT" w:bidi="pt_PT"/>
+          </w:rPr>
+          <w:rPr>
+            <w:color w:val="0000EE"/>
+            <w:u w:val="single"/>
+          </w:rPr>
+          <w:t>16.23</w:t>
+        </w:r>
+      </w:hyperlink>
+      <w:r>
+        <w:rPr>
+          <w:lang w:val="pt_PT" w:bidi="pt_PT"/>
+        </w:rPr>
+        <w:t>). Como agente de Deus para a salvação humana, Jesus enfrentou fortes ataques de Satanás (</w:t>
+      </w:r>
+      <w:hyperlink r:id="rId65">
+        <w:r>
+          <w:rPr>
+            <w:lang w:val="pt_PT" w:bidi="pt_PT"/>
+          </w:rPr>
+          <w:rPr>
+            <w:color w:val="0000EE"/>
+            <w:u w:val="single"/>
+          </w:rPr>
+          <w:t>Mateus 4.1–11</w:t>
+        </w:r>
+      </w:hyperlink>
+      <w:r>
+        <w:rPr>
+          <w:lang w:val="pt_PT" w:bidi="pt_PT"/>
+        </w:rPr>
+        <w:t xml:space="preserve">; </w:t>
+      </w:r>
+      <w:hyperlink r:id="rId83">
+        <w:r>
+          <w:rPr>
+            <w:lang w:val="pt_PT" w:bidi="pt_PT"/>
+          </w:rPr>
+          <w:rPr>
+            <w:color w:val="0000EE"/>
+            <w:u w:val="single"/>
+          </w:rPr>
+          <w:t>João 13.27</w:t>
+        </w:r>
+      </w:hyperlink>
+      <w:r>
+        <w:rPr>
+          <w:lang w:val="pt_PT" w:bidi="pt_PT"/>
+        </w:rPr>
+        <w:t>). No entanto, Jesus derrotou Satanás e eventualmente removerá todos os seus poderes (</w:t>
+      </w:r>
+      <w:hyperlink r:id="rId81">
+        <w:r>
+          <w:rPr>
+            <w:lang w:val="pt_PT" w:bidi="pt_PT"/>
+          </w:rPr>
+          <w:rPr>
+            <w:color w:val="0000EE"/>
+            <w:u w:val="single"/>
+          </w:rPr>
+          <w:t>Mateus 25.41</w:t>
+        </w:r>
+      </w:hyperlink>
+      <w:r>
+        <w:rPr>
+          <w:lang w:val="pt_PT" w:bidi="pt_PT"/>
+        </w:rPr>
+        <w:t xml:space="preserve">; </w:t>
+      </w:r>
+      <w:hyperlink r:id="rId84">
+        <w:r>
+          <w:rPr>
+            <w:lang w:val="pt_PT" w:bidi="pt_PT"/>
+          </w:rPr>
+          <w:rPr>
+            <w:color w:val="0000EE"/>
+            <w:u w:val="single"/>
+          </w:rPr>
+          <w:t>João 12.31</w:t>
+        </w:r>
+      </w:hyperlink>
+      <w:r>
+        <w:rPr>
+          <w:lang w:val="pt_PT" w:bidi="pt_PT"/>
+        </w:rPr>
+        <w:t xml:space="preserve">; </w:t>
+      </w:r>
+      <w:hyperlink r:id="rId85">
+        <w:r>
+          <w:rPr>
+            <w:lang w:val="pt_PT" w:bidi="pt_PT"/>
+          </w:rPr>
+          <w:rPr>
+            <w:color w:val="0000EE"/>
+            <w:u w:val="single"/>
+          </w:rPr>
+          <w:t>Apocalipse 20.1–10</w:t>
+        </w:r>
+      </w:hyperlink>
       <w:r>
         <w:rPr>
           <w:lang w:val="pt_PT" w:bidi="pt_PT"/>
@@ -908,9 +2128,10 @@
       </w:r>
       <w:r>
         <w:rPr>
-          <w:lang w:val="pt_PT" w:bidi="pt_PT"/>
-        </w:rPr>
-        <w:t>Esse conhecimento os ajudaria a deixar o mundo físico e se juntar ao reino espiritual. Essa crença levou a diferentes respostas ao mundo físico. Alguns gnósticos evitavam estritamente o prazer físico. Outros viviam livremente para os desejos físicos, considerando suas ações como sem importância.</w:t>
+          <w:u w:val="single"/>
+          <w:lang w:val="pt_PT" w:bidi="pt_PT"/>
+        </w:rPr>
+        <w:t>Passagens para estudo complementar</w:t>
       </w:r>
     </w:p>
     <w:p>
@@ -920,11 +2141,369 @@
           <w:lang w:val="pt_PT" w:bidi="pt_PT"/>
         </w:rPr>
       </w:r>
-      <w:r>
-        <w:rPr>
-          <w:lang w:val="pt_PT" w:bidi="pt_PT"/>
-        </w:rPr>
-        <w:t>O gnosticismo se desenvolveu ao combinar o cristianismo com a filosofia grega. Enfatizava a necessidade de um conhecimento especial que alterava as crenças e práticas cristãs tradicionais. Os gnósticos frequentemente incluíam Cristo em suas crenças. Eles consideravam Cristo como um dos muitos "fluxos" de um ser supremo. Muitos gnósticos acreditavam que Cristo ensinou alguns seguidores a encontrar sua "centelha" espiritual interior e a se conectar com o reino espiritual.</w:t>
+      <w:hyperlink r:id="rId86">
+        <w:r>
+          <w:rPr>
+            <w:lang w:val="pt_PT" w:bidi="pt_PT"/>
+          </w:rPr>
+          <w:rPr>
+            <w:color w:val="0000EE"/>
+            <w:u w:val="single"/>
+          </w:rPr>
+          <w:t>Jó 1.6–12</w:t>
+        </w:r>
+      </w:hyperlink>
+      <w:r>
+        <w:rPr>
+          <w:lang w:val="pt_PT" w:bidi="pt_PT"/>
+        </w:rPr>
+        <w:t xml:space="preserve">; </w:t>
+      </w:r>
+      <w:hyperlink r:id="rId87">
+        <w:r>
+          <w:rPr>
+            <w:lang w:val="pt_PT" w:bidi="pt_PT"/>
+          </w:rPr>
+          <w:rPr>
+            <w:color w:val="0000EE"/>
+            <w:u w:val="single"/>
+          </w:rPr>
+          <w:t>2.1–7</w:t>
+        </w:r>
+      </w:hyperlink>
+      <w:r>
+        <w:rPr>
+          <w:lang w:val="pt_PT" w:bidi="pt_PT"/>
+        </w:rPr>
+        <w:t xml:space="preserve">; </w:t>
+      </w:r>
+      <w:hyperlink r:id="rId88">
+        <w:r>
+          <w:rPr>
+            <w:lang w:val="pt_PT" w:bidi="pt_PT"/>
+          </w:rPr>
+          <w:rPr>
+            <w:color w:val="0000EE"/>
+            <w:u w:val="single"/>
+          </w:rPr>
+          <w:t>Zacarias 3.1–2</w:t>
+        </w:r>
+      </w:hyperlink>
+      <w:r>
+        <w:rPr>
+          <w:lang w:val="pt_PT" w:bidi="pt_PT"/>
+        </w:rPr>
+        <w:t xml:space="preserve">; </w:t>
+      </w:r>
+      <w:hyperlink r:id="rId65">
+        <w:r>
+          <w:rPr>
+            <w:lang w:val="pt_PT" w:bidi="pt_PT"/>
+          </w:rPr>
+          <w:rPr>
+            <w:color w:val="0000EE"/>
+            <w:u w:val="single"/>
+          </w:rPr>
+          <w:t>Mateus 4.1–11</w:t>
+        </w:r>
+      </w:hyperlink>
+      <w:r>
+        <w:rPr>
+          <w:lang w:val="pt_PT" w:bidi="pt_PT"/>
+        </w:rPr>
+        <w:t xml:space="preserve">; </w:t>
+      </w:r>
+      <w:hyperlink r:id="rId72">
+        <w:r>
+          <w:rPr>
+            <w:lang w:val="pt_PT" w:bidi="pt_PT"/>
+          </w:rPr>
+          <w:rPr>
+            <w:color w:val="0000EE"/>
+            <w:u w:val="single"/>
+          </w:rPr>
+          <w:t>13.19</w:t>
+        </w:r>
+      </w:hyperlink>
+      <w:r>
+        <w:rPr>
+          <w:lang w:val="pt_PT" w:bidi="pt_PT"/>
+        </w:rPr>
+        <w:t xml:space="preserve">; </w:t>
+      </w:r>
+      <w:hyperlink r:id="rId82">
+        <w:r>
+          <w:rPr>
+            <w:lang w:val="pt_PT" w:bidi="pt_PT"/>
+          </w:rPr>
+          <w:rPr>
+            <w:color w:val="0000EE"/>
+            <w:u w:val="single"/>
+          </w:rPr>
+          <w:t>16.23</w:t>
+        </w:r>
+      </w:hyperlink>
+      <w:r>
+        <w:rPr>
+          <w:lang w:val="pt_PT" w:bidi="pt_PT"/>
+        </w:rPr>
+        <w:t xml:space="preserve">; </w:t>
+      </w:r>
+      <w:hyperlink r:id="rId89">
+        <w:r>
+          <w:rPr>
+            <w:lang w:val="pt_PT" w:bidi="pt_PT"/>
+          </w:rPr>
+          <w:rPr>
+            <w:color w:val="0000EE"/>
+            <w:u w:val="single"/>
+          </w:rPr>
+          <w:t>Lucas 10.17–20</w:t>
+        </w:r>
+      </w:hyperlink>
+      <w:r>
+        <w:rPr>
+          <w:lang w:val="pt_PT" w:bidi="pt_PT"/>
+        </w:rPr>
+        <w:t xml:space="preserve">; </w:t>
+      </w:r>
+      <w:hyperlink r:id="rId90">
+        <w:r>
+          <w:rPr>
+            <w:lang w:val="pt_PT" w:bidi="pt_PT"/>
+          </w:rPr>
+          <w:rPr>
+            <w:color w:val="0000EE"/>
+            <w:u w:val="single"/>
+          </w:rPr>
+          <w:t>13.16</w:t>
+        </w:r>
+      </w:hyperlink>
+      <w:r>
+        <w:rPr>
+          <w:lang w:val="pt_PT" w:bidi="pt_PT"/>
+        </w:rPr>
+        <w:t xml:space="preserve">; </w:t>
+      </w:r>
+      <w:hyperlink r:id="rId91">
+        <w:r>
+          <w:rPr>
+            <w:lang w:val="pt_PT" w:bidi="pt_PT"/>
+          </w:rPr>
+          <w:rPr>
+            <w:color w:val="0000EE"/>
+            <w:u w:val="single"/>
+          </w:rPr>
+          <w:t>22.3</w:t>
+        </w:r>
+      </w:hyperlink>
+      <w:r>
+        <w:rPr>
+          <w:lang w:val="pt_PT" w:bidi="pt_PT"/>
+        </w:rPr>
+        <w:t>,</w:t>
+      </w:r>
+      <w:hyperlink r:id="rId92">
+        <w:r>
+          <w:rPr>
+            <w:lang w:val="pt_PT" w:bidi="pt_PT"/>
+          </w:rPr>
+          <w:rPr>
+            <w:color w:val="0000EE"/>
+            <w:u w:val="single"/>
+          </w:rPr>
+          <w:t>31–32</w:t>
+        </w:r>
+      </w:hyperlink>
+      <w:r>
+        <w:rPr>
+          <w:lang w:val="pt_PT" w:bidi="pt_PT"/>
+        </w:rPr>
+        <w:t xml:space="preserve">; </w:t>
+      </w:r>
+      <w:hyperlink r:id="rId84">
+        <w:r>
+          <w:rPr>
+            <w:lang w:val="pt_PT" w:bidi="pt_PT"/>
+          </w:rPr>
+          <w:rPr>
+            <w:color w:val="0000EE"/>
+            <w:u w:val="single"/>
+          </w:rPr>
+          <w:t>João 12.31</w:t>
+        </w:r>
+      </w:hyperlink>
+      <w:r>
+        <w:rPr>
+          <w:lang w:val="pt_PT" w:bidi="pt_PT"/>
+        </w:rPr>
+        <w:t xml:space="preserve">; </w:t>
+      </w:r>
+      <w:hyperlink r:id="rId83">
+        <w:r>
+          <w:rPr>
+            <w:lang w:val="pt_PT" w:bidi="pt_PT"/>
+          </w:rPr>
+          <w:rPr>
+            <w:color w:val="0000EE"/>
+            <w:u w:val="single"/>
+          </w:rPr>
+          <w:t>13.27</w:t>
+        </w:r>
+      </w:hyperlink>
+      <w:r>
+        <w:rPr>
+          <w:lang w:val="pt_PT" w:bidi="pt_PT"/>
+        </w:rPr>
+        <w:t xml:space="preserve">; </w:t>
+      </w:r>
+      <w:hyperlink r:id="rId93">
+        <w:r>
+          <w:rPr>
+            <w:lang w:val="pt_PT" w:bidi="pt_PT"/>
+          </w:rPr>
+          <w:rPr>
+            <w:color w:val="0000EE"/>
+            <w:u w:val="single"/>
+          </w:rPr>
+          <w:t>Atos 5.3</w:t>
+        </w:r>
+      </w:hyperlink>
+      <w:r>
+        <w:rPr>
+          <w:lang w:val="pt_PT" w:bidi="pt_PT"/>
+        </w:rPr>
+        <w:t xml:space="preserve">; </w:t>
+      </w:r>
+      <w:hyperlink r:id="rId94">
+        <w:r>
+          <w:rPr>
+            <w:lang w:val="pt_PT" w:bidi="pt_PT"/>
+          </w:rPr>
+          <w:rPr>
+            <w:color w:val="0000EE"/>
+            <w:u w:val="single"/>
+          </w:rPr>
+          <w:t>26.17–18</w:t>
+        </w:r>
+      </w:hyperlink>
+      <w:r>
+        <w:rPr>
+          <w:lang w:val="pt_PT" w:bidi="pt_PT"/>
+        </w:rPr>
+        <w:t xml:space="preserve">; </w:t>
+      </w:r>
+      <w:hyperlink r:id="rId95">
+        <w:r>
+          <w:rPr>
+            <w:lang w:val="pt_PT" w:bidi="pt_PT"/>
+          </w:rPr>
+          <w:rPr>
+            <w:color w:val="0000EE"/>
+            <w:u w:val="single"/>
+          </w:rPr>
+          <w:t>2 Coríntios 4.4</w:t>
+        </w:r>
+      </w:hyperlink>
+      <w:r>
+        <w:rPr>
+          <w:lang w:val="pt_PT" w:bidi="pt_PT"/>
+        </w:rPr>
+        <w:t xml:space="preserve">; </w:t>
+      </w:r>
+      <w:hyperlink r:id="rId96">
+        <w:r>
+          <w:rPr>
+            <w:lang w:val="pt_PT" w:bidi="pt_PT"/>
+          </w:rPr>
+          <w:rPr>
+            <w:color w:val="0000EE"/>
+            <w:u w:val="single"/>
+          </w:rPr>
+          <w:t>11.13–14</w:t>
+        </w:r>
+      </w:hyperlink>
+      <w:r>
+        <w:rPr>
+          <w:lang w:val="pt_PT" w:bidi="pt_PT"/>
+        </w:rPr>
+        <w:t xml:space="preserve">; </w:t>
+      </w:r>
+      <w:hyperlink r:id="rId97">
+        <w:r>
+          <w:rPr>
+            <w:lang w:val="pt_PT" w:bidi="pt_PT"/>
+          </w:rPr>
+          <w:rPr>
+            <w:color w:val="0000EE"/>
+            <w:u w:val="single"/>
+          </w:rPr>
+          <w:t>1 Timóteo 2.14</w:t>
+        </w:r>
+      </w:hyperlink>
+      <w:r>
+        <w:rPr>
+          <w:lang w:val="pt_PT" w:bidi="pt_PT"/>
+        </w:rPr>
+        <w:t xml:space="preserve">; </w:t>
+      </w:r>
+      <w:hyperlink r:id="rId98">
+        <w:r>
+          <w:rPr>
+            <w:lang w:val="pt_PT" w:bidi="pt_PT"/>
+          </w:rPr>
+          <w:rPr>
+            <w:color w:val="0000EE"/>
+            <w:u w:val="single"/>
+          </w:rPr>
+          <w:t>5.15</w:t>
+        </w:r>
+      </w:hyperlink>
+      <w:r>
+        <w:rPr>
+          <w:lang w:val="pt_PT" w:bidi="pt_PT"/>
+        </w:rPr>
+        <w:t xml:space="preserve">; </w:t>
+      </w:r>
+      <w:hyperlink r:id="rId99">
+        <w:r>
+          <w:rPr>
+            <w:lang w:val="pt_PT" w:bidi="pt_PT"/>
+          </w:rPr>
+          <w:rPr>
+            <w:color w:val="0000EE"/>
+            <w:u w:val="single"/>
+          </w:rPr>
+          <w:t>Apocalipse 12.9</w:t>
+        </w:r>
+      </w:hyperlink>
+      <w:r>
+        <w:rPr>
+          <w:lang w:val="pt_PT" w:bidi="pt_PT"/>
+        </w:rPr>
+        <w:t xml:space="preserve">; </w:t>
+      </w:r>
+      <w:hyperlink r:id="rId85">
+        <w:r>
+          <w:rPr>
+            <w:lang w:val="pt_PT" w:bidi="pt_PT"/>
+          </w:rPr>
+          <w:rPr>
+            <w:color w:val="0000EE"/>
+            <w:u w:val="single"/>
+          </w:rPr>
+          <w:t>20.1–10</w:t>
+        </w:r>
+      </w:hyperlink>
+      <w:r>
+        <w:rPr>
+          <w:lang w:val="pt_PT" w:bidi="pt_PT"/>
+        </w:rPr>
+      </w:r>
+      <w:r>
+        <w:rPr>
+          <w:lang w:val="pt_PT" w:bidi="pt_PT"/>
+        </w:rPr>
       </w:r>
     </w:p>
     <w:p>
@@ -934,22 +2513,21 @@
           <w:lang w:val="pt_PT" w:bidi="pt_PT"/>
         </w:rPr>
       </w:r>
-      <w:r>
-        <w:rPr>
-          <w:lang w:val="pt_PT" w:bidi="pt_PT"/>
-        </w:rPr>
-        <w:t>Muitos escritos cristãos dos primeiros dois séculos combateram os falsos ensinamentos do gnosticismo.</w:t>
-      </w:r>
     </w:p>
     <w:p>
       <w:pPr>
-        <w:pStyle w:val="Heading4"/>
-      </w:pPr>
-      <w:r>
-        <w:rPr>
-          <w:lang w:val="pt_PT" w:bidi="pt_PT"/>
-        </w:rPr>
-        <w:t>Docetismo</w:t>
+        <w:pStyle w:val="Heading2"/>
+      </w:pPr>
+      <w:r>
+        <w:rPr>
+          <w:lang w:val="pt_PT" w:bidi="pt_PT"/>
+        </w:rPr>
+        <w:t>Judeus e gentios (Não-judeus)</w:t>
+      </w:r>
+      <w:r>
+        <w:rPr>
+          <w:lang w:val="pt_PT" w:bidi="pt_PT"/>
+        </w:rPr>
       </w:r>
     </w:p>
     <w:p>
@@ -963,20 +2541,399 @@
         <w:rPr>
           <w:lang w:val="pt_PT" w:bidi="pt_PT"/>
         </w:rPr>
-        <w:t xml:space="preserve">O docetismo era um tipo de gnosticismo. Ele ensinava que Cristo apenas aparentava ter um corpo humano com nascimento físico, morte e ressurreição. </w:t>
-      </w:r>
-      <w:r>
-        <w:rPr>
-          <w:i/>
-          <w:lang w:val="pt_PT" w:bidi="pt_PT"/>
-        </w:rPr>
-        <w:t>Dokeō</w:t>
-      </w:r>
-      <w:r>
-        <w:rPr>
-          <w:lang w:val="pt_PT" w:bidi="pt_PT"/>
-        </w:rPr>
-        <w:t xml:space="preserve"> é um verbo grego que significa "parecer".</w:t>
+        <w:t xml:space="preserve">Um tema central do Novo Testamento é que Deus incluiu pessoas não-judaicas (chamadas gentios) em seu povo enquanto mantém suas promessas a Israel. Em </w:t>
+      </w:r>
+      <w:hyperlink r:id="rId100">
+        <w:r>
+          <w:rPr>
+            <w:lang w:val="pt_PT" w:bidi="pt_PT"/>
+          </w:rPr>
+          <w:rPr>
+            <w:color w:val="0000EE"/>
+            <w:u w:val="single"/>
+          </w:rPr>
+          <w:t>Romanos 11.11–32</w:t>
+        </w:r>
+      </w:hyperlink>
+      <w:r>
+        <w:rPr>
+          <w:lang w:val="pt_PT" w:bidi="pt_PT"/>
+        </w:rPr>
+        <w:t>, o apóstolo Paulo explica o plano de Deus para salvar todas as nações em quatro etapas claramente definidas:</w:t>
+      </w:r>
+    </w:p>
+    <w:p>
+      <w:pPr>
+        <w:pStyle w:val="ListNumber"/>
+        <w:numPr>
+          <w:ilvl w:val="0"/>
+          <w:numId w:val="14"/>
+        </w:numPr>
+        <w:spacing w:line="240" w:lineRule="auto"/>
+        <w:ind w:left="720"/>
+      </w:pPr>
+      <w:r>
+        <w:rPr>
+          <w:lang w:val="pt_PT" w:bidi="pt_PT"/>
+        </w:rPr>
+      </w:r>
+      <w:r>
+        <w:rPr>
+          <w:lang w:val="pt_PT" w:bidi="pt_PT"/>
+        </w:rPr>
+        <w:t>Os apóstolos compartilham as boas-novas sobre Jesus com os judeus, mas a maioria deles não acredita.</w:t>
+        <w:br/>
+      </w:r>
+      <w:r>
+        <w:rPr>
+          <w:lang w:val="pt_PT" w:bidi="pt_PT"/>
+        </w:rPr>
+        <w:t>Paulo usa uma oliveira como metáfora. Ele diz: “alguns ramos foram quebrados” (</w:t>
+      </w:r>
+      <w:hyperlink r:id="rId101">
+        <w:r>
+          <w:rPr>
+            <w:lang w:val="pt_PT" w:bidi="pt_PT"/>
+          </w:rPr>
+          <w:rPr>
+            <w:color w:val="0000EE"/>
+            <w:u w:val="single"/>
+          </w:rPr>
+          <w:t>Romanos 11.17</w:t>
+        </w:r>
+      </w:hyperlink>
+      <w:r>
+        <w:rPr>
+          <w:lang w:val="pt_PT" w:bidi="pt_PT"/>
+        </w:rPr>
+        <w:t xml:space="preserve">). Essa etapa já havia ocorrido, e Paulo a vivenciou pessoalmente. Ele compartilhou as boas-novas com os judeus em seus locais de adoração (sinagogas) em toda a região oriental do mediterrâneo. No entanto, muitos judeus rejeitaram a mensagem de Paulo (veja </w:t>
+      </w:r>
+      <w:hyperlink r:id="rId102">
+        <w:r>
+          <w:rPr>
+            <w:lang w:val="pt_PT" w:bidi="pt_PT"/>
+          </w:rPr>
+          <w:rPr>
+            <w:color w:val="0000EE"/>
+            <w:u w:val="single"/>
+          </w:rPr>
+          <w:t>Atos 13.42–49</w:t>
+        </w:r>
+      </w:hyperlink>
+      <w:r>
+        <w:rPr>
+          <w:lang w:val="pt_PT" w:bidi="pt_PT"/>
+        </w:rPr>
+        <w:t xml:space="preserve">; </w:t>
+      </w:r>
+      <w:hyperlink r:id="rId103">
+        <w:r>
+          <w:rPr>
+            <w:lang w:val="pt_PT" w:bidi="pt_PT"/>
+          </w:rPr>
+          <w:rPr>
+            <w:color w:val="0000EE"/>
+            <w:u w:val="single"/>
+          </w:rPr>
+          <w:t>18.4–6</w:t>
+        </w:r>
+      </w:hyperlink>
+      <w:r>
+        <w:rPr>
+          <w:lang w:val="pt_PT" w:bidi="pt_PT"/>
+        </w:rPr>
+        <w:t xml:space="preserve">; </w:t>
+      </w:r>
+      <w:hyperlink r:id="rId104">
+        <w:r>
+          <w:rPr>
+            <w:lang w:val="pt_PT" w:bidi="pt_PT"/>
+          </w:rPr>
+          <w:rPr>
+            <w:color w:val="0000EE"/>
+            <w:u w:val="single"/>
+          </w:rPr>
+          <w:t>28.23–28</w:t>
+        </w:r>
+      </w:hyperlink>
+      <w:r>
+        <w:rPr>
+          <w:lang w:val="pt_PT" w:bidi="pt_PT"/>
+        </w:rPr>
+        <w:t>).</w:t>
+      </w:r>
+    </w:p>
+    <w:p>
+      <w:pPr>
+        <w:pStyle w:val="ListNumber"/>
+        <w:spacing w:line="240" w:lineRule="auto"/>
+        <w:ind w:left="720"/>
+      </w:pPr>
+      <w:r>
+        <w:rPr>
+          <w:lang w:val="pt_PT" w:bidi="pt_PT"/>
+        </w:rPr>
+      </w:r>
+      <w:r>
+        <w:rPr>
+          <w:lang w:val="pt_PT" w:bidi="pt_PT"/>
+        </w:rPr>
+        <w:t>Muitos gentios aceitam a mensagem e confiam em Jesus.</w:t>
+        <w:br/>
+      </w:r>
+      <w:r>
+        <w:rPr>
+          <w:lang w:val="pt_PT" w:bidi="pt_PT"/>
+        </w:rPr>
+        <w:t>Depois que Deus remove os "galhos naturais", ele enxerta "um ramo de oliveira brava" (</w:t>
+      </w:r>
+      <w:hyperlink r:id="rId101">
+        <w:r>
+          <w:rPr>
+            <w:lang w:val="pt_PT" w:bidi="pt_PT"/>
+          </w:rPr>
+          <w:rPr>
+            <w:color w:val="0000EE"/>
+            <w:u w:val="single"/>
+          </w:rPr>
+          <w:t>Romanos 11.17</w:t>
+        </w:r>
+      </w:hyperlink>
+      <w:r>
+        <w:rPr>
+          <w:lang w:val="pt_PT" w:bidi="pt_PT"/>
+        </w:rPr>
+        <w:t xml:space="preserve">). Paulo e os outros apóstolos encontraram resistência nas sinagogas. Então, eles pregaram aos não-judeus, e muitos aceitaram as boas-novas (veja </w:t>
+      </w:r>
+      <w:hyperlink r:id="rId105">
+        <w:r>
+          <w:rPr>
+            <w:lang w:val="pt_PT" w:bidi="pt_PT"/>
+          </w:rPr>
+          <w:rPr>
+            <w:color w:val="0000EE"/>
+            <w:u w:val="single"/>
+          </w:rPr>
+          <w:t>Atos 13.48–49</w:t>
+        </w:r>
+      </w:hyperlink>
+      <w:r>
+        <w:rPr>
+          <w:lang w:val="pt_PT" w:bidi="pt_PT"/>
+        </w:rPr>
+        <w:t xml:space="preserve">; </w:t>
+      </w:r>
+      <w:hyperlink r:id="rId106">
+        <w:r>
+          <w:rPr>
+            <w:lang w:val="pt_PT" w:bidi="pt_PT"/>
+          </w:rPr>
+          <w:rPr>
+            <w:color w:val="0000EE"/>
+            <w:u w:val="single"/>
+          </w:rPr>
+          <w:t>26.15–18</w:t>
+        </w:r>
+      </w:hyperlink>
+      <w:r>
+        <w:rPr>
+          <w:lang w:val="pt_PT" w:bidi="pt_PT"/>
+        </w:rPr>
+        <w:t>). Quando Paulo escreveu a carta aos romanos, a igreja em Roma era principalmente uma comunidade não-judaica.</w:t>
+      </w:r>
+    </w:p>
+    <w:p>
+      <w:pPr>
+        <w:pStyle w:val="ListNumber"/>
+        <w:spacing w:line="240" w:lineRule="auto"/>
+        <w:ind w:left="720"/>
+      </w:pPr>
+      <w:r>
+        <w:rPr>
+          <w:lang w:val="pt_PT" w:bidi="pt_PT"/>
+        </w:rPr>
+      </w:r>
+      <w:r>
+        <w:rPr>
+          <w:lang w:val="pt_PT" w:bidi="pt_PT"/>
+        </w:rPr>
+        <w:t>Muitos judeus aceitam as boas-novas e confiam em Jesus.</w:t>
+        <w:br/>
+      </w:r>
+      <w:r>
+        <w:rPr>
+          <w:lang w:val="pt_PT" w:bidi="pt_PT"/>
+        </w:rPr>
+        <w:t>Quanto aos "galhos naturais", Deus pode "enxertá-los novamente" (</w:t>
+      </w:r>
+      <w:hyperlink r:id="rId107">
+        <w:r>
+          <w:rPr>
+            <w:lang w:val="pt_PT" w:bidi="pt_PT"/>
+          </w:rPr>
+          <w:rPr>
+            <w:color w:val="0000EE"/>
+            <w:u w:val="single"/>
+          </w:rPr>
+          <w:t>Romanos 11.23</w:t>
+        </w:r>
+      </w:hyperlink>
+      <w:r>
+        <w:rPr>
+          <w:lang w:val="pt_PT" w:bidi="pt_PT"/>
+        </w:rPr>
+        <w:t>). Paulo argumenta que os judeus não estão "além da recuperação" e podem se voltar para Cristo (</w:t>
+      </w:r>
+      <w:hyperlink r:id="rId108">
+        <w:r>
+          <w:rPr>
+            <w:lang w:val="pt_PT" w:bidi="pt_PT"/>
+          </w:rPr>
+          <w:rPr>
+            <w:color w:val="0000EE"/>
+            <w:u w:val="single"/>
+          </w:rPr>
+          <w:t>11.11</w:t>
+        </w:r>
+      </w:hyperlink>
+      <w:r>
+        <w:rPr>
+          <w:lang w:val="pt_PT" w:bidi="pt_PT"/>
+        </w:rPr>
+        <w:t>). Paulo espera que, à medida que os não-judeus recebam as bênçãos da salvação, os judeus se sintam inspirados e respondam às boas-novas (</w:t>
+      </w:r>
+      <w:hyperlink r:id="rId108">
+        <w:r>
+          <w:rPr>
+            <w:lang w:val="pt_PT" w:bidi="pt_PT"/>
+          </w:rPr>
+          <w:rPr>
+            <w:color w:val="0000EE"/>
+            <w:u w:val="single"/>
+          </w:rPr>
+          <w:t>11.11–15</w:t>
+        </w:r>
+      </w:hyperlink>
+      <w:r>
+        <w:rPr>
+          <w:lang w:val="pt_PT" w:bidi="pt_PT"/>
+        </w:rPr>
+        <w:t>).</w:t>
+      </w:r>
+    </w:p>
+    <w:p>
+      <w:pPr>
+        <w:pStyle w:val="ListNumber"/>
+        <w:spacing w:line="240" w:lineRule="auto"/>
+        <w:ind w:left="720"/>
+      </w:pPr>
+      <w:r>
+        <w:rPr>
+          <w:lang w:val="pt_PT" w:bidi="pt_PT"/>
+        </w:rPr>
+      </w:r>
+      <w:r>
+        <w:rPr>
+          <w:lang w:val="pt_PT" w:bidi="pt_PT"/>
+        </w:rPr>
+        <w:t>Deus concede grandes bênçãos ao mundo, incluindo a ressurreição dos mortos.</w:t>
+        <w:br/>
+      </w:r>
+      <w:r>
+        <w:rPr>
+          <w:lang w:val="pt_PT" w:bidi="pt_PT"/>
+        </w:rPr>
+        <w:t>Paulo sugere que quando muitos judeus confiarem em Cristo, isso abençoará grandemente o mundo (</w:t>
+      </w:r>
+      <w:hyperlink r:id="rId109">
+        <w:r>
+          <w:rPr>
+            <w:lang w:val="pt_PT" w:bidi="pt_PT"/>
+          </w:rPr>
+          <w:rPr>
+            <w:color w:val="0000EE"/>
+            <w:u w:val="single"/>
+          </w:rPr>
+          <w:t>Romanos 11.12</w:t>
+        </w:r>
+      </w:hyperlink>
+      <w:r>
+        <w:rPr>
+          <w:lang w:val="pt_PT" w:bidi="pt_PT"/>
+        </w:rPr>
+        <w:t xml:space="preserve">, </w:t>
+      </w:r>
+      <w:hyperlink r:id="rId110">
+        <w:r>
+          <w:rPr>
+            <w:lang w:val="pt_PT" w:bidi="pt_PT"/>
+          </w:rPr>
+          <w:rPr>
+            <w:color w:val="0000EE"/>
+            <w:u w:val="single"/>
+          </w:rPr>
+          <w:t>15</w:t>
+        </w:r>
+      </w:hyperlink>
+      <w:r>
+        <w:rPr>
+          <w:lang w:val="pt_PT" w:bidi="pt_PT"/>
+        </w:rPr>
+        <w:t xml:space="preserve">). Aqueles que aceitam a oferta de salvação de Deus, sejam judeus ou não-judeus, experimentam "vida dentre os mortos" (veja </w:t>
+      </w:r>
+      <w:hyperlink r:id="rId110">
+        <w:r>
+          <w:rPr>
+            <w:lang w:val="pt_PT" w:bidi="pt_PT"/>
+          </w:rPr>
+          <w:rPr>
+            <w:color w:val="0000EE"/>
+            <w:u w:val="single"/>
+          </w:rPr>
+          <w:t>11.15</w:t>
+        </w:r>
+      </w:hyperlink>
+      <w:r>
+        <w:rPr>
+          <w:lang w:val="pt_PT" w:bidi="pt_PT"/>
+        </w:rPr>
+        <w:t xml:space="preserve">). Eles um dia experimentarão "a ressurreição dos mortos" (veja </w:t>
+      </w:r>
+      <w:hyperlink r:id="rId111">
+        <w:r>
+          <w:rPr>
+            <w:lang w:val="pt_PT" w:bidi="pt_PT"/>
+          </w:rPr>
+          <w:rPr>
+            <w:color w:val="0000EE"/>
+            <w:u w:val="single"/>
+          </w:rPr>
+          <w:t>1 Coríntios 15.20–26</w:t>
+        </w:r>
+      </w:hyperlink>
+      <w:r>
+        <w:rPr>
+          <w:lang w:val="pt_PT" w:bidi="pt_PT"/>
+        </w:rPr>
+        <w:t>). No fim da história, uma grande comunidade de judeus e não-judeus louvará a Deus por sua misericórdia. Então todos verão e entenderão a grande sabedoria e amor de Deus (</w:t>
+      </w:r>
+      <w:hyperlink r:id="rId112">
+        <w:r>
+          <w:rPr>
+            <w:lang w:val="pt_PT" w:bidi="pt_PT"/>
+          </w:rPr>
+          <w:rPr>
+            <w:color w:val="0000EE"/>
+            <w:u w:val="single"/>
+          </w:rPr>
+          <w:t>Romanos 11.33–36</w:t>
+        </w:r>
+      </w:hyperlink>
+      <w:r>
+        <w:rPr>
+          <w:lang w:val="pt_PT" w:bidi="pt_PT"/>
+        </w:rPr>
+        <w:t>).</w:t>
       </w:r>
     </w:p>
     <w:p>
@@ -988,58 +2945,10 @@
       </w:r>
       <w:r>
         <w:rPr>
-          <w:lang w:val="pt_PT" w:bidi="pt_PT"/>
-        </w:rPr>
-        <w:t xml:space="preserve">Um docetista inicial chamado Cerinto afirmou que o "Cristo" espiritual se uniu ao Jesus humano em seu batismo. Ele permaneceu durante seu ministério, mas partiu antes de seu sofrimento e morte. Este movimento buscava proteger a divindade de Deus de ser manchada pela natureza humana de Jesus. De acordo com a tradição da igreja primitiva, o apóstolo João se opôs fortemente aos ensinamentos de Cerinto (veja Irineu, </w:t>
-      </w:r>
-      <w:r>
-        <w:rPr>
-          <w:i/>
-          <w:lang w:val="pt_PT" w:bidi="pt_PT"/>
-        </w:rPr>
-        <w:t>Contra as Heresias</w:t>
-      </w:r>
-      <w:r>
-        <w:rPr>
-          <w:lang w:val="pt_PT" w:bidi="pt_PT"/>
-        </w:rPr>
-        <w:t xml:space="preserve"> 3.3.4; compare </w:t>
-      </w:r>
-      <w:hyperlink r:id="rId30">
-        <w:r>
-          <w:rPr>
-            <w:lang w:val="pt_PT" w:bidi="pt_PT"/>
-          </w:rPr>
-          <w:rPr>
-            <w:color w:val="0000EE"/>
-            <w:u w:val="single"/>
-          </w:rPr>
-          <w:t>1 João 5.5–8</w:t>
-        </w:r>
-      </w:hyperlink>
-      <w:r>
-        <w:rPr>
-          <w:lang w:val="pt_PT" w:bidi="pt_PT"/>
-        </w:rPr>
-        <w:t xml:space="preserve">; </w:t>
-      </w:r>
-      <w:hyperlink r:id="rId31">
-        <w:r>
-          <w:rPr>
-            <w:lang w:val="pt_PT" w:bidi="pt_PT"/>
-          </w:rPr>
-          <w:rPr>
-            <w:color w:val="0000EE"/>
-            <w:u w:val="single"/>
-          </w:rPr>
-          <w:t>2 João 1.7</w:t>
-        </w:r>
-      </w:hyperlink>
-      <w:r>
-        <w:rPr>
-          <w:lang w:val="pt_PT" w:bidi="pt_PT"/>
-        </w:rPr>
-        <w:t>).</w:t>
+          <w:u w:val="single"/>
+          <w:lang w:val="pt_PT" w:bidi="pt_PT"/>
+        </w:rPr>
+        <w:t>Passagens para estudo complementar</w:t>
       </w:r>
     </w:p>
     <w:p>
@@ -1049,11 +2958,603 @@
           <w:lang w:val="pt_PT" w:bidi="pt_PT"/>
         </w:rPr>
       </w:r>
-      <w:r>
-        <w:rPr>
-          <w:lang w:val="pt_PT" w:bidi="pt_PT"/>
-        </w:rPr>
-        <w:t>Os verdadeiros cristãos acreditam na encarnação, quando Deus se tornou um ser humano real com carne e sangue na pessoa de Jesus de Nazaré. A humanidade de Jesus era autêntica. Ele era verdadeiramente humano, compartilhando nossa carne e sangue, para que pudesse salvar a humanidade através de sua própria carne e sangue.</w:t>
+      <w:hyperlink r:id="rId113">
+        <w:r>
+          <w:rPr>
+            <w:lang w:val="pt_PT" w:bidi="pt_PT"/>
+          </w:rPr>
+          <w:rPr>
+            <w:color w:val="0000EE"/>
+            <w:u w:val="single"/>
+          </w:rPr>
+          <w:t>Deuteronômio 7.7–8</w:t>
+        </w:r>
+      </w:hyperlink>
+      <w:r>
+        <w:rPr>
+          <w:lang w:val="pt_PT" w:bidi="pt_PT"/>
+        </w:rPr>
+        <w:t xml:space="preserve">; </w:t>
+      </w:r>
+      <w:hyperlink r:id="rId114">
+        <w:r>
+          <w:rPr>
+            <w:lang w:val="pt_PT" w:bidi="pt_PT"/>
+          </w:rPr>
+          <w:rPr>
+            <w:color w:val="0000EE"/>
+            <w:u w:val="single"/>
+          </w:rPr>
+          <w:t>32.19–21</w:t>
+        </w:r>
+      </w:hyperlink>
+      <w:r>
+        <w:rPr>
+          <w:lang w:val="pt_PT" w:bidi="pt_PT"/>
+        </w:rPr>
+        <w:t xml:space="preserve">; </w:t>
+      </w:r>
+      <w:hyperlink r:id="rId115">
+        <w:r>
+          <w:rPr>
+            <w:lang w:val="pt_PT" w:bidi="pt_PT"/>
+          </w:rPr>
+          <w:rPr>
+            <w:color w:val="0000EE"/>
+            <w:u w:val="single"/>
+          </w:rPr>
+          <w:t>Isaías 9.1–3</w:t>
+        </w:r>
+      </w:hyperlink>
+      <w:r>
+        <w:rPr>
+          <w:lang w:val="pt_PT" w:bidi="pt_PT"/>
+        </w:rPr>
+        <w:t xml:space="preserve">; </w:t>
+      </w:r>
+      <w:hyperlink r:id="rId116">
+        <w:r>
+          <w:rPr>
+            <w:lang w:val="pt_PT" w:bidi="pt_PT"/>
+          </w:rPr>
+          <w:rPr>
+            <w:color w:val="0000EE"/>
+            <w:u w:val="single"/>
+          </w:rPr>
+          <w:t>49.6</w:t>
+        </w:r>
+      </w:hyperlink>
+      <w:r>
+        <w:rPr>
+          <w:lang w:val="pt_PT" w:bidi="pt_PT"/>
+        </w:rPr>
+        <w:t xml:space="preserve">; </w:t>
+      </w:r>
+      <w:hyperlink r:id="rId117">
+        <w:r>
+          <w:rPr>
+            <w:lang w:val="pt_PT" w:bidi="pt_PT"/>
+          </w:rPr>
+          <w:rPr>
+            <w:color w:val="0000EE"/>
+            <w:u w:val="single"/>
+          </w:rPr>
+          <w:t>Mateus 4.15–16</w:t>
+        </w:r>
+      </w:hyperlink>
+      <w:r>
+        <w:rPr>
+          <w:lang w:val="pt_PT" w:bidi="pt_PT"/>
+        </w:rPr>
+        <w:t xml:space="preserve">; </w:t>
+      </w:r>
+      <w:hyperlink r:id="rId118">
+        <w:r>
+          <w:rPr>
+            <w:lang w:val="pt_PT" w:bidi="pt_PT"/>
+          </w:rPr>
+          <w:rPr>
+            <w:color w:val="0000EE"/>
+            <w:u w:val="single"/>
+          </w:rPr>
+          <w:t>8.10–12</w:t>
+        </w:r>
+      </w:hyperlink>
+      <w:r>
+        <w:rPr>
+          <w:lang w:val="pt_PT" w:bidi="pt_PT"/>
+        </w:rPr>
+        <w:t xml:space="preserve">; </w:t>
+      </w:r>
+      <w:hyperlink r:id="rId119">
+        <w:r>
+          <w:rPr>
+            <w:lang w:val="pt_PT" w:bidi="pt_PT"/>
+          </w:rPr>
+          <w:rPr>
+            <w:color w:val="0000EE"/>
+            <w:u w:val="single"/>
+          </w:rPr>
+          <w:t>15.21–28</w:t>
+        </w:r>
+      </w:hyperlink>
+      <w:r>
+        <w:rPr>
+          <w:lang w:val="pt_PT" w:bidi="pt_PT"/>
+        </w:rPr>
+        <w:t xml:space="preserve">; </w:t>
+      </w:r>
+      <w:hyperlink r:id="rId44">
+        <w:r>
+          <w:rPr>
+            <w:lang w:val="pt_PT" w:bidi="pt_PT"/>
+          </w:rPr>
+          <w:rPr>
+            <w:color w:val="0000EE"/>
+            <w:u w:val="single"/>
+          </w:rPr>
+          <w:t>Lucas 21.20–24</w:t>
+        </w:r>
+      </w:hyperlink>
+      <w:r>
+        <w:rPr>
+          <w:lang w:val="pt_PT" w:bidi="pt_PT"/>
+        </w:rPr>
+        <w:t xml:space="preserve">; </w:t>
+      </w:r>
+      <w:hyperlink r:id="rId120">
+        <w:r>
+          <w:rPr>
+            <w:lang w:val="pt_PT" w:bidi="pt_PT"/>
+          </w:rPr>
+          <w:rPr>
+            <w:color w:val="0000EE"/>
+            <w:u w:val="single"/>
+          </w:rPr>
+          <w:t>Atos 2.38–39</w:t>
+        </w:r>
+      </w:hyperlink>
+      <w:r>
+        <w:rPr>
+          <w:lang w:val="pt_PT" w:bidi="pt_PT"/>
+        </w:rPr>
+        <w:t xml:space="preserve">; </w:t>
+      </w:r>
+      <w:hyperlink r:id="rId121">
+        <w:r>
+          <w:rPr>
+            <w:lang w:val="pt_PT" w:bidi="pt_PT"/>
+          </w:rPr>
+          <w:rPr>
+            <w:color w:val="0000EE"/>
+            <w:u w:val="single"/>
+          </w:rPr>
+          <w:t>10.45–46</w:t>
+        </w:r>
+      </w:hyperlink>
+      <w:r>
+        <w:rPr>
+          <w:lang w:val="pt_PT" w:bidi="pt_PT"/>
+        </w:rPr>
+        <w:t xml:space="preserve">; </w:t>
+      </w:r>
+      <w:hyperlink r:id="rId122">
+        <w:r>
+          <w:rPr>
+            <w:lang w:val="pt_PT" w:bidi="pt_PT"/>
+          </w:rPr>
+          <w:rPr>
+            <w:color w:val="0000EE"/>
+            <w:u w:val="single"/>
+          </w:rPr>
+          <w:t>11.12–18</w:t>
+        </w:r>
+      </w:hyperlink>
+      <w:r>
+        <w:rPr>
+          <w:lang w:val="pt_PT" w:bidi="pt_PT"/>
+        </w:rPr>
+        <w:t xml:space="preserve">; </w:t>
+      </w:r>
+      <w:hyperlink r:id="rId102">
+        <w:r>
+          <w:rPr>
+            <w:lang w:val="pt_PT" w:bidi="pt_PT"/>
+          </w:rPr>
+          <w:rPr>
+            <w:color w:val="0000EE"/>
+            <w:u w:val="single"/>
+          </w:rPr>
+          <w:t>13.42–49</w:t>
+        </w:r>
+      </w:hyperlink>
+      <w:r>
+        <w:rPr>
+          <w:lang w:val="pt_PT" w:bidi="pt_PT"/>
+        </w:rPr>
+        <w:t xml:space="preserve">; </w:t>
+      </w:r>
+      <w:hyperlink r:id="rId103">
+        <w:r>
+          <w:rPr>
+            <w:lang w:val="pt_PT" w:bidi="pt_PT"/>
+          </w:rPr>
+          <w:rPr>
+            <w:color w:val="0000EE"/>
+            <w:u w:val="single"/>
+          </w:rPr>
+          <w:t>18.4–6</w:t>
+        </w:r>
+      </w:hyperlink>
+      <w:r>
+        <w:rPr>
+          <w:lang w:val="pt_PT" w:bidi="pt_PT"/>
+        </w:rPr>
+        <w:t xml:space="preserve">; </w:t>
+      </w:r>
+      <w:hyperlink r:id="rId106">
+        <w:r>
+          <w:rPr>
+            <w:lang w:val="pt_PT" w:bidi="pt_PT"/>
+          </w:rPr>
+          <w:rPr>
+            <w:color w:val="0000EE"/>
+            <w:u w:val="single"/>
+          </w:rPr>
+          <w:t>26.15–18</w:t>
+        </w:r>
+      </w:hyperlink>
+      <w:r>
+        <w:rPr>
+          <w:lang w:val="pt_PT" w:bidi="pt_PT"/>
+        </w:rPr>
+        <w:t xml:space="preserve">; </w:t>
+      </w:r>
+      <w:hyperlink r:id="rId104">
+        <w:r>
+          <w:rPr>
+            <w:lang w:val="pt_PT" w:bidi="pt_PT"/>
+          </w:rPr>
+          <w:rPr>
+            <w:color w:val="0000EE"/>
+            <w:u w:val="single"/>
+          </w:rPr>
+          <w:t>28.23–28</w:t>
+        </w:r>
+      </w:hyperlink>
+      <w:r>
+        <w:rPr>
+          <w:lang w:val="pt_PT" w:bidi="pt_PT"/>
+        </w:rPr>
+        <w:t xml:space="preserve">; </w:t>
+      </w:r>
+      <w:hyperlink r:id="rId123">
+        <w:r>
+          <w:rPr>
+            <w:lang w:val="pt_PT" w:bidi="pt_PT"/>
+          </w:rPr>
+          <w:rPr>
+            <w:color w:val="0000EE"/>
+            <w:u w:val="single"/>
+          </w:rPr>
+          <w:t>Romanos 1.5–6</w:t>
+        </w:r>
+      </w:hyperlink>
+      <w:r>
+        <w:rPr>
+          <w:lang w:val="pt_PT" w:bidi="pt_PT"/>
+        </w:rPr>
+        <w:t xml:space="preserve">, </w:t>
+      </w:r>
+      <w:hyperlink r:id="rId124">
+        <w:r>
+          <w:rPr>
+            <w:lang w:val="pt_PT" w:bidi="pt_PT"/>
+          </w:rPr>
+          <w:rPr>
+            <w:color w:val="0000EE"/>
+            <w:u w:val="single"/>
+          </w:rPr>
+          <w:t>16–17</w:t>
+        </w:r>
+      </w:hyperlink>
+      <w:r>
+        <w:rPr>
+          <w:lang w:val="pt_PT" w:bidi="pt_PT"/>
+        </w:rPr>
+        <w:t xml:space="preserve">; </w:t>
+      </w:r>
+      <w:hyperlink r:id="rId125">
+        <w:r>
+          <w:rPr>
+            <w:lang w:val="pt_PT" w:bidi="pt_PT"/>
+          </w:rPr>
+          <w:rPr>
+            <w:color w:val="0000EE"/>
+            <w:u w:val="single"/>
+          </w:rPr>
+          <w:t>2.9–10</w:t>
+        </w:r>
+      </w:hyperlink>
+      <w:r>
+        <w:rPr>
+          <w:lang w:val="pt_PT" w:bidi="pt_PT"/>
+        </w:rPr>
+        <w:t xml:space="preserve">, </w:t>
+      </w:r>
+      <w:hyperlink r:id="rId126">
+        <w:r>
+          <w:rPr>
+            <w:lang w:val="pt_PT" w:bidi="pt_PT"/>
+          </w:rPr>
+          <w:rPr>
+            <w:color w:val="0000EE"/>
+            <w:u w:val="single"/>
+          </w:rPr>
+          <w:t>24–27</w:t>
+        </w:r>
+      </w:hyperlink>
+      <w:r>
+        <w:rPr>
+          <w:lang w:val="pt_PT" w:bidi="pt_PT"/>
+        </w:rPr>
+        <w:t xml:space="preserve">; </w:t>
+      </w:r>
+      <w:hyperlink r:id="rId127">
+        <w:r>
+          <w:rPr>
+            <w:lang w:val="pt_PT" w:bidi="pt_PT"/>
+          </w:rPr>
+          <w:rPr>
+            <w:color w:val="0000EE"/>
+            <w:u w:val="single"/>
+          </w:rPr>
+          <w:t>3.9</w:t>
+        </w:r>
+      </w:hyperlink>
+      <w:r>
+        <w:rPr>
+          <w:lang w:val="pt_PT" w:bidi="pt_PT"/>
+        </w:rPr>
+        <w:t xml:space="preserve">, </w:t>
+      </w:r>
+      <w:hyperlink r:id="rId128">
+        <w:r>
+          <w:rPr>
+            <w:lang w:val="pt_PT" w:bidi="pt_PT"/>
+          </w:rPr>
+          <w:rPr>
+            <w:color w:val="0000EE"/>
+            <w:u w:val="single"/>
+          </w:rPr>
+          <w:t>29–30</w:t>
+        </w:r>
+      </w:hyperlink>
+      <w:r>
+        <w:rPr>
+          <w:lang w:val="pt_PT" w:bidi="pt_PT"/>
+        </w:rPr>
+        <w:t xml:space="preserve">; </w:t>
+      </w:r>
+      <w:hyperlink r:id="rId129">
+        <w:r>
+          <w:rPr>
+            <w:lang w:val="pt_PT" w:bidi="pt_PT"/>
+          </w:rPr>
+          <w:rPr>
+            <w:color w:val="0000EE"/>
+            <w:u w:val="single"/>
+          </w:rPr>
+          <w:t>9.25–33</w:t>
+        </w:r>
+      </w:hyperlink>
+      <w:r>
+        <w:rPr>
+          <w:lang w:val="pt_PT" w:bidi="pt_PT"/>
+        </w:rPr>
+        <w:t xml:space="preserve">; </w:t>
+      </w:r>
+      <w:hyperlink r:id="rId130">
+        <w:r>
+          <w:rPr>
+            <w:lang w:val="pt_PT" w:bidi="pt_PT"/>
+          </w:rPr>
+          <w:rPr>
+            <w:color w:val="0000EE"/>
+            <w:u w:val="single"/>
+          </w:rPr>
+          <w:t>10.11–13</w:t>
+        </w:r>
+      </w:hyperlink>
+      <w:r>
+        <w:rPr>
+          <w:lang w:val="pt_PT" w:bidi="pt_PT"/>
+        </w:rPr>
+        <w:t xml:space="preserve">; </w:t>
+      </w:r>
+      <w:hyperlink r:id="rId131">
+        <w:r>
+          <w:rPr>
+            <w:lang w:val="pt_PT" w:bidi="pt_PT"/>
+          </w:rPr>
+          <w:rPr>
+            <w:color w:val="0000EE"/>
+            <w:u w:val="single"/>
+          </w:rPr>
+          <w:t>11.11–36</w:t>
+        </w:r>
+      </w:hyperlink>
+      <w:r>
+        <w:rPr>
+          <w:lang w:val="pt_PT" w:bidi="pt_PT"/>
+        </w:rPr>
+        <w:t xml:space="preserve">; </w:t>
+      </w:r>
+      <w:hyperlink r:id="rId132">
+        <w:r>
+          <w:rPr>
+            <w:lang w:val="pt_PT" w:bidi="pt_PT"/>
+          </w:rPr>
+          <w:rPr>
+            <w:color w:val="0000EE"/>
+            <w:u w:val="single"/>
+          </w:rPr>
+          <w:t>15.7–13</w:t>
+        </w:r>
+      </w:hyperlink>
+      <w:r>
+        <w:rPr>
+          <w:lang w:val="pt_PT" w:bidi="pt_PT"/>
+        </w:rPr>
+        <w:t xml:space="preserve">, </w:t>
+      </w:r>
+      <w:hyperlink r:id="rId133">
+        <w:r>
+          <w:rPr>
+            <w:lang w:val="pt_PT" w:bidi="pt_PT"/>
+          </w:rPr>
+          <w:rPr>
+            <w:color w:val="0000EE"/>
+            <w:u w:val="single"/>
+          </w:rPr>
+          <w:t>27</w:t>
+        </w:r>
+      </w:hyperlink>
+      <w:r>
+        <w:rPr>
+          <w:lang w:val="pt_PT" w:bidi="pt_PT"/>
+        </w:rPr>
+        <w:t xml:space="preserve">; </w:t>
+      </w:r>
+      <w:hyperlink r:id="rId134">
+        <w:r>
+          <w:rPr>
+            <w:lang w:val="pt_PT" w:bidi="pt_PT"/>
+          </w:rPr>
+          <w:rPr>
+            <w:color w:val="0000EE"/>
+            <w:u w:val="single"/>
+          </w:rPr>
+          <w:t>1 Coríntios 12.13</w:t>
+        </w:r>
+      </w:hyperlink>
+      <w:r>
+        <w:rPr>
+          <w:lang w:val="pt_PT" w:bidi="pt_PT"/>
+        </w:rPr>
+        <w:t xml:space="preserve">; </w:t>
+      </w:r>
+      <w:hyperlink r:id="rId135">
+        <w:r>
+          <w:rPr>
+            <w:lang w:val="pt_PT" w:bidi="pt_PT"/>
+          </w:rPr>
+          <w:rPr>
+            <w:color w:val="0000EE"/>
+            <w:u w:val="single"/>
+          </w:rPr>
+          <w:t>Gálatas 2.8–21</w:t>
+        </w:r>
+      </w:hyperlink>
+      <w:r>
+        <w:rPr>
+          <w:lang w:val="pt_PT" w:bidi="pt_PT"/>
+        </w:rPr>
+        <w:t xml:space="preserve">; </w:t>
+      </w:r>
+      <w:hyperlink r:id="rId136">
+        <w:r>
+          <w:rPr>
+            <w:lang w:val="pt_PT" w:bidi="pt_PT"/>
+          </w:rPr>
+          <w:rPr>
+            <w:color w:val="0000EE"/>
+            <w:u w:val="single"/>
+          </w:rPr>
+          <w:t>3.8–9</w:t>
+        </w:r>
+      </w:hyperlink>
+      <w:r>
+        <w:rPr>
+          <w:lang w:val="pt_PT" w:bidi="pt_PT"/>
+        </w:rPr>
+        <w:t xml:space="preserve">, </w:t>
+      </w:r>
+      <w:hyperlink r:id="rId137">
+        <w:r>
+          <w:rPr>
+            <w:lang w:val="pt_PT" w:bidi="pt_PT"/>
+          </w:rPr>
+          <w:rPr>
+            <w:color w:val="0000EE"/>
+            <w:u w:val="single"/>
+          </w:rPr>
+          <w:t>26–29</w:t>
+        </w:r>
+      </w:hyperlink>
+      <w:r>
+        <w:rPr>
+          <w:lang w:val="pt_PT" w:bidi="pt_PT"/>
+        </w:rPr>
+        <w:t xml:space="preserve">; </w:t>
+      </w:r>
+      <w:hyperlink r:id="rId138">
+        <w:r>
+          <w:rPr>
+            <w:lang w:val="pt_PT" w:bidi="pt_PT"/>
+          </w:rPr>
+          <w:rPr>
+            <w:color w:val="0000EE"/>
+            <w:u w:val="single"/>
+          </w:rPr>
+          <w:t>Efésios 2.11–22</w:t>
+        </w:r>
+      </w:hyperlink>
+      <w:r>
+        <w:rPr>
+          <w:lang w:val="pt_PT" w:bidi="pt_PT"/>
+        </w:rPr>
+        <w:t xml:space="preserve">; </w:t>
+      </w:r>
+      <w:hyperlink r:id="rId139">
+        <w:r>
+          <w:rPr>
+            <w:lang w:val="pt_PT" w:bidi="pt_PT"/>
+          </w:rPr>
+          <w:rPr>
+            <w:color w:val="0000EE"/>
+            <w:u w:val="single"/>
+          </w:rPr>
+          <w:t>3.6</w:t>
+        </w:r>
+      </w:hyperlink>
+      <w:r>
+        <w:rPr>
+          <w:lang w:val="pt_PT" w:bidi="pt_PT"/>
+        </w:rPr>
+        <w:t xml:space="preserve">; </w:t>
+      </w:r>
+      <w:hyperlink r:id="rId140">
+        <w:r>
+          <w:rPr>
+            <w:lang w:val="pt_PT" w:bidi="pt_PT"/>
+          </w:rPr>
+          <w:rPr>
+            <w:color w:val="0000EE"/>
+            <w:u w:val="single"/>
+          </w:rPr>
+          <w:t>Colossenses 3.11</w:t>
+        </w:r>
+      </w:hyperlink>
+      <w:r>
+        <w:rPr>
+          <w:lang w:val="pt_PT" w:bidi="pt_PT"/>
+        </w:rPr>
+      </w:r>
+      <w:r>
+        <w:rPr>
+          <w:lang w:val="pt_PT" w:bidi="pt_PT"/>
+        </w:rPr>
       </w:r>
     </w:p>
     <w:p>
@@ -1063,11 +3564,21 @@
           <w:lang w:val="pt_PT" w:bidi="pt_PT"/>
         </w:rPr>
       </w:r>
-      <w:r>
-        <w:rPr>
-          <w:lang w:val="pt_PT" w:bidi="pt_PT"/>
-        </w:rPr>
-        <w:t>Inácio foi aluno do apóstolo João e, mais tarde, bispo de Antioquia. Ele escreveu cartas contra o docetismo. Inácio foi a primeira pessoa, após os escritores do Novo Testamento, a mencionar o nascimento virginal de Jesus. Ele também enfatizou que os apóstolos tocaram o corpo do Senhor ressuscitado. Inácio afirmou que poderia enfrentar o martírio (morrer por suas crenças) corajosamente por causa do sofrimento real de Jesus Cristo na cruz e sua ressurreição física.</w:t>
+    </w:p>
+    <w:p>
+      <w:pPr>
+        <w:pStyle w:val="Heading2"/>
+      </w:pPr>
+      <w:r>
+        <w:rPr>
+          <w:lang w:val="pt_PT" w:bidi="pt_PT"/>
+        </w:rPr>
+        <w:t>Julgamento de Deus sobre seu povo</w:t>
+      </w:r>
+      <w:r>
+        <w:rPr>
+          <w:lang w:val="pt_PT" w:bidi="pt_PT"/>
+        </w:rPr>
       </w:r>
     </w:p>
     <w:p>
@@ -1079,10 +3590,351 @@
       </w:r>
       <w:r>
         <w:rPr>
-          <w:u w:val="single"/>
-          <w:lang w:val="pt_PT" w:bidi="pt_PT"/>
-        </w:rPr>
-        <w:t>Passagens para estudo complementar</w:t>
+          <w:lang w:val="pt_PT" w:bidi="pt_PT"/>
+        </w:rPr>
+        <w:t>Os reis de Israel e Judá desempenharam um papel crucial na história do reino dividido. No entanto, o povo também teve influência nos eventos. Eles seguiram seus governantes perversos (</w:t>
+      </w:r>
+      <w:hyperlink r:id="rId141">
+        <w:r>
+          <w:rPr>
+            <w:lang w:val="pt_PT" w:bidi="pt_PT"/>
+          </w:rPr>
+          <w:rPr>
+            <w:color w:val="0000EE"/>
+            <w:u w:val="single"/>
+          </w:rPr>
+          <w:t>2 Reis 3.3</w:t>
+        </w:r>
+      </w:hyperlink>
+      <w:r>
+        <w:rPr>
+          <w:lang w:val="pt_PT" w:bidi="pt_PT"/>
+        </w:rPr>
+        <w:t xml:space="preserve">; </w:t>
+      </w:r>
+      <w:hyperlink r:id="rId142">
+        <w:r>
+          <w:rPr>
+            <w:lang w:val="pt_PT" w:bidi="pt_PT"/>
+          </w:rPr>
+          <w:rPr>
+            <w:color w:val="0000EE"/>
+            <w:u w:val="single"/>
+          </w:rPr>
+          <w:t>17.22</w:t>
+        </w:r>
+      </w:hyperlink>
+      <w:r>
+        <w:rPr>
+          <w:lang w:val="pt_PT" w:bidi="pt_PT"/>
+        </w:rPr>
+        <w:t xml:space="preserve">; </w:t>
+      </w:r>
+      <w:hyperlink r:id="rId143">
+        <w:r>
+          <w:rPr>
+            <w:lang w:val="pt_PT" w:bidi="pt_PT"/>
+          </w:rPr>
+          <w:rPr>
+            <w:color w:val="0000EE"/>
+            <w:u w:val="single"/>
+          </w:rPr>
+          <w:t>21.9</w:t>
+        </w:r>
+      </w:hyperlink>
+      <w:r>
+        <w:rPr>
+          <w:lang w:val="pt_PT" w:bidi="pt_PT"/>
+        </w:rPr>
+        <w:t>,</w:t>
+      </w:r>
+      <w:hyperlink r:id="rId144">
+        <w:r>
+          <w:rPr>
+            <w:lang w:val="pt_PT" w:bidi="pt_PT"/>
+          </w:rPr>
+          <w:rPr>
+            <w:color w:val="0000EE"/>
+            <w:u w:val="single"/>
+          </w:rPr>
+          <w:t>11</w:t>
+        </w:r>
+      </w:hyperlink>
+      <w:r>
+        <w:rPr>
+          <w:lang w:val="pt_PT" w:bidi="pt_PT"/>
+        </w:rPr>
+        <w:t>,</w:t>
+      </w:r>
+      <w:hyperlink r:id="rId145">
+        <w:r>
+          <w:rPr>
+            <w:lang w:val="pt_PT" w:bidi="pt_PT"/>
+          </w:rPr>
+          <w:rPr>
+            <w:color w:val="0000EE"/>
+            <w:u w:val="single"/>
+          </w:rPr>
+          <w:t>16</w:t>
+        </w:r>
+      </w:hyperlink>
+      <w:r>
+        <w:rPr>
+          <w:lang w:val="pt_PT" w:bidi="pt_PT"/>
+        </w:rPr>
+        <w:t>). Eles deixaram de obedecer a Deus (</w:t>
+      </w:r>
+      <w:hyperlink r:id="rId146">
+        <w:r>
+          <w:rPr>
+            <w:lang w:val="pt_PT" w:bidi="pt_PT"/>
+          </w:rPr>
+          <w:rPr>
+            <w:color w:val="0000EE"/>
+            <w:u w:val="single"/>
+          </w:rPr>
+          <w:t>12.3</w:t>
+        </w:r>
+      </w:hyperlink>
+      <w:r>
+        <w:rPr>
+          <w:lang w:val="pt_PT" w:bidi="pt_PT"/>
+        </w:rPr>
+        <w:t xml:space="preserve">; </w:t>
+      </w:r>
+      <w:hyperlink r:id="rId147">
+        <w:r>
+          <w:rPr>
+            <w:lang w:val="pt_PT" w:bidi="pt_PT"/>
+          </w:rPr>
+          <w:rPr>
+            <w:color w:val="0000EE"/>
+            <w:u w:val="single"/>
+          </w:rPr>
+          <w:t>14.4</w:t>
+        </w:r>
+      </w:hyperlink>
+      <w:r>
+        <w:rPr>
+          <w:lang w:val="pt_PT" w:bidi="pt_PT"/>
+        </w:rPr>
+        <w:t xml:space="preserve">; </w:t>
+      </w:r>
+      <w:hyperlink r:id="rId148">
+        <w:r>
+          <w:rPr>
+            <w:lang w:val="pt_PT" w:bidi="pt_PT"/>
+          </w:rPr>
+          <w:rPr>
+            <w:color w:val="0000EE"/>
+            <w:u w:val="single"/>
+          </w:rPr>
+          <w:t>15.4</w:t>
+        </w:r>
+      </w:hyperlink>
+      <w:r>
+        <w:rPr>
+          <w:lang w:val="pt_PT" w:bidi="pt_PT"/>
+        </w:rPr>
+        <w:t>,</w:t>
+      </w:r>
+      <w:hyperlink r:id="rId149">
+        <w:r>
+          <w:rPr>
+            <w:lang w:val="pt_PT" w:bidi="pt_PT"/>
+          </w:rPr>
+          <w:rPr>
+            <w:color w:val="0000EE"/>
+            <w:u w:val="single"/>
+          </w:rPr>
+          <w:t>35</w:t>
+        </w:r>
+      </w:hyperlink>
+      <w:r>
+        <w:rPr>
+          <w:lang w:val="pt_PT" w:bidi="pt_PT"/>
+        </w:rPr>
+        <w:t xml:space="preserve">; </w:t>
+      </w:r>
+      <w:hyperlink r:id="rId150">
+        <w:r>
+          <w:rPr>
+            <w:lang w:val="pt_PT" w:bidi="pt_PT"/>
+          </w:rPr>
+          <w:rPr>
+            <w:color w:val="0000EE"/>
+            <w:u w:val="single"/>
+          </w:rPr>
+          <w:t>17.9–11</w:t>
+        </w:r>
+      </w:hyperlink>
+      <w:r>
+        <w:rPr>
+          <w:lang w:val="pt_PT" w:bidi="pt_PT"/>
+        </w:rPr>
+        <w:t xml:space="preserve">; </w:t>
+      </w:r>
+      <w:hyperlink r:id="rId151">
+        <w:r>
+          <w:rPr>
+            <w:lang w:val="pt_PT" w:bidi="pt_PT"/>
+          </w:rPr>
+          <w:rPr>
+            <w:color w:val="0000EE"/>
+            <w:u w:val="single"/>
+          </w:rPr>
+          <w:t>18.4</w:t>
+        </w:r>
+      </w:hyperlink>
+      <w:r>
+        <w:rPr>
+          <w:lang w:val="pt_PT" w:bidi="pt_PT"/>
+        </w:rPr>
+        <w:t xml:space="preserve">; </w:t>
+      </w:r>
+      <w:hyperlink r:id="rId152">
+        <w:r>
+          <w:rPr>
+            <w:lang w:val="pt_PT" w:bidi="pt_PT"/>
+          </w:rPr>
+          <w:rPr>
+            <w:color w:val="0000EE"/>
+            <w:u w:val="single"/>
+          </w:rPr>
+          <w:t>22.17</w:t>
+        </w:r>
+      </w:hyperlink>
+      <w:r>
+        <w:rPr>
+          <w:lang w:val="pt_PT" w:bidi="pt_PT"/>
+        </w:rPr>
+        <w:t>). Eles participaram das práticas religiosas iniciadas por Jeroboão I (</w:t>
+      </w:r>
+      <w:hyperlink r:id="rId153">
+        <w:r>
+          <w:rPr>
+            <w:lang w:val="pt_PT" w:bidi="pt_PT"/>
+          </w:rPr>
+          <w:rPr>
+            <w:color w:val="0000EE"/>
+            <w:u w:val="single"/>
+          </w:rPr>
+          <w:t>10.28–31</w:t>
+        </w:r>
+      </w:hyperlink>
+      <w:r>
+        <w:rPr>
+          <w:lang w:val="pt_PT" w:bidi="pt_PT"/>
+        </w:rPr>
+        <w:t xml:space="preserve">; </w:t>
+      </w:r>
+      <w:hyperlink r:id="rId154">
+        <w:r>
+          <w:rPr>
+            <w:lang w:val="pt_PT" w:bidi="pt_PT"/>
+          </w:rPr>
+          <w:rPr>
+            <w:color w:val="0000EE"/>
+            <w:u w:val="single"/>
+          </w:rPr>
+          <w:t>17.21–22</w:t>
+        </w:r>
+      </w:hyperlink>
+      <w:r>
+        <w:rPr>
+          <w:lang w:val="pt_PT" w:bidi="pt_PT"/>
+        </w:rPr>
+        <w:t>). Eles adoravam em santuários pagãos (lugares sagrados) (</w:t>
+      </w:r>
+      <w:hyperlink r:id="rId146">
+        <w:r>
+          <w:rPr>
+            <w:lang w:val="pt_PT" w:bidi="pt_PT"/>
+          </w:rPr>
+          <w:rPr>
+            <w:color w:val="0000EE"/>
+            <w:u w:val="single"/>
+          </w:rPr>
+          <w:t>12.3</w:t>
+        </w:r>
+      </w:hyperlink>
+      <w:r>
+        <w:rPr>
+          <w:lang w:val="pt_PT" w:bidi="pt_PT"/>
+        </w:rPr>
+        <w:t xml:space="preserve">; </w:t>
+      </w:r>
+      <w:hyperlink r:id="rId147">
+        <w:r>
+          <w:rPr>
+            <w:lang w:val="pt_PT" w:bidi="pt_PT"/>
+          </w:rPr>
+          <w:rPr>
+            <w:color w:val="0000EE"/>
+            <w:u w:val="single"/>
+          </w:rPr>
+          <w:t>14.4</w:t>
+        </w:r>
+      </w:hyperlink>
+      <w:r>
+        <w:rPr>
+          <w:lang w:val="pt_PT" w:bidi="pt_PT"/>
+        </w:rPr>
+        <w:t xml:space="preserve">; </w:t>
+      </w:r>
+      <w:hyperlink r:id="rId148">
+        <w:r>
+          <w:rPr>
+            <w:lang w:val="pt_PT" w:bidi="pt_PT"/>
+          </w:rPr>
+          <w:rPr>
+            <w:color w:val="0000EE"/>
+            <w:u w:val="single"/>
+          </w:rPr>
+          <w:t>15.4</w:t>
+        </w:r>
+      </w:hyperlink>
+      <w:r>
+        <w:rPr>
+          <w:lang w:val="pt_PT" w:bidi="pt_PT"/>
+        </w:rPr>
+        <w:t>,</w:t>
+      </w:r>
+      <w:hyperlink r:id="rId149">
+        <w:r>
+          <w:rPr>
+            <w:lang w:val="pt_PT" w:bidi="pt_PT"/>
+          </w:rPr>
+          <w:rPr>
+            <w:color w:val="0000EE"/>
+            <w:u w:val="single"/>
+          </w:rPr>
+          <w:t>35</w:t>
+        </w:r>
+      </w:hyperlink>
+      <w:r>
+        <w:rPr>
+          <w:lang w:val="pt_PT" w:bidi="pt_PT"/>
+        </w:rPr>
+        <w:t xml:space="preserve">; </w:t>
+      </w:r>
+      <w:hyperlink r:id="rId151">
+        <w:r>
+          <w:rPr>
+            <w:lang w:val="pt_PT" w:bidi="pt_PT"/>
+          </w:rPr>
+          <w:rPr>
+            <w:color w:val="0000EE"/>
+            <w:u w:val="single"/>
+          </w:rPr>
+          <w:t>18.4</w:t>
+        </w:r>
+      </w:hyperlink>
+      <w:r>
+        <w:rPr>
+          <w:lang w:val="pt_PT" w:bidi="pt_PT"/>
+        </w:rPr>
+        <w:t>).</w:t>
       </w:r>
     </w:p>
     <w:p>
@@ -1092,196 +3944,22 @@
           <w:lang w:val="pt_PT" w:bidi="pt_PT"/>
         </w:rPr>
       </w:r>
-      <w:hyperlink r:id="rId32">
-        <w:r>
-          <w:rPr>
-            <w:lang w:val="pt_PT" w:bidi="pt_PT"/>
-          </w:rPr>
-          <w:rPr>
-            <w:color w:val="0000EE"/>
-            <w:u w:val="single"/>
-          </w:rPr>
-          <w:t>Atos 8.9–24</w:t>
-        </w:r>
-      </w:hyperlink>
-      <w:r>
-        <w:rPr>
-          <w:lang w:val="pt_PT" w:bidi="pt_PT"/>
-        </w:rPr>
-        <w:t xml:space="preserve">; </w:t>
-      </w:r>
-      <w:hyperlink r:id="rId33">
-        <w:r>
-          <w:rPr>
-            <w:lang w:val="pt_PT" w:bidi="pt_PT"/>
-          </w:rPr>
-          <w:rPr>
-            <w:color w:val="0000EE"/>
-            <w:u w:val="single"/>
-          </w:rPr>
-          <w:t>2 Coríntios 11.1–15</w:t>
-        </w:r>
-      </w:hyperlink>
-      <w:r>
-        <w:rPr>
-          <w:lang w:val="pt_PT" w:bidi="pt_PT"/>
-        </w:rPr>
-        <w:t xml:space="preserve">; </w:t>
-      </w:r>
-      <w:hyperlink r:id="rId34">
-        <w:r>
-          <w:rPr>
-            <w:lang w:val="pt_PT" w:bidi="pt_PT"/>
-          </w:rPr>
-          <w:rPr>
-            <w:color w:val="0000EE"/>
-            <w:u w:val="single"/>
-          </w:rPr>
-          <w:t>Colossenses 1.23</w:t>
-        </w:r>
-      </w:hyperlink>
-      <w:r>
-        <w:rPr>
-          <w:lang w:val="pt_PT" w:bidi="pt_PT"/>
-        </w:rPr>
-        <w:t xml:space="preserve">; </w:t>
-      </w:r>
-      <w:hyperlink r:id="rId35">
-        <w:r>
-          <w:rPr>
-            <w:lang w:val="pt_PT" w:bidi="pt_PT"/>
-          </w:rPr>
-          <w:rPr>
-            <w:color w:val="0000EE"/>
-            <w:u w:val="single"/>
-          </w:rPr>
-          <w:t>2.6–23</w:t>
-        </w:r>
-      </w:hyperlink>
-      <w:r>
-        <w:rPr>
-          <w:lang w:val="pt_PT" w:bidi="pt_PT"/>
-        </w:rPr>
-        <w:t xml:space="preserve">; </w:t>
-      </w:r>
-      <w:hyperlink r:id="rId36">
-        <w:r>
-          <w:rPr>
-            <w:lang w:val="pt_PT" w:bidi="pt_PT"/>
-          </w:rPr>
-          <w:rPr>
-            <w:color w:val="0000EE"/>
-            <w:u w:val="single"/>
-          </w:rPr>
-          <w:t>1 Timóteo 6.20</w:t>
-        </w:r>
-      </w:hyperlink>
-      <w:r>
-        <w:rPr>
-          <w:lang w:val="pt_PT" w:bidi="pt_PT"/>
-        </w:rPr>
-        <w:t xml:space="preserve">; </w:t>
-      </w:r>
-      <w:hyperlink r:id="rId37">
-        <w:r>
-          <w:rPr>
-            <w:lang w:val="pt_PT" w:bidi="pt_PT"/>
-          </w:rPr>
-          <w:rPr>
-            <w:color w:val="0000EE"/>
-            <w:u w:val="single"/>
-          </w:rPr>
-          <w:t>2 Pedro 2.1–22</w:t>
-        </w:r>
-      </w:hyperlink>
-      <w:r>
-        <w:rPr>
-          <w:lang w:val="pt_PT" w:bidi="pt_PT"/>
-        </w:rPr>
-        <w:t xml:space="preserve">; </w:t>
-      </w:r>
-      <w:hyperlink r:id="rId38">
-        <w:r>
-          <w:rPr>
-            <w:lang w:val="pt_PT" w:bidi="pt_PT"/>
-          </w:rPr>
-          <w:rPr>
-            <w:color w:val="0000EE"/>
-            <w:u w:val="single"/>
-          </w:rPr>
-          <w:t>1 João 4.2–3</w:t>
-        </w:r>
-      </w:hyperlink>
-      <w:r>
-        <w:rPr>
-          <w:lang w:val="pt_PT" w:bidi="pt_PT"/>
-        </w:rPr>
-        <w:t xml:space="preserve">; </w:t>
-      </w:r>
-      <w:hyperlink r:id="rId30">
-        <w:r>
-          <w:rPr>
-            <w:lang w:val="pt_PT" w:bidi="pt_PT"/>
-          </w:rPr>
-          <w:rPr>
-            <w:color w:val="0000EE"/>
-            <w:u w:val="single"/>
-          </w:rPr>
-          <w:t>5.5–8</w:t>
-        </w:r>
-      </w:hyperlink>
-      <w:r>
-        <w:rPr>
-          <w:lang w:val="pt_PT" w:bidi="pt_PT"/>
-        </w:rPr>
-        <w:t xml:space="preserve">; </w:t>
-      </w:r>
-      <w:hyperlink r:id="rId39">
-        <w:r>
-          <w:rPr>
-            <w:lang w:val="pt_PT" w:bidi="pt_PT"/>
-          </w:rPr>
-          <w:rPr>
-            <w:color w:val="0000EE"/>
-            <w:u w:val="single"/>
-          </w:rPr>
-          <w:t>2 João 1.7–11</w:t>
-        </w:r>
-      </w:hyperlink>
-      <w:r>
-        <w:rPr>
-          <w:lang w:val="pt_PT" w:bidi="pt_PT"/>
-        </w:rPr>
-        <w:t xml:space="preserve">; </w:t>
-      </w:r>
-      <w:hyperlink r:id="rId40">
-        <w:r>
-          <w:rPr>
-            <w:lang w:val="pt_PT" w:bidi="pt_PT"/>
-          </w:rPr>
-          <w:rPr>
-            <w:color w:val="0000EE"/>
-            <w:u w:val="single"/>
-          </w:rPr>
-          <w:t>3 João 1.9–12</w:t>
-        </w:r>
-      </w:hyperlink>
-      <w:r>
-        <w:rPr>
-          <w:lang w:val="pt_PT" w:bidi="pt_PT"/>
-        </w:rPr>
-        <w:t xml:space="preserve">; </w:t>
-      </w:r>
-      <w:hyperlink r:id="rId41">
-        <w:r>
-          <w:rPr>
-            <w:lang w:val="pt_PT" w:bidi="pt_PT"/>
-          </w:rPr>
-          <w:rPr>
-            <w:color w:val="0000EE"/>
-            <w:u w:val="single"/>
-          </w:rPr>
-          <w:t>Apocalipse 2.2</w:t>
+      <w:r>
+        <w:rPr>
+          <w:lang w:val="pt_PT" w:bidi="pt_PT"/>
+        </w:rPr>
+        <w:t>Durante esse período, a Escritura às vezes descreve o povo de Deus de maneira positiva. O povo de Judá celebrou quando removeram a rainha Atalia e Joás se tornou rei (</w:t>
+      </w:r>
+      <w:hyperlink r:id="rId155">
+        <w:r>
+          <w:rPr>
+            <w:lang w:val="pt_PT" w:bidi="pt_PT"/>
+          </w:rPr>
+          <w:rPr>
+            <w:color w:val="0000EE"/>
+            <w:u w:val="single"/>
+          </w:rPr>
+          <w:t>2 Reis 11.12</w:t>
         </w:r>
       </w:hyperlink>
       <w:r>
@@ -1290,16 +3968,106 @@
         </w:rPr>
         <w:t>,</w:t>
       </w:r>
-      <w:hyperlink r:id="rId42">
-        <w:r>
-          <w:rPr>
-            <w:lang w:val="pt_PT" w:bidi="pt_PT"/>
-          </w:rPr>
-          <w:rPr>
-            <w:color w:val="0000EE"/>
-            <w:u w:val="single"/>
-          </w:rPr>
-          <w:t>14–16</w:t>
+      <w:hyperlink r:id="rId156">
+        <w:r>
+          <w:rPr>
+            <w:lang w:val="pt_PT" w:bidi="pt_PT"/>
+          </w:rPr>
+          <w:rPr>
+            <w:color w:val="0000EE"/>
+            <w:u w:val="single"/>
+          </w:rPr>
+          <w:t>18–20</w:t>
+        </w:r>
+      </w:hyperlink>
+      <w:r>
+        <w:rPr>
+          <w:lang w:val="pt_PT" w:bidi="pt_PT"/>
+        </w:rPr>
+        <w:t>). Em algumas ocasiões, o povo ajudava a escolher novos reis ou seguia bons líderes (</w:t>
+      </w:r>
+      <w:hyperlink r:id="rId157">
+        <w:r>
+          <w:rPr>
+            <w:lang w:val="pt_PT" w:bidi="pt_PT"/>
+          </w:rPr>
+          <w:rPr>
+            <w:color w:val="0000EE"/>
+            <w:u w:val="single"/>
+          </w:rPr>
+          <w:t>14.21</w:t>
+        </w:r>
+      </w:hyperlink>
+      <w:r>
+        <w:rPr>
+          <w:lang w:val="pt_PT" w:bidi="pt_PT"/>
+        </w:rPr>
+        <w:t xml:space="preserve">; </w:t>
+      </w:r>
+      <w:hyperlink r:id="rId158">
+        <w:r>
+          <w:rPr>
+            <w:lang w:val="pt_PT" w:bidi="pt_PT"/>
+          </w:rPr>
+          <w:rPr>
+            <w:color w:val="0000EE"/>
+            <w:u w:val="single"/>
+          </w:rPr>
+          <w:t>23.30</w:t>
+        </w:r>
+      </w:hyperlink>
+      <w:r>
+        <w:rPr>
+          <w:lang w:val="pt_PT" w:bidi="pt_PT"/>
+        </w:rPr>
+        <w:t xml:space="preserve">; </w:t>
+      </w:r>
+      <w:hyperlink r:id="rId159">
+        <w:r>
+          <w:rPr>
+            <w:lang w:val="pt_PT" w:bidi="pt_PT"/>
+          </w:rPr>
+          <w:rPr>
+            <w:color w:val="0000EE"/>
+            <w:u w:val="single"/>
+          </w:rPr>
+          <w:t>11.17</w:t>
+        </w:r>
+      </w:hyperlink>
+      <w:r>
+        <w:rPr>
+          <w:lang w:val="pt_PT" w:bidi="pt_PT"/>
+        </w:rPr>
+        <w:t xml:space="preserve">; </w:t>
+      </w:r>
+      <w:hyperlink r:id="rId160">
+        <w:r>
+          <w:rPr>
+            <w:lang w:val="pt_PT" w:bidi="pt_PT"/>
+          </w:rPr>
+          <w:rPr>
+            <w:color w:val="0000EE"/>
+            <w:u w:val="single"/>
+          </w:rPr>
+          <w:t>18.36</w:t>
+        </w:r>
+      </w:hyperlink>
+      <w:r>
+        <w:rPr>
+          <w:lang w:val="pt_PT" w:bidi="pt_PT"/>
+        </w:rPr>
+        <w:t xml:space="preserve">; </w:t>
+      </w:r>
+      <w:hyperlink r:id="rId161">
+        <w:r>
+          <w:rPr>
+            <w:lang w:val="pt_PT" w:bidi="pt_PT"/>
+          </w:rPr>
+          <w:rPr>
+            <w:color w:val="0000EE"/>
+            <w:u w:val="single"/>
+          </w:rPr>
+          <w:t>23.1–3</w:t>
         </w:r>
       </w:hyperlink>
       <w:r>
@@ -1308,27 +4076,23 @@
         </w:rPr>
         <w:t>,</w:t>
       </w:r>
-      <w:hyperlink r:id="rId43">
-        <w:r>
-          <w:rPr>
-            <w:lang w:val="pt_PT" w:bidi="pt_PT"/>
-          </w:rPr>
-          <w:rPr>
-            <w:color w:val="0000EE"/>
-            <w:u w:val="single"/>
-          </w:rPr>
-          <w:t>20–25</w:t>
-        </w:r>
-      </w:hyperlink>
-      <w:r>
-        <w:rPr>
-          <w:lang w:val="pt_PT" w:bidi="pt_PT"/>
-        </w:rPr>
-      </w:r>
-      <w:r>
-        <w:rPr>
-          <w:lang w:val="pt_PT" w:bidi="pt_PT"/>
-        </w:rPr>
+      <w:hyperlink r:id="rId162">
+        <w:r>
+          <w:rPr>
+            <w:lang w:val="pt_PT" w:bidi="pt_PT"/>
+          </w:rPr>
+          <w:rPr>
+            <w:color w:val="0000EE"/>
+            <w:u w:val="single"/>
+          </w:rPr>
+          <w:t>21–23</w:t>
+        </w:r>
+      </w:hyperlink>
+      <w:r>
+        <w:rPr>
+          <w:lang w:val="pt_PT" w:bidi="pt_PT"/>
+        </w:rPr>
+        <w:t>).</w:t>
       </w:r>
     </w:p>
     <w:p>
@@ -1338,21 +4102,191 @@
           <w:lang w:val="pt_PT" w:bidi="pt_PT"/>
         </w:rPr>
       </w:r>
-    </w:p>
-    <w:p>
-      <w:pPr>
-        <w:pStyle w:val="Heading2"/>
-      </w:pPr>
-      <w:r>
-        <w:rPr>
-          <w:lang w:val="pt_PT" w:bidi="pt_PT"/>
-        </w:rPr>
-        <w:t>Hipocrisia religiosa</w:t>
-      </w:r>
-      <w:r>
-        <w:rPr>
-          <w:lang w:val="pt_PT" w:bidi="pt_PT"/>
-        </w:rPr>
+      <w:r>
+        <w:rPr>
+          <w:lang w:val="pt_PT" w:bidi="pt_PT"/>
+        </w:rPr>
+        <w:t>Deus continuou a advertir seu povo através de seus profetas (</w:t>
+      </w:r>
+      <w:hyperlink r:id="rId163">
+        <w:r>
+          <w:rPr>
+            <w:lang w:val="pt_PT" w:bidi="pt_PT"/>
+          </w:rPr>
+          <w:rPr>
+            <w:color w:val="0000EE"/>
+            <w:u w:val="single"/>
+          </w:rPr>
+          <w:t>2 Reis 17.13</w:t>
+        </w:r>
+      </w:hyperlink>
+      <w:r>
+        <w:rPr>
+          <w:lang w:val="pt_PT" w:bidi="pt_PT"/>
+        </w:rPr>
+        <w:t>). No entanto, o povo de ambos os reinos continuou a se rebelar contra Deus (</w:t>
+      </w:r>
+      <w:hyperlink r:id="rId164">
+        <w:r>
+          <w:rPr>
+            <w:lang w:val="pt_PT" w:bidi="pt_PT"/>
+          </w:rPr>
+          <w:rPr>
+            <w:color w:val="0000EE"/>
+            <w:u w:val="single"/>
+          </w:rPr>
+          <w:t>17.14–19</w:t>
+        </w:r>
+      </w:hyperlink>
+      <w:r>
+        <w:rPr>
+          <w:lang w:val="pt_PT" w:bidi="pt_PT"/>
+        </w:rPr>
+        <w:t>,</w:t>
+      </w:r>
+      <w:hyperlink r:id="rId142">
+        <w:r>
+          <w:rPr>
+            <w:lang w:val="pt_PT" w:bidi="pt_PT"/>
+          </w:rPr>
+          <w:rPr>
+            <w:color w:val="0000EE"/>
+            <w:u w:val="single"/>
+          </w:rPr>
+          <w:t>22</w:t>
+        </w:r>
+      </w:hyperlink>
+      <w:r>
+        <w:rPr>
+          <w:lang w:val="pt_PT" w:bidi="pt_PT"/>
+        </w:rPr>
+        <w:t>). Como resultado, Deus os julgou conforme havia prometido (</w:t>
+      </w:r>
+      <w:hyperlink r:id="rId165">
+        <w:r>
+          <w:rPr>
+            <w:lang w:val="pt_PT" w:bidi="pt_PT"/>
+          </w:rPr>
+          <w:rPr>
+            <w:color w:val="0000EE"/>
+            <w:u w:val="single"/>
+          </w:rPr>
+          <w:t>17.22–23</w:t>
+        </w:r>
+      </w:hyperlink>
+      <w:r>
+        <w:rPr>
+          <w:lang w:val="pt_PT" w:bidi="pt_PT"/>
+        </w:rPr>
+        <w:t xml:space="preserve">; </w:t>
+      </w:r>
+      <w:hyperlink r:id="rId166">
+        <w:r>
+          <w:rPr>
+            <w:lang w:val="pt_PT" w:bidi="pt_PT"/>
+          </w:rPr>
+          <w:rPr>
+            <w:color w:val="0000EE"/>
+            <w:u w:val="single"/>
+          </w:rPr>
+          <w:t>21.10–15</w:t>
+        </w:r>
+      </w:hyperlink>
+      <w:r>
+        <w:rPr>
+          <w:lang w:val="pt_PT" w:bidi="pt_PT"/>
+        </w:rPr>
+        <w:t xml:space="preserve">; </w:t>
+      </w:r>
+      <w:hyperlink r:id="rId152">
+        <w:r>
+          <w:rPr>
+            <w:lang w:val="pt_PT" w:bidi="pt_PT"/>
+          </w:rPr>
+          <w:rPr>
+            <w:color w:val="0000EE"/>
+            <w:u w:val="single"/>
+          </w:rPr>
+          <w:t>22.17</w:t>
+        </w:r>
+      </w:hyperlink>
+      <w:r>
+        <w:rPr>
+          <w:lang w:val="pt_PT" w:bidi="pt_PT"/>
+        </w:rPr>
+        <w:t xml:space="preserve">; </w:t>
+      </w:r>
+      <w:hyperlink r:id="rId167">
+        <w:r>
+          <w:rPr>
+            <w:lang w:val="pt_PT" w:bidi="pt_PT"/>
+          </w:rPr>
+          <w:rPr>
+            <w:color w:val="0000EE"/>
+            <w:u w:val="single"/>
+          </w:rPr>
+          <w:t>23.26–27</w:t>
+        </w:r>
+      </w:hyperlink>
+      <w:r>
+        <w:rPr>
+          <w:lang w:val="pt_PT" w:bidi="pt_PT"/>
+        </w:rPr>
+        <w:t xml:space="preserve">; </w:t>
+      </w:r>
+      <w:hyperlink r:id="rId168">
+        <w:r>
+          <w:rPr>
+            <w:lang w:val="pt_PT" w:bidi="pt_PT"/>
+          </w:rPr>
+          <w:rPr>
+            <w:color w:val="0000EE"/>
+            <w:u w:val="single"/>
+          </w:rPr>
+          <w:t>24.20</w:t>
+        </w:r>
+      </w:hyperlink>
+      <w:r>
+        <w:rPr>
+          <w:lang w:val="pt_PT" w:bidi="pt_PT"/>
+        </w:rPr>
+        <w:t xml:space="preserve">; </w:t>
+      </w:r>
+      <w:hyperlink r:id="rId169">
+        <w:r>
+          <w:rPr>
+            <w:lang w:val="pt_PT" w:bidi="pt_PT"/>
+          </w:rPr>
+          <w:rPr>
+            <w:color w:val="0000EE"/>
+            <w:u w:val="single"/>
+          </w:rPr>
+          <w:t>25.21</w:t>
+        </w:r>
+      </w:hyperlink>
+      <w:r>
+        <w:rPr>
+          <w:lang w:val="pt_PT" w:bidi="pt_PT"/>
+        </w:rPr>
+        <w:t>). Deus agiu de acordo com os termos de seu acordo especial (chamado de aliança) com eles (</w:t>
+      </w:r>
+      <w:hyperlink r:id="rId170">
+        <w:r>
+          <w:rPr>
+            <w:lang w:val="pt_PT" w:bidi="pt_PT"/>
+          </w:rPr>
+          <w:rPr>
+            <w:color w:val="0000EE"/>
+            <w:u w:val="single"/>
+          </w:rPr>
+          <w:t>Levítico 26.27–39</w:t>
+        </w:r>
+      </w:hyperlink>
+      <w:r>
+        <w:rPr>
+          <w:lang w:val="pt_PT" w:bidi="pt_PT"/>
+        </w:rPr>
+        <w:t>).</w:t>
       </w:r>
     </w:p>
     <w:p>
@@ -1366,7 +4300,79 @@
         <w:rPr>
           <w:lang w:val="pt_PT" w:bidi="pt_PT"/>
         </w:rPr>
-        <w:t>A hipocrisia religiosa ocorre quando as pessoas obedecem seletivamente às regras e apenas fingem seguir a lei de Deus, sem uma mudança real em seus motivos e vidas. Aqueles que se gabam de seu compromisso religioso, muitas vezes, carecem de um verdadeiro desejo de obedecer a Deus.</w:t>
+        <w:t xml:space="preserve">No entanto, ele ainda amava seu povo e queria restaurá-los (veja </w:t>
+      </w:r>
+      <w:hyperlink r:id="rId171">
+        <w:r>
+          <w:rPr>
+            <w:lang w:val="pt_PT" w:bidi="pt_PT"/>
+          </w:rPr>
+          <w:rPr>
+            <w:color w:val="0000EE"/>
+            <w:u w:val="single"/>
+          </w:rPr>
+          <w:t>Oseias 11.1–11</w:t>
+        </w:r>
+      </w:hyperlink>
+      <w:r>
+        <w:rPr>
+          <w:lang w:val="pt_PT" w:bidi="pt_PT"/>
+        </w:rPr>
+        <w:t>). Deus sempre cuidou de seu povo. Ele os salvou de Senaqueribe (</w:t>
+      </w:r>
+      <w:hyperlink r:id="rId172">
+        <w:r>
+          <w:rPr>
+            <w:lang w:val="pt_PT" w:bidi="pt_PT"/>
+          </w:rPr>
+          <w:rPr>
+            <w:color w:val="0000EE"/>
+            <w:u w:val="single"/>
+          </w:rPr>
+          <w:t>2 Reis 18.17–19.37</w:t>
+        </w:r>
+      </w:hyperlink>
+      <w:r>
+        <w:rPr>
+          <w:lang w:val="pt_PT" w:bidi="pt_PT"/>
+        </w:rPr>
+        <w:t>). Ele prometeu que um pequeno grupo prosperaria novamente na terra (</w:t>
+      </w:r>
+      <w:hyperlink r:id="rId173">
+        <w:r>
+          <w:rPr>
+            <w:lang w:val="pt_PT" w:bidi="pt_PT"/>
+          </w:rPr>
+          <w:rPr>
+            <w:color w:val="0000EE"/>
+            <w:u w:val="single"/>
+          </w:rPr>
+          <w:t>19.30–31</w:t>
+        </w:r>
+      </w:hyperlink>
+      <w:r>
+        <w:rPr>
+          <w:lang w:val="pt_PT" w:bidi="pt_PT"/>
+        </w:rPr>
+        <w:t>). O bom tratamento que o rei Jeoaquim recebeu na Babilônia provavelmente renovou a esperança entre o povo arrependido (</w:t>
+      </w:r>
+      <w:hyperlink r:id="rId174">
+        <w:r>
+          <w:rPr>
+            <w:lang w:val="pt_PT" w:bidi="pt_PT"/>
+          </w:rPr>
+          <w:rPr>
+            <w:color w:val="0000EE"/>
+            <w:u w:val="single"/>
+          </w:rPr>
+          <w:t>25.27–30</w:t>
+        </w:r>
+      </w:hyperlink>
+      <w:r>
+        <w:rPr>
+          <w:lang w:val="pt_PT" w:bidi="pt_PT"/>
+        </w:rPr>
+        <w:t>).</w:t>
       </w:r>
     </w:p>
     <w:p>
@@ -1380,7 +4386,61 @@
         <w:rPr>
           <w:lang w:val="pt_PT" w:bidi="pt_PT"/>
         </w:rPr>
-        <w:t>O profeta Isaías pregou para pessoas que aparentavam ser muito religiosas. Elas jejuavam, oravam, celebravam dias santos e traziam sacrifícios para Jerusalém. No entanto, Deus rejeitou essas práticas.</w:t>
+        <w:t>Deus prometeu restaurar seu povo do exílio. Ele lhes daria comunhão com ele na terra novamente. Ele governaria sobre eles através de seu rei escolhido, um descendente de Davi (</w:t>
+      </w:r>
+      <w:hyperlink r:id="rId175">
+        <w:r>
+          <w:rPr>
+            <w:lang w:val="pt_PT" w:bidi="pt_PT"/>
+          </w:rPr>
+          <w:rPr>
+            <w:color w:val="0000EE"/>
+            <w:u w:val="single"/>
+          </w:rPr>
+          <w:t>Jeremias 23.3–6</w:t>
+        </w:r>
+      </w:hyperlink>
+      <w:r>
+        <w:rPr>
+          <w:lang w:val="pt_PT" w:bidi="pt_PT"/>
+        </w:rPr>
+        <w:t xml:space="preserve">; veja também </w:t>
+      </w:r>
+      <w:hyperlink r:id="rId176">
+        <w:r>
+          <w:rPr>
+            <w:lang w:val="pt_PT" w:bidi="pt_PT"/>
+          </w:rPr>
+          <w:rPr>
+            <w:color w:val="0000EE"/>
+            <w:u w:val="single"/>
+          </w:rPr>
+          <w:t>Isaías 11</w:t>
+        </w:r>
+      </w:hyperlink>
+      <w:r>
+        <w:rPr>
+          <w:lang w:val="pt_PT" w:bidi="pt_PT"/>
+        </w:rPr>
+        <w:t xml:space="preserve">; </w:t>
+      </w:r>
+      <w:hyperlink r:id="rId177">
+        <w:r>
+          <w:rPr>
+            <w:lang w:val="pt_PT" w:bidi="pt_PT"/>
+          </w:rPr>
+          <w:rPr>
+            <w:color w:val="0000EE"/>
+            <w:u w:val="single"/>
+          </w:rPr>
+          <w:t>Romanos 11.5–36</w:t>
+        </w:r>
+      </w:hyperlink>
+      <w:r>
+        <w:rPr>
+          <w:lang w:val="pt_PT" w:bidi="pt_PT"/>
+        </w:rPr>
+        <w:t>).</w:t>
       </w:r>
     </w:p>
     <w:p>
@@ -1392,27 +4452,10 @@
       </w:r>
       <w:r>
         <w:rPr>
-          <w:lang w:val="pt_PT" w:bidi="pt_PT"/>
-        </w:rPr>
-        <w:t xml:space="preserve">Por quê? Esses atos tinham valor porque o Senhor próprio os havia prescrito! Mas a adoração do povo não era sincera. Faltava a santidade pessoal e a justiça social que Deus exige (veja, por exemplo, </w:t>
-      </w:r>
-      <w:hyperlink r:id="rId44">
-        <w:r>
-          <w:rPr>
-            <w:lang w:val="pt_PT" w:bidi="pt_PT"/>
-          </w:rPr>
-          <w:rPr>
-            <w:color w:val="0000EE"/>
-            <w:u w:val="single"/>
-          </w:rPr>
-          <w:t>Levítico 19.13–17</w:t>
-        </w:r>
-      </w:hyperlink>
-      <w:r>
-        <w:rPr>
-          <w:lang w:val="pt_PT" w:bidi="pt_PT"/>
-        </w:rPr>
-        <w:t>). O povo de Judá havia se tornado hipócrita religioso.</w:t>
+          <w:u w:val="single"/>
+          <w:lang w:val="pt_PT" w:bidi="pt_PT"/>
+        </w:rPr>
+        <w:t>Passagens para estudo complementar</w:t>
       </w:r>
     </w:p>
     <w:p>
@@ -1422,83 +4465,495 @@
           <w:lang w:val="pt_PT" w:bidi="pt_PT"/>
         </w:rPr>
       </w:r>
-      <w:r>
-        <w:rPr>
-          <w:lang w:val="pt_PT" w:bidi="pt_PT"/>
-        </w:rPr>
-        <w:t>Muitos anos após Isaías, Jesus abordou a hipocrisia dos fariseus. Ele os instou a obedecer a tudo o que Deus havia revelado, não apenas às partes que os tornavam populares (</w:t>
-      </w:r>
-      <w:hyperlink r:id="rId45">
-        <w:r>
-          <w:rPr>
-            <w:lang w:val="pt_PT" w:bidi="pt_PT"/>
-          </w:rPr>
-          <w:rPr>
-            <w:color w:val="0000EE"/>
-            <w:u w:val="single"/>
-          </w:rPr>
-          <w:t>Mateus 23.1–36</w:t>
-        </w:r>
-      </w:hyperlink>
-      <w:r>
-        <w:rPr>
-          <w:lang w:val="pt_PT" w:bidi="pt_PT"/>
-        </w:rPr>
-        <w:t xml:space="preserve">, especialmente </w:t>
-      </w:r>
-      <w:hyperlink r:id="rId46">
-        <w:r>
-          <w:rPr>
-            <w:lang w:val="pt_PT" w:bidi="pt_PT"/>
-          </w:rPr>
-          <w:rPr>
-            <w:color w:val="0000EE"/>
-            <w:u w:val="single"/>
-          </w:rPr>
-          <w:t>Mateus 23.23</w:t>
-        </w:r>
-      </w:hyperlink>
-      <w:r>
-        <w:rPr>
-          <w:lang w:val="pt_PT" w:bidi="pt_PT"/>
-        </w:rPr>
-        <w:t>). Os apóstolos Paulo e Tiago também enfatizaram a diferença entre realizar atos religiosos e ter verdadeira espiritualidade (</w:t>
-      </w:r>
-      <w:hyperlink r:id="rId47">
-        <w:r>
-          <w:rPr>
-            <w:lang w:val="pt_PT" w:bidi="pt_PT"/>
-          </w:rPr>
-          <w:rPr>
-            <w:color w:val="0000EE"/>
-            <w:u w:val="single"/>
-          </w:rPr>
-          <w:t>1 Coríntios 3.1–23</w:t>
-        </w:r>
-      </w:hyperlink>
-      <w:r>
-        <w:rPr>
-          <w:lang w:val="pt_PT" w:bidi="pt_PT"/>
-        </w:rPr>
-        <w:t xml:space="preserve">; </w:t>
-      </w:r>
-      <w:hyperlink r:id="rId48">
-        <w:r>
-          <w:rPr>
-            <w:lang w:val="pt_PT" w:bidi="pt_PT"/>
-          </w:rPr>
-          <w:rPr>
-            <w:color w:val="0000EE"/>
-            <w:u w:val="single"/>
-          </w:rPr>
-          <w:t>Tiago 1.21–2.13</w:t>
-        </w:r>
-      </w:hyperlink>
-      <w:r>
-        <w:rPr>
-          <w:lang w:val="pt_PT" w:bidi="pt_PT"/>
-        </w:rPr>
-        <w:t>).</w:t>
+      <w:hyperlink r:id="rId170">
+        <w:r>
+          <w:rPr>
+            <w:lang w:val="pt_PT" w:bidi="pt_PT"/>
+          </w:rPr>
+          <w:rPr>
+            <w:color w:val="0000EE"/>
+            <w:u w:val="single"/>
+          </w:rPr>
+          <w:t>Levítico 26.27–39</w:t>
+        </w:r>
+      </w:hyperlink>
+      <w:r>
+        <w:rPr>
+          <w:lang w:val="pt_PT" w:bidi="pt_PT"/>
+        </w:rPr>
+        <w:t xml:space="preserve">; </w:t>
+      </w:r>
+      <w:hyperlink r:id="rId178">
+        <w:r>
+          <w:rPr>
+            <w:lang w:val="pt_PT" w:bidi="pt_PT"/>
+          </w:rPr>
+          <w:rPr>
+            <w:color w:val="0000EE"/>
+            <w:u w:val="single"/>
+          </w:rPr>
+          <w:t>2 Reis 17.7–23</w:t>
+        </w:r>
+      </w:hyperlink>
+      <w:r>
+        <w:rPr>
+          <w:lang w:val="pt_PT" w:bidi="pt_PT"/>
+        </w:rPr>
+        <w:t xml:space="preserve">; </w:t>
+      </w:r>
+      <w:hyperlink r:id="rId179">
+        <w:r>
+          <w:rPr>
+            <w:lang w:val="pt_PT" w:bidi="pt_PT"/>
+          </w:rPr>
+          <w:rPr>
+            <w:color w:val="0000EE"/>
+            <w:u w:val="single"/>
+          </w:rPr>
+          <w:t>21.9–16</w:t>
+        </w:r>
+      </w:hyperlink>
+      <w:r>
+        <w:rPr>
+          <w:lang w:val="pt_PT" w:bidi="pt_PT"/>
+        </w:rPr>
+        <w:t xml:space="preserve">; </w:t>
+      </w:r>
+      <w:hyperlink r:id="rId167">
+        <w:r>
+          <w:rPr>
+            <w:lang w:val="pt_PT" w:bidi="pt_PT"/>
+          </w:rPr>
+          <w:rPr>
+            <w:color w:val="0000EE"/>
+            <w:u w:val="single"/>
+          </w:rPr>
+          <w:t>23.26–27</w:t>
+        </w:r>
+      </w:hyperlink>
+      <w:r>
+        <w:rPr>
+          <w:lang w:val="pt_PT" w:bidi="pt_PT"/>
+        </w:rPr>
+        <w:t xml:space="preserve">; </w:t>
+      </w:r>
+      <w:hyperlink r:id="rId180">
+        <w:r>
+          <w:rPr>
+            <w:lang w:val="pt_PT" w:bidi="pt_PT"/>
+          </w:rPr>
+          <w:rPr>
+            <w:color w:val="0000EE"/>
+            <w:u w:val="single"/>
+          </w:rPr>
+          <w:t>24.20–25.21</w:t>
+        </w:r>
+      </w:hyperlink>
+      <w:r>
+        <w:rPr>
+          <w:lang w:val="pt_PT" w:bidi="pt_PT"/>
+        </w:rPr>
+        <w:t xml:space="preserve">; </w:t>
+      </w:r>
+      <w:hyperlink r:id="rId181">
+        <w:r>
+          <w:rPr>
+            <w:lang w:val="pt_PT" w:bidi="pt_PT"/>
+          </w:rPr>
+          <w:rPr>
+            <w:color w:val="0000EE"/>
+            <w:u w:val="single"/>
+          </w:rPr>
+          <w:t>Salmo 62.12</w:t>
+        </w:r>
+      </w:hyperlink>
+      <w:r>
+        <w:rPr>
+          <w:lang w:val="pt_PT" w:bidi="pt_PT"/>
+        </w:rPr>
+        <w:t xml:space="preserve">; </w:t>
+      </w:r>
+      <w:hyperlink r:id="rId182">
+        <w:r>
+          <w:rPr>
+            <w:lang w:val="pt_PT" w:bidi="pt_PT"/>
+          </w:rPr>
+          <w:rPr>
+            <w:color w:val="0000EE"/>
+            <w:u w:val="single"/>
+          </w:rPr>
+          <w:t>Provérbios 11.31</w:t>
+        </w:r>
+      </w:hyperlink>
+      <w:r>
+        <w:rPr>
+          <w:lang w:val="pt_PT" w:bidi="pt_PT"/>
+        </w:rPr>
+        <w:t xml:space="preserve">; </w:t>
+      </w:r>
+      <w:hyperlink r:id="rId183">
+        <w:r>
+          <w:rPr>
+            <w:lang w:val="pt_PT" w:bidi="pt_PT"/>
+          </w:rPr>
+          <w:rPr>
+            <w:color w:val="0000EE"/>
+            <w:u w:val="single"/>
+          </w:rPr>
+          <w:t>Isaías 3.10–11</w:t>
+        </w:r>
+      </w:hyperlink>
+      <w:r>
+        <w:rPr>
+          <w:lang w:val="pt_PT" w:bidi="pt_PT"/>
+        </w:rPr>
+        <w:t xml:space="preserve">; </w:t>
+      </w:r>
+      <w:hyperlink r:id="rId184">
+        <w:r>
+          <w:rPr>
+            <w:lang w:val="pt_PT" w:bidi="pt_PT"/>
+          </w:rPr>
+          <w:rPr>
+            <w:color w:val="0000EE"/>
+            <w:u w:val="single"/>
+          </w:rPr>
+          <w:t>Jeremias 1.16</w:t>
+        </w:r>
+      </w:hyperlink>
+      <w:r>
+        <w:rPr>
+          <w:lang w:val="pt_PT" w:bidi="pt_PT"/>
+        </w:rPr>
+        <w:t xml:space="preserve">; </w:t>
+      </w:r>
+      <w:hyperlink r:id="rId185">
+        <w:r>
+          <w:rPr>
+            <w:lang w:val="pt_PT" w:bidi="pt_PT"/>
+          </w:rPr>
+          <w:rPr>
+            <w:color w:val="0000EE"/>
+            <w:u w:val="single"/>
+          </w:rPr>
+          <w:t>17.10</w:t>
+        </w:r>
+      </w:hyperlink>
+      <w:r>
+        <w:rPr>
+          <w:lang w:val="pt_PT" w:bidi="pt_PT"/>
+        </w:rPr>
+        <w:t xml:space="preserve">; </w:t>
+      </w:r>
+      <w:hyperlink r:id="rId175">
+        <w:r>
+          <w:rPr>
+            <w:lang w:val="pt_PT" w:bidi="pt_PT"/>
+          </w:rPr>
+          <w:rPr>
+            <w:color w:val="0000EE"/>
+            <w:u w:val="single"/>
+          </w:rPr>
+          <w:t>23.3–6</w:t>
+        </w:r>
+      </w:hyperlink>
+      <w:r>
+        <w:rPr>
+          <w:lang w:val="pt_PT" w:bidi="pt_PT"/>
+        </w:rPr>
+        <w:t xml:space="preserve">; </w:t>
+      </w:r>
+      <w:hyperlink r:id="rId186">
+        <w:r>
+          <w:rPr>
+            <w:lang w:val="pt_PT" w:bidi="pt_PT"/>
+          </w:rPr>
+          <w:rPr>
+            <w:color w:val="0000EE"/>
+            <w:u w:val="single"/>
+          </w:rPr>
+          <w:t>Ezequiel 7.1–9</w:t>
+        </w:r>
+      </w:hyperlink>
+      <w:r>
+        <w:rPr>
+          <w:lang w:val="pt_PT" w:bidi="pt_PT"/>
+        </w:rPr>
+        <w:t xml:space="preserve">; </w:t>
+      </w:r>
+      <w:hyperlink r:id="rId187">
+        <w:r>
+          <w:rPr>
+            <w:lang w:val="pt_PT" w:bidi="pt_PT"/>
+          </w:rPr>
+          <w:rPr>
+            <w:color w:val="0000EE"/>
+            <w:u w:val="single"/>
+          </w:rPr>
+          <w:t>33.18–20</w:t>
+        </w:r>
+      </w:hyperlink>
+      <w:r>
+        <w:rPr>
+          <w:lang w:val="pt_PT" w:bidi="pt_PT"/>
+        </w:rPr>
+        <w:t xml:space="preserve">; </w:t>
+      </w:r>
+      <w:hyperlink r:id="rId188">
+        <w:r>
+          <w:rPr>
+            <w:lang w:val="pt_PT" w:bidi="pt_PT"/>
+          </w:rPr>
+          <w:rPr>
+            <w:color w:val="0000EE"/>
+            <w:u w:val="single"/>
+          </w:rPr>
+          <w:t>34.17–24</w:t>
+        </w:r>
+      </w:hyperlink>
+      <w:r>
+        <w:rPr>
+          <w:lang w:val="pt_PT" w:bidi="pt_PT"/>
+        </w:rPr>
+        <w:t xml:space="preserve">; </w:t>
+      </w:r>
+      <w:hyperlink r:id="rId189">
+        <w:r>
+          <w:rPr>
+            <w:lang w:val="pt_PT" w:bidi="pt_PT"/>
+          </w:rPr>
+          <w:rPr>
+            <w:color w:val="0000EE"/>
+            <w:u w:val="single"/>
+          </w:rPr>
+          <w:t>39.23–24</w:t>
+        </w:r>
+      </w:hyperlink>
+      <w:r>
+        <w:rPr>
+          <w:lang w:val="pt_PT" w:bidi="pt_PT"/>
+        </w:rPr>
+        <w:t xml:space="preserve">; </w:t>
+      </w:r>
+      <w:hyperlink r:id="rId171">
+        <w:r>
+          <w:rPr>
+            <w:lang w:val="pt_PT" w:bidi="pt_PT"/>
+          </w:rPr>
+          <w:rPr>
+            <w:color w:val="0000EE"/>
+            <w:u w:val="single"/>
+          </w:rPr>
+          <w:t>Oséias 11.1–11</w:t>
+        </w:r>
+      </w:hyperlink>
+      <w:r>
+        <w:rPr>
+          <w:lang w:val="pt_PT" w:bidi="pt_PT"/>
+        </w:rPr>
+        <w:t xml:space="preserve">; </w:t>
+      </w:r>
+      <w:hyperlink r:id="rId190">
+        <w:r>
+          <w:rPr>
+            <w:lang w:val="pt_PT" w:bidi="pt_PT"/>
+          </w:rPr>
+          <w:rPr>
+            <w:color w:val="0000EE"/>
+            <w:u w:val="single"/>
+          </w:rPr>
+          <w:t>Amós 3.2</w:t>
+        </w:r>
+      </w:hyperlink>
+      <w:r>
+        <w:rPr>
+          <w:lang w:val="pt_PT" w:bidi="pt_PT"/>
+        </w:rPr>
+        <w:t xml:space="preserve">; </w:t>
+      </w:r>
+      <w:hyperlink r:id="rId191">
+        <w:r>
+          <w:rPr>
+            <w:lang w:val="pt_PT" w:bidi="pt_PT"/>
+          </w:rPr>
+          <w:rPr>
+            <w:color w:val="0000EE"/>
+            <w:u w:val="single"/>
+          </w:rPr>
+          <w:t>Mateus 25.24–30</w:t>
+        </w:r>
+      </w:hyperlink>
+      <w:r>
+        <w:rPr>
+          <w:lang w:val="pt_PT" w:bidi="pt_PT"/>
+        </w:rPr>
+        <w:t xml:space="preserve">; </w:t>
+      </w:r>
+      <w:hyperlink r:id="rId192">
+        <w:r>
+          <w:rPr>
+            <w:lang w:val="pt_PT" w:bidi="pt_PT"/>
+          </w:rPr>
+          <w:rPr>
+            <w:color w:val="0000EE"/>
+            <w:u w:val="single"/>
+          </w:rPr>
+          <w:t>Lucas 12.47–48</w:t>
+        </w:r>
+      </w:hyperlink>
+      <w:r>
+        <w:rPr>
+          <w:lang w:val="pt_PT" w:bidi="pt_PT"/>
+        </w:rPr>
+        <w:t xml:space="preserve">; </w:t>
+      </w:r>
+      <w:hyperlink r:id="rId193">
+        <w:r>
+          <w:rPr>
+            <w:lang w:val="pt_PT" w:bidi="pt_PT"/>
+          </w:rPr>
+          <w:rPr>
+            <w:color w:val="0000EE"/>
+            <w:u w:val="single"/>
+          </w:rPr>
+          <w:t>13.6–9</w:t>
+        </w:r>
+      </w:hyperlink>
+      <w:r>
+        <w:rPr>
+          <w:lang w:val="pt_PT" w:bidi="pt_PT"/>
+        </w:rPr>
+        <w:t xml:space="preserve">; </w:t>
+      </w:r>
+      <w:hyperlink r:id="rId194">
+        <w:r>
+          <w:rPr>
+            <w:lang w:val="pt_PT" w:bidi="pt_PT"/>
+          </w:rPr>
+          <w:rPr>
+            <w:color w:val="0000EE"/>
+            <w:u w:val="single"/>
+          </w:rPr>
+          <w:t>João 5.45–47</w:t>
+        </w:r>
+      </w:hyperlink>
+      <w:r>
+        <w:rPr>
+          <w:lang w:val="pt_PT" w:bidi="pt_PT"/>
+        </w:rPr>
+        <w:t xml:space="preserve">; </w:t>
+      </w:r>
+      <w:hyperlink r:id="rId177">
+        <w:r>
+          <w:rPr>
+            <w:lang w:val="pt_PT" w:bidi="pt_PT"/>
+          </w:rPr>
+          <w:rPr>
+            <w:color w:val="0000EE"/>
+            <w:u w:val="single"/>
+          </w:rPr>
+          <w:t>Romanos 11.5–36</w:t>
+        </w:r>
+      </w:hyperlink>
+      <w:r>
+        <w:rPr>
+          <w:lang w:val="pt_PT" w:bidi="pt_PT"/>
+        </w:rPr>
+        <w:t xml:space="preserve">; </w:t>
+      </w:r>
+      <w:hyperlink r:id="rId195">
+        <w:r>
+          <w:rPr>
+            <w:lang w:val="pt_PT" w:bidi="pt_PT"/>
+          </w:rPr>
+          <w:rPr>
+            <w:color w:val="0000EE"/>
+            <w:u w:val="single"/>
+          </w:rPr>
+          <w:t>Colossenses 3.23–25</w:t>
+        </w:r>
+      </w:hyperlink>
+      <w:r>
+        <w:rPr>
+          <w:lang w:val="pt_PT" w:bidi="pt_PT"/>
+        </w:rPr>
+        <w:t xml:space="preserve">; </w:t>
+      </w:r>
+      <w:hyperlink r:id="rId196">
+        <w:r>
+          <w:rPr>
+            <w:lang w:val="pt_PT" w:bidi="pt_PT"/>
+          </w:rPr>
+          <w:rPr>
+            <w:color w:val="0000EE"/>
+            <w:u w:val="single"/>
+          </w:rPr>
+          <w:t>Hebreus 12.25</w:t>
+        </w:r>
+      </w:hyperlink>
+      <w:r>
+        <w:rPr>
+          <w:lang w:val="pt_PT" w:bidi="pt_PT"/>
+        </w:rPr>
+        <w:t xml:space="preserve">; </w:t>
+      </w:r>
+      <w:hyperlink r:id="rId197">
+        <w:r>
+          <w:rPr>
+            <w:lang w:val="pt_PT" w:bidi="pt_PT"/>
+          </w:rPr>
+          <w:rPr>
+            <w:color w:val="0000EE"/>
+            <w:u w:val="single"/>
+          </w:rPr>
+          <w:t>Tiago 2.12–13</w:t>
+        </w:r>
+      </w:hyperlink>
+      <w:r>
+        <w:rPr>
+          <w:lang w:val="pt_PT" w:bidi="pt_PT"/>
+        </w:rPr>
+        <w:t xml:space="preserve">; </w:t>
+      </w:r>
+      <w:hyperlink r:id="rId198">
+        <w:r>
+          <w:rPr>
+            <w:lang w:val="pt_PT" w:bidi="pt_PT"/>
+          </w:rPr>
+          <w:rPr>
+            <w:color w:val="0000EE"/>
+            <w:u w:val="single"/>
+          </w:rPr>
+          <w:t>1 Pedro 1.17</w:t>
+        </w:r>
+      </w:hyperlink>
+      <w:r>
+        <w:rPr>
+          <w:lang w:val="pt_PT" w:bidi="pt_PT"/>
+        </w:rPr>
+        <w:t xml:space="preserve">; </w:t>
+      </w:r>
+      <w:hyperlink r:id="rId199">
+        <w:r>
+          <w:rPr>
+            <w:lang w:val="pt_PT" w:bidi="pt_PT"/>
+          </w:rPr>
+          <w:rPr>
+            <w:color w:val="0000EE"/>
+            <w:u w:val="single"/>
+          </w:rPr>
+          <w:t>Apocalipse 2.1–3.22</w:t>
+        </w:r>
+      </w:hyperlink>
+      <w:r>
+        <w:rPr>
+          <w:lang w:val="pt_PT" w:bidi="pt_PT"/>
+        </w:rPr>
+      </w:r>
+      <w:r>
+        <w:rPr>
+          <w:lang w:val="pt_PT" w:bidi="pt_PT"/>
+        </w:rPr>
       </w:r>
     </w:p>
     <w:p>
@@ -1508,47 +4963,21 @@
           <w:lang w:val="pt_PT" w:bidi="pt_PT"/>
         </w:rPr>
       </w:r>
-      <w:r>
-        <w:rPr>
-          <w:lang w:val="pt_PT" w:bidi="pt_PT"/>
-        </w:rPr>
-        <w:t xml:space="preserve">A crítica de Jesus aos fariseus também nos serve de alerta. Não devemos imitá-los (veja </w:t>
-      </w:r>
-      <w:hyperlink r:id="rId49">
-        <w:r>
-          <w:rPr>
-            <w:lang w:val="pt_PT" w:bidi="pt_PT"/>
-          </w:rPr>
-          <w:rPr>
-            <w:color w:val="0000EE"/>
-            <w:u w:val="single"/>
-          </w:rPr>
-          <w:t>Mateus 6.1–18</w:t>
-        </w:r>
-      </w:hyperlink>
-      <w:r>
-        <w:rPr>
-          <w:lang w:val="pt_PT" w:bidi="pt_PT"/>
-        </w:rPr>
-        <w:t xml:space="preserve">; </w:t>
-      </w:r>
-      <w:hyperlink r:id="rId50">
-        <w:r>
-          <w:rPr>
-            <w:lang w:val="pt_PT" w:bidi="pt_PT"/>
-          </w:rPr>
-          <w:rPr>
-            <w:color w:val="0000EE"/>
-            <w:u w:val="single"/>
-          </w:rPr>
-          <w:t>1 Pedro 2.1</w:t>
-        </w:r>
-      </w:hyperlink>
-      <w:r>
-        <w:rPr>
-          <w:lang w:val="pt_PT" w:bidi="pt_PT"/>
-        </w:rPr>
-        <w:t>). Em vez disso, Jesus nos instrui a sermos genuínos com Deus e com os outros, obedecendo a todos os seus mandamentos. Em nossa adoração a Deus, devemos ir além das formas religiosas, focando mais do que apenas em ações externas.</w:t>
+    </w:p>
+    <w:p>
+      <w:pPr>
+        <w:pStyle w:val="Heading2"/>
+      </w:pPr>
+      <w:r>
+        <w:rPr>
+          <w:lang w:val="pt_PT" w:bidi="pt_PT"/>
+        </w:rPr>
+        <w:t>Justiça de Deus</w:t>
+      </w:r>
+      <w:r>
+        <w:rPr>
+          <w:lang w:val="pt_PT" w:bidi="pt_PT"/>
+        </w:rPr>
       </w:r>
     </w:p>
     <w:p>
@@ -1560,10 +4989,243 @@
       </w:r>
       <w:r>
         <w:rPr>
-          <w:u w:val="single"/>
-          <w:lang w:val="pt_PT" w:bidi="pt_PT"/>
-        </w:rPr>
-        <w:t>Passagens para estudo adicional</w:t>
+          <w:lang w:val="pt_PT" w:bidi="pt_PT"/>
+        </w:rPr>
+        <w:t>Deus é justo (</w:t>
+      </w:r>
+      <w:hyperlink r:id="rId200">
+        <w:r>
+          <w:rPr>
+            <w:lang w:val="pt_PT" w:bidi="pt_PT"/>
+          </w:rPr>
+          <w:rPr>
+            <w:color w:val="0000EE"/>
+            <w:u w:val="single"/>
+          </w:rPr>
+          <w:t>Salmo 9.7–8</w:t>
+        </w:r>
+      </w:hyperlink>
+      <w:r>
+        <w:rPr>
+          <w:lang w:val="pt_PT" w:bidi="pt_PT"/>
+        </w:rPr>
+        <w:t>). Ele odeia o pecado e recompensa de forma justa as pessoas e nações com base no que fazem (</w:t>
+      </w:r>
+      <w:hyperlink r:id="rId201">
+        <w:r>
+          <w:rPr>
+            <w:lang w:val="pt_PT" w:bidi="pt_PT"/>
+          </w:rPr>
+          <w:rPr>
+            <w:color w:val="0000EE"/>
+            <w:u w:val="single"/>
+          </w:rPr>
+          <w:t>Salmo 67.4</w:t>
+        </w:r>
+      </w:hyperlink>
+      <w:r>
+        <w:rPr>
+          <w:lang w:val="pt_PT" w:bidi="pt_PT"/>
+        </w:rPr>
+        <w:t xml:space="preserve">; </w:t>
+      </w:r>
+      <w:hyperlink r:id="rId202">
+        <w:r>
+          <w:rPr>
+            <w:lang w:val="pt_PT" w:bidi="pt_PT"/>
+          </w:rPr>
+          <w:rPr>
+            <w:color w:val="0000EE"/>
+            <w:u w:val="single"/>
+          </w:rPr>
+          <w:t>Isaías 1.27</w:t>
+        </w:r>
+      </w:hyperlink>
+      <w:r>
+        <w:rPr>
+          <w:lang w:val="pt_PT" w:bidi="pt_PT"/>
+        </w:rPr>
+        <w:t xml:space="preserve">; </w:t>
+      </w:r>
+      <w:hyperlink r:id="rId203">
+        <w:r>
+          <w:rPr>
+            <w:lang w:val="pt_PT" w:bidi="pt_PT"/>
+          </w:rPr>
+          <w:rPr>
+            <w:color w:val="0000EE"/>
+            <w:u w:val="single"/>
+          </w:rPr>
+          <w:t>Jeremias 46.28</w:t>
+        </w:r>
+      </w:hyperlink>
+      <w:r>
+        <w:rPr>
+          <w:lang w:val="pt_PT" w:bidi="pt_PT"/>
+        </w:rPr>
+        <w:t xml:space="preserve">; </w:t>
+      </w:r>
+      <w:hyperlink r:id="rId204">
+        <w:r>
+          <w:rPr>
+            <w:lang w:val="pt_PT" w:bidi="pt_PT"/>
+          </w:rPr>
+          <w:rPr>
+            <w:color w:val="0000EE"/>
+            <w:u w:val="single"/>
+          </w:rPr>
+          <w:t>Joel 3.1–8</w:t>
+        </w:r>
+      </w:hyperlink>
+      <w:r>
+        <w:rPr>
+          <w:lang w:val="pt_PT" w:bidi="pt_PT"/>
+        </w:rPr>
+        <w:t xml:space="preserve">; </w:t>
+      </w:r>
+      <w:hyperlink r:id="rId205">
+        <w:r>
+          <w:rPr>
+            <w:lang w:val="pt_PT" w:bidi="pt_PT"/>
+          </w:rPr>
+          <w:rPr>
+            <w:color w:val="0000EE"/>
+            <w:u w:val="single"/>
+          </w:rPr>
+          <w:t>Atos 17.31</w:t>
+        </w:r>
+      </w:hyperlink>
+      <w:r>
+        <w:rPr>
+          <w:lang w:val="pt_PT" w:bidi="pt_PT"/>
+        </w:rPr>
+        <w:t>). Deus tem controle completo sobre o mundo natural e todas as nações (</w:t>
+      </w:r>
+      <w:hyperlink r:id="rId206">
+        <w:r>
+          <w:rPr>
+            <w:lang w:val="pt_PT" w:bidi="pt_PT"/>
+          </w:rPr>
+          <w:rPr>
+            <w:color w:val="0000EE"/>
+            <w:u w:val="single"/>
+          </w:rPr>
+          <w:t>Naum 1.4–6</w:t>
+        </w:r>
+      </w:hyperlink>
+      <w:r>
+        <w:rPr>
+          <w:lang w:val="pt_PT" w:bidi="pt_PT"/>
+        </w:rPr>
+        <w:t xml:space="preserve">, </w:t>
+      </w:r>
+      <w:hyperlink r:id="rId207">
+        <w:r>
+          <w:rPr>
+            <w:lang w:val="pt_PT" w:bidi="pt_PT"/>
+          </w:rPr>
+          <w:rPr>
+            <w:color w:val="0000EE"/>
+            <w:u w:val="single"/>
+          </w:rPr>
+          <w:t>8</w:t>
+        </w:r>
+      </w:hyperlink>
+      <w:r>
+        <w:rPr>
+          <w:lang w:val="pt_PT" w:bidi="pt_PT"/>
+        </w:rPr>
+        <w:t xml:space="preserve">; </w:t>
+      </w:r>
+      <w:hyperlink r:id="rId208">
+        <w:r>
+          <w:rPr>
+            <w:lang w:val="pt_PT" w:bidi="pt_PT"/>
+          </w:rPr>
+          <w:rPr>
+            <w:color w:val="0000EE"/>
+            <w:u w:val="single"/>
+          </w:rPr>
+          <w:t>1.3</w:t>
+        </w:r>
+      </w:hyperlink>
+      <w:r>
+        <w:rPr>
+          <w:lang w:val="pt_PT" w:bidi="pt_PT"/>
+        </w:rPr>
+        <w:t xml:space="preserve">, </w:t>
+      </w:r>
+      <w:hyperlink r:id="rId209">
+        <w:r>
+          <w:rPr>
+            <w:lang w:val="pt_PT" w:bidi="pt_PT"/>
+          </w:rPr>
+          <w:rPr>
+            <w:color w:val="0000EE"/>
+            <w:u w:val="single"/>
+          </w:rPr>
+          <w:t>6–10</w:t>
+        </w:r>
+      </w:hyperlink>
+      <w:r>
+        <w:rPr>
+          <w:lang w:val="pt_PT" w:bidi="pt_PT"/>
+        </w:rPr>
+        <w:t>,</w:t>
+      </w:r>
+      <w:hyperlink r:id="rId210">
+        <w:r>
+          <w:rPr>
+            <w:lang w:val="pt_PT" w:bidi="pt_PT"/>
+          </w:rPr>
+          <w:rPr>
+            <w:color w:val="0000EE"/>
+            <w:u w:val="single"/>
+          </w:rPr>
+          <w:t>15</w:t>
+        </w:r>
+      </w:hyperlink>
+      <w:r>
+        <w:rPr>
+          <w:lang w:val="pt_PT" w:bidi="pt_PT"/>
+        </w:rPr>
+        <w:t>). O mundo e seu povo são impotentes ao se oporem a ele (</w:t>
+      </w:r>
+      <w:hyperlink r:id="rId211">
+        <w:r>
+          <w:rPr>
+            <w:lang w:val="pt_PT" w:bidi="pt_PT"/>
+          </w:rPr>
+          <w:rPr>
+            <w:color w:val="0000EE"/>
+            <w:u w:val="single"/>
+          </w:rPr>
+          <w:t>Jó 41.10–11</w:t>
+        </w:r>
+      </w:hyperlink>
+      <w:r>
+        <w:rPr>
+          <w:lang w:val="pt_PT" w:bidi="pt_PT"/>
+        </w:rPr>
+        <w:t xml:space="preserve">; </w:t>
+      </w:r>
+      <w:hyperlink r:id="rId212">
+        <w:r>
+          <w:rPr>
+            <w:lang w:val="pt_PT" w:bidi="pt_PT"/>
+          </w:rPr>
+          <w:rPr>
+            <w:color w:val="0000EE"/>
+            <w:u w:val="single"/>
+          </w:rPr>
+          <w:t>Isaías 40.22–24</w:t>
+        </w:r>
+      </w:hyperlink>
+      <w:r>
+        <w:rPr>
+          <w:lang w:val="pt_PT" w:bidi="pt_PT"/>
+        </w:rPr>
+        <w:t>).</w:t>
       </w:r>
     </w:p>
     <w:p>
@@ -1573,187 +5235,1275 @@
           <w:lang w:val="pt_PT" w:bidi="pt_PT"/>
         </w:rPr>
       </w:r>
-      <w:hyperlink r:id="rId51">
-        <w:r>
-          <w:rPr>
-            <w:lang w:val="pt_PT" w:bidi="pt_PT"/>
-          </w:rPr>
-          <w:rPr>
-            <w:color w:val="0000EE"/>
-            <w:u w:val="single"/>
-          </w:rPr>
-          <w:t>Salmo 50.16–23</w:t>
-        </w:r>
-      </w:hyperlink>
-      <w:r>
-        <w:rPr>
-          <w:lang w:val="pt_PT" w:bidi="pt_PT"/>
-        </w:rPr>
-        <w:t xml:space="preserve">; </w:t>
-      </w:r>
-      <w:hyperlink r:id="rId52">
-        <w:r>
-          <w:rPr>
-            <w:lang w:val="pt_PT" w:bidi="pt_PT"/>
-          </w:rPr>
-          <w:rPr>
-            <w:color w:val="0000EE"/>
-            <w:u w:val="single"/>
-          </w:rPr>
-          <w:t>Provérbios 15.8</w:t>
-        </w:r>
-      </w:hyperlink>
-      <w:r>
-        <w:rPr>
-          <w:lang w:val="pt_PT" w:bidi="pt_PT"/>
-        </w:rPr>
-        <w:t xml:space="preserve">; </w:t>
-      </w:r>
-      <w:hyperlink r:id="rId53">
-        <w:r>
-          <w:rPr>
-            <w:lang w:val="pt_PT" w:bidi="pt_PT"/>
-          </w:rPr>
-          <w:rPr>
-            <w:color w:val="0000EE"/>
-            <w:u w:val="single"/>
-          </w:rPr>
-          <w:t>26.23</w:t>
-        </w:r>
-      </w:hyperlink>
-      <w:r>
-        <w:rPr>
-          <w:lang w:val="pt_PT" w:bidi="pt_PT"/>
-        </w:rPr>
-        <w:t xml:space="preserve">; </w:t>
-      </w:r>
-      <w:hyperlink r:id="rId54">
-        <w:r>
-          <w:rPr>
-            <w:lang w:val="pt_PT" w:bidi="pt_PT"/>
-          </w:rPr>
-          <w:rPr>
-            <w:color w:val="0000EE"/>
-            <w:u w:val="single"/>
-          </w:rPr>
-          <w:t>Isaías 1.11–15</w:t>
-        </w:r>
-      </w:hyperlink>
-      <w:r>
-        <w:rPr>
-          <w:lang w:val="pt_PT" w:bidi="pt_PT"/>
-        </w:rPr>
-        <w:t xml:space="preserve">; </w:t>
-      </w:r>
-      <w:hyperlink r:id="rId55">
-        <w:r>
-          <w:rPr>
-            <w:lang w:val="pt_PT" w:bidi="pt_PT"/>
-          </w:rPr>
-          <w:rPr>
-            <w:color w:val="0000EE"/>
-            <w:u w:val="single"/>
-          </w:rPr>
-          <w:t>29.13–15</w:t>
-        </w:r>
-      </w:hyperlink>
-      <w:r>
-        <w:rPr>
-          <w:lang w:val="pt_PT" w:bidi="pt_PT"/>
-        </w:rPr>
-        <w:t xml:space="preserve">; </w:t>
-      </w:r>
-      <w:hyperlink r:id="rId56">
-        <w:r>
-          <w:rPr>
-            <w:lang w:val="pt_PT" w:bidi="pt_PT"/>
-          </w:rPr>
-          <w:rPr>
-            <w:color w:val="0000EE"/>
-            <w:u w:val="single"/>
-          </w:rPr>
-          <w:t>58.2–7</w:t>
-        </w:r>
-      </w:hyperlink>
-      <w:r>
-        <w:rPr>
-          <w:lang w:val="pt_PT" w:bidi="pt_PT"/>
-        </w:rPr>
-        <w:t xml:space="preserve">; </w:t>
-      </w:r>
-      <w:hyperlink r:id="rId57">
-        <w:r>
-          <w:rPr>
-            <w:lang w:val="pt_PT" w:bidi="pt_PT"/>
-          </w:rPr>
-          <w:rPr>
-            <w:color w:val="0000EE"/>
-            <w:u w:val="single"/>
-          </w:rPr>
-          <w:t>Jeremias 7.4–10</w:t>
-        </w:r>
-      </w:hyperlink>
-      <w:r>
-        <w:rPr>
-          <w:lang w:val="pt_PT" w:bidi="pt_PT"/>
-        </w:rPr>
-        <w:t xml:space="preserve">; </w:t>
-      </w:r>
-      <w:hyperlink r:id="rId58">
-        <w:r>
-          <w:rPr>
-            <w:lang w:val="pt_PT" w:bidi="pt_PT"/>
-          </w:rPr>
-          <w:rPr>
-            <w:color w:val="0000EE"/>
-            <w:u w:val="single"/>
-          </w:rPr>
-          <w:t>12.2</w:t>
-        </w:r>
-      </w:hyperlink>
-      <w:r>
-        <w:rPr>
-          <w:lang w:val="pt_PT" w:bidi="pt_PT"/>
-        </w:rPr>
-        <w:t xml:space="preserve">; </w:t>
-      </w:r>
-      <w:hyperlink r:id="rId59">
-        <w:r>
-          <w:rPr>
-            <w:lang w:val="pt_PT" w:bidi="pt_PT"/>
-          </w:rPr>
-          <w:rPr>
-            <w:color w:val="0000EE"/>
-            <w:u w:val="single"/>
-          </w:rPr>
-          <w:t>Ezequiel 33.30–31</w:t>
-        </w:r>
-      </w:hyperlink>
-      <w:r>
-        <w:rPr>
-          <w:lang w:val="pt_PT" w:bidi="pt_PT"/>
-        </w:rPr>
-        <w:t xml:space="preserve">; </w:t>
-      </w:r>
-      <w:hyperlink r:id="rId60">
-        <w:r>
-          <w:rPr>
-            <w:lang w:val="pt_PT" w:bidi="pt_PT"/>
-          </w:rPr>
-          <w:rPr>
-            <w:color w:val="0000EE"/>
-            <w:u w:val="single"/>
-          </w:rPr>
-          <w:t>Oséias 8.13</w:t>
-        </w:r>
-      </w:hyperlink>
-      <w:r>
-        <w:rPr>
-          <w:lang w:val="pt_PT" w:bidi="pt_PT"/>
-        </w:rPr>
-        <w:t xml:space="preserve">; </w:t>
-      </w:r>
-      <w:hyperlink r:id="rId61">
+      <w:r>
+        <w:rPr>
+          <w:lang w:val="pt_PT" w:bidi="pt_PT"/>
+        </w:rPr>
+        <w:t xml:space="preserve">A justiça do Senhor, conhecida como </w:t>
+      </w:r>
+      <w:r>
+        <w:rPr>
+          <w:i/>
+          <w:lang w:val="pt_PT" w:bidi="pt_PT"/>
+        </w:rPr>
+        <w:t>mishpat</w:t>
+      </w:r>
+      <w:r>
+        <w:rPr>
+          <w:lang w:val="pt_PT" w:bidi="pt_PT"/>
+        </w:rPr>
+        <w:t xml:space="preserve"> em hebraico, faz parte de sua ordem divina. Um mundo sem justiça ignora o plano do Criador. Como o Criador é justo, seu governo também será justo e reto (</w:t>
+      </w:r>
+      <w:hyperlink r:id="rId213">
+        <w:r>
+          <w:rPr>
+            <w:lang w:val="pt_PT" w:bidi="pt_PT"/>
+          </w:rPr>
+          <w:rPr>
+            <w:color w:val="0000EE"/>
+            <w:u w:val="single"/>
+          </w:rPr>
+          <w:t>Deuteronômio 32.4</w:t>
+        </w:r>
+      </w:hyperlink>
+      <w:r>
+        <w:rPr>
+          <w:lang w:val="pt_PT" w:bidi="pt_PT"/>
+        </w:rPr>
+        <w:t>). Seu Messias (o escolhido de Deus) trará um mundo justo (</w:t>
+      </w:r>
+      <w:hyperlink r:id="rId214">
+        <w:r>
+          <w:rPr>
+            <w:lang w:val="pt_PT" w:bidi="pt_PT"/>
+          </w:rPr>
+          <w:rPr>
+            <w:color w:val="0000EE"/>
+            <w:u w:val="single"/>
+          </w:rPr>
+          <w:t>Isaías 9.7</w:t>
+        </w:r>
+      </w:hyperlink>
+      <w:r>
+        <w:rPr>
+          <w:lang w:val="pt_PT" w:bidi="pt_PT"/>
+        </w:rPr>
+        <w:t xml:space="preserve">; </w:t>
+      </w:r>
+      <w:hyperlink r:id="rId215">
+        <w:r>
+          <w:rPr>
+            <w:lang w:val="pt_PT" w:bidi="pt_PT"/>
+          </w:rPr>
+          <w:rPr>
+            <w:color w:val="0000EE"/>
+            <w:u w:val="single"/>
+          </w:rPr>
+          <w:t>11.2–5</w:t>
+        </w:r>
+      </w:hyperlink>
+      <w:r>
+        <w:rPr>
+          <w:lang w:val="pt_PT" w:bidi="pt_PT"/>
+        </w:rPr>
+        <w:t xml:space="preserve">; </w:t>
+      </w:r>
+      <w:hyperlink r:id="rId216">
+        <w:r>
+          <w:rPr>
+            <w:lang w:val="pt_PT" w:bidi="pt_PT"/>
+          </w:rPr>
+          <w:rPr>
+            <w:color w:val="0000EE"/>
+            <w:u w:val="single"/>
+          </w:rPr>
+          <w:t>16.5</w:t>
+        </w:r>
+      </w:hyperlink>
+      <w:r>
+        <w:rPr>
+          <w:lang w:val="pt_PT" w:bidi="pt_PT"/>
+        </w:rPr>
+        <w:t xml:space="preserve">; </w:t>
+      </w:r>
+      <w:hyperlink r:id="rId217">
+        <w:r>
+          <w:rPr>
+            <w:lang w:val="pt_PT" w:bidi="pt_PT"/>
+          </w:rPr>
+          <w:rPr>
+            <w:color w:val="0000EE"/>
+            <w:u w:val="single"/>
+          </w:rPr>
+          <w:t>32.1–2</w:t>
+        </w:r>
+      </w:hyperlink>
+      <w:r>
+        <w:rPr>
+          <w:lang w:val="pt_PT" w:bidi="pt_PT"/>
+        </w:rPr>
+        <w:t>). Seu Espírito transformará o mundo em um lugar de justiça, equidade e paz (</w:t>
+      </w:r>
+      <w:hyperlink r:id="rId218">
+        <w:r>
+          <w:rPr>
+            <w:lang w:val="pt_PT" w:bidi="pt_PT"/>
+          </w:rPr>
+          <w:rPr>
+            <w:color w:val="0000EE"/>
+            <w:u w:val="single"/>
+          </w:rPr>
+          <w:t>32.15–17</w:t>
+        </w:r>
+      </w:hyperlink>
+      <w:r>
+        <w:rPr>
+          <w:lang w:val="pt_PT" w:bidi="pt_PT"/>
+        </w:rPr>
+        <w:t xml:space="preserve">). Estas são boas-novas para os oprimidos, cujos direitos foram negados por pessoas poderosas na sociedade (veja </w:t>
+      </w:r>
+      <w:hyperlink r:id="rId219">
+        <w:r>
+          <w:rPr>
+            <w:lang w:val="pt_PT" w:bidi="pt_PT"/>
+          </w:rPr>
+          <w:rPr>
+            <w:color w:val="0000EE"/>
+            <w:u w:val="single"/>
+          </w:rPr>
+          <w:t>25.4–5</w:t>
+        </w:r>
+      </w:hyperlink>
+      <w:r>
+        <w:rPr>
+          <w:lang w:val="pt_PT" w:bidi="pt_PT"/>
+        </w:rPr>
+        <w:t>).</w:t>
+      </w:r>
+    </w:p>
+    <w:p>
+      <w:pPr/>
+      <w:r>
+        <w:rPr>
+          <w:lang w:val="pt_PT" w:bidi="pt_PT"/>
+        </w:rPr>
+      </w:r>
+      <w:r>
+        <w:rPr>
+          <w:lang w:val="pt_PT" w:bidi="pt_PT"/>
+        </w:rPr>
+        <w:t>A justiça de Deus pode às vezes parecer lenta (</w:t>
+      </w:r>
+      <w:hyperlink r:id="rId208">
+        <w:r>
+          <w:rPr>
+            <w:lang w:val="pt_PT" w:bidi="pt_PT"/>
+          </w:rPr>
+          <w:rPr>
+            <w:color w:val="0000EE"/>
+            <w:u w:val="single"/>
+          </w:rPr>
+          <w:t>Naum 1.3</w:t>
+        </w:r>
+      </w:hyperlink>
+      <w:r>
+        <w:rPr>
+          <w:lang w:val="pt_PT" w:bidi="pt_PT"/>
+        </w:rPr>
+        <w:t>). Essa demora se deve à sua paciência e misericórdia para com as pessoas (</w:t>
+      </w:r>
+      <w:hyperlink r:id="rId220">
+        <w:r>
+          <w:rPr>
+            <w:lang w:val="pt_PT" w:bidi="pt_PT"/>
+          </w:rPr>
+          <w:rPr>
+            <w:color w:val="0000EE"/>
+            <w:u w:val="single"/>
+          </w:rPr>
+          <w:t>Jonas 3–4</w:t>
+        </w:r>
+      </w:hyperlink>
+      <w:r>
+        <w:rPr>
+          <w:lang w:val="pt_PT" w:bidi="pt_PT"/>
+        </w:rPr>
+        <w:t xml:space="preserve">; </w:t>
+      </w:r>
+      <w:hyperlink r:id="rId221">
+        <w:r>
+          <w:rPr>
+            <w:lang w:val="pt_PT" w:bidi="pt_PT"/>
+          </w:rPr>
+          <w:rPr>
+            <w:color w:val="0000EE"/>
+            <w:u w:val="single"/>
+          </w:rPr>
+          <w:t>2 Pedro 3.9–15</w:t>
+        </w:r>
+      </w:hyperlink>
+      <w:r>
+        <w:rPr>
+          <w:lang w:val="pt_PT" w:bidi="pt_PT"/>
+        </w:rPr>
+        <w:t>). Deus não aplica a justiça sem cuidado. Ele oferece justiça com amor e pretende trazer aqueles que merecem julgamento para um relacionamento com ele.</w:t>
+      </w:r>
+    </w:p>
+    <w:p>
+      <w:pPr/>
+      <w:r>
+        <w:rPr>
+          <w:lang w:val="pt_PT" w:bidi="pt_PT"/>
+        </w:rPr>
+      </w:r>
+      <w:r>
+        <w:rPr>
+          <w:lang w:val="pt_PT" w:bidi="pt_PT"/>
+        </w:rPr>
+        <w:t>O tema da justiça de Deus é fundamental nos profetas, especialmente no livro de Isaías. Deus deseja que seu povo trate os outros com justiça (</w:t>
+      </w:r>
+      <w:hyperlink r:id="rId222">
+        <w:r>
+          <w:rPr>
+            <w:lang w:val="pt_PT" w:bidi="pt_PT"/>
+          </w:rPr>
+          <w:rPr>
+            <w:color w:val="0000EE"/>
+            <w:u w:val="single"/>
+          </w:rPr>
+          <w:t>Miquéias 6.8</w:t>
+        </w:r>
+      </w:hyperlink>
+      <w:r>
+        <w:rPr>
+          <w:lang w:val="pt_PT" w:bidi="pt_PT"/>
+        </w:rPr>
+        <w:t xml:space="preserve">; </w:t>
+      </w:r>
+      <w:hyperlink r:id="rId223">
+        <w:r>
+          <w:rPr>
+            <w:lang w:val="pt_PT" w:bidi="pt_PT"/>
+          </w:rPr>
+          <w:rPr>
+            <w:color w:val="0000EE"/>
+            <w:u w:val="single"/>
+          </w:rPr>
+          <w:t>Zacarias 7.9</w:t>
+        </w:r>
+      </w:hyperlink>
+      <w:r>
+        <w:rPr>
+          <w:lang w:val="pt_PT" w:bidi="pt_PT"/>
+        </w:rPr>
+        <w:t xml:space="preserve">; </w:t>
+      </w:r>
+      <w:hyperlink r:id="rId224">
+        <w:r>
+          <w:rPr>
+            <w:lang w:val="pt_PT" w:bidi="pt_PT"/>
+          </w:rPr>
+          <w:rPr>
+            <w:color w:val="0000EE"/>
+            <w:u w:val="single"/>
+          </w:rPr>
+          <w:t>Isaías 1.17</w:t>
+        </w:r>
+      </w:hyperlink>
+      <w:r>
+        <w:rPr>
+          <w:lang w:val="pt_PT" w:bidi="pt_PT"/>
+        </w:rPr>
+        <w:t xml:space="preserve">; </w:t>
+      </w:r>
+      <w:hyperlink r:id="rId225">
+        <w:r>
+          <w:rPr>
+            <w:lang w:val="pt_PT" w:bidi="pt_PT"/>
+          </w:rPr>
+          <w:rPr>
+            <w:color w:val="0000EE"/>
+            <w:u w:val="single"/>
+          </w:rPr>
+          <w:t>5.7</w:t>
+        </w:r>
+      </w:hyperlink>
+      <w:r>
+        <w:rPr>
+          <w:lang w:val="pt_PT" w:bidi="pt_PT"/>
+        </w:rPr>
+        <w:t xml:space="preserve">; </w:t>
+      </w:r>
+      <w:hyperlink r:id="rId226">
+        <w:r>
+          <w:rPr>
+            <w:lang w:val="pt_PT" w:bidi="pt_PT"/>
+          </w:rPr>
+          <w:rPr>
+            <w:color w:val="0000EE"/>
+            <w:u w:val="single"/>
+          </w:rPr>
+          <w:t>58.6–7</w:t>
+        </w:r>
+      </w:hyperlink>
+      <w:r>
+        <w:rPr>
+          <w:lang w:val="pt_PT" w:bidi="pt_PT"/>
+        </w:rPr>
+        <w:t xml:space="preserve">). Ele frequentemente critica o povo de Israel por agir injustamente, especialmente com os pobres e necessitados (por exemplo, </w:t>
+      </w:r>
+      <w:hyperlink r:id="rId227">
+        <w:r>
+          <w:rPr>
+            <w:lang w:val="pt_PT" w:bidi="pt_PT"/>
+          </w:rPr>
+          <w:rPr>
+            <w:color w:val="0000EE"/>
+            <w:u w:val="single"/>
+          </w:rPr>
+          <w:t>Amós 5.11–12</w:t>
+        </w:r>
+      </w:hyperlink>
+      <w:r>
+        <w:rPr>
+          <w:lang w:val="pt_PT" w:bidi="pt_PT"/>
+        </w:rPr>
+        <w:t xml:space="preserve">; </w:t>
+      </w:r>
+      <w:hyperlink r:id="rId228">
+        <w:r>
+          <w:rPr>
+            <w:lang w:val="pt_PT" w:bidi="pt_PT"/>
+          </w:rPr>
+          <w:rPr>
+            <w:color w:val="0000EE"/>
+            <w:u w:val="single"/>
+          </w:rPr>
+          <w:t>Malaquias 3.5</w:t>
+        </w:r>
+      </w:hyperlink>
+      <w:r>
+        <w:rPr>
+          <w:lang w:val="pt_PT" w:bidi="pt_PT"/>
+        </w:rPr>
+        <w:t xml:space="preserve">; </w:t>
+      </w:r>
+      <w:hyperlink r:id="rId229">
+        <w:r>
+          <w:rPr>
+            <w:lang w:val="pt_PT" w:bidi="pt_PT"/>
+          </w:rPr>
+          <w:rPr>
+            <w:color w:val="0000EE"/>
+            <w:u w:val="single"/>
+          </w:rPr>
+          <w:t>Isaías 3.12–15</w:t>
+        </w:r>
+      </w:hyperlink>
+      <w:r>
+        <w:rPr>
+          <w:lang w:val="pt_PT" w:bidi="pt_PT"/>
+        </w:rPr>
+        <w:t xml:space="preserve">; </w:t>
+      </w:r>
+      <w:hyperlink r:id="rId230">
+        <w:r>
+          <w:rPr>
+            <w:lang w:val="pt_PT" w:bidi="pt_PT"/>
+          </w:rPr>
+          <w:rPr>
+            <w:color w:val="0000EE"/>
+            <w:u w:val="single"/>
+          </w:rPr>
+          <w:t>5.7–8</w:t>
+        </w:r>
+      </w:hyperlink>
+      <w:r>
+        <w:rPr>
+          <w:lang w:val="pt_PT" w:bidi="pt_PT"/>
+        </w:rPr>
+        <w:t xml:space="preserve">; </w:t>
+      </w:r>
+      <w:hyperlink r:id="rId231">
+        <w:r>
+          <w:rPr>
+            <w:lang w:val="pt_PT" w:bidi="pt_PT"/>
+          </w:rPr>
+          <w:rPr>
+            <w:color w:val="0000EE"/>
+            <w:u w:val="single"/>
+          </w:rPr>
+          <w:t>10.1–4</w:t>
+        </w:r>
+      </w:hyperlink>
+      <w:r>
+        <w:rPr>
+          <w:lang w:val="pt_PT" w:bidi="pt_PT"/>
+        </w:rPr>
+        <w:t xml:space="preserve">; </w:t>
+      </w:r>
+      <w:hyperlink r:id="rId232">
+        <w:r>
+          <w:rPr>
+            <w:lang w:val="pt_PT" w:bidi="pt_PT"/>
+          </w:rPr>
+          <w:rPr>
+            <w:color w:val="0000EE"/>
+            <w:u w:val="single"/>
+          </w:rPr>
+          <w:t>29.21</w:t>
+        </w:r>
+      </w:hyperlink>
+      <w:r>
+        <w:rPr>
+          <w:lang w:val="pt_PT" w:bidi="pt_PT"/>
+        </w:rPr>
+        <w:t xml:space="preserve">). Muitos profetas de Israel anunciam o julgamento de Deus sobre seu povo por sua injustiça. Eles também compartilham profecias contra outras nações opressoras, orgulhosas e injustas. O castigo de Deus por essas ações é justo (veja </w:t>
+      </w:r>
+      <w:hyperlink r:id="rId233">
+        <w:r>
+          <w:rPr>
+            <w:lang w:val="pt_PT" w:bidi="pt_PT"/>
+          </w:rPr>
+          <w:rPr>
+            <w:color w:val="0000EE"/>
+            <w:u w:val="single"/>
+          </w:rPr>
+          <w:t>Isaías 3.9–11</w:t>
+        </w:r>
+      </w:hyperlink>
+      <w:r>
+        <w:rPr>
+          <w:lang w:val="pt_PT" w:bidi="pt_PT"/>
+        </w:rPr>
+        <w:t xml:space="preserve">; </w:t>
+      </w:r>
+      <w:hyperlink r:id="rId234">
+        <w:r>
+          <w:rPr>
+            <w:lang w:val="pt_PT" w:bidi="pt_PT"/>
+          </w:rPr>
+          <w:rPr>
+            <w:color w:val="0000EE"/>
+            <w:u w:val="single"/>
+          </w:rPr>
+          <w:t>13.11</w:t>
+        </w:r>
+      </w:hyperlink>
+      <w:r>
+        <w:rPr>
+          <w:lang w:val="pt_PT" w:bidi="pt_PT"/>
+        </w:rPr>
+        <w:t xml:space="preserve">; </w:t>
+      </w:r>
+      <w:hyperlink r:id="rId235">
+        <w:r>
+          <w:rPr>
+            <w:lang w:val="pt_PT" w:bidi="pt_PT"/>
+          </w:rPr>
+          <w:rPr>
+            <w:color w:val="0000EE"/>
+            <w:u w:val="single"/>
+          </w:rPr>
+          <w:t>59.18</w:t>
+        </w:r>
+      </w:hyperlink>
+      <w:r>
+        <w:rPr>
+          <w:lang w:val="pt_PT" w:bidi="pt_PT"/>
+        </w:rPr>
+        <w:t>).</w:t>
+      </w:r>
+    </w:p>
+    <w:p>
+      <w:pPr/>
+      <w:r>
+        <w:rPr>
+          <w:lang w:val="pt_PT" w:bidi="pt_PT"/>
+        </w:rPr>
+      </w:r>
+      <w:r>
+        <w:rPr>
+          <w:lang w:val="pt_PT" w:bidi="pt_PT"/>
+        </w:rPr>
+        <w:t>O livro de Naum destaca especificamente a justiça de Deus em relação a Nínive (</w:t>
+      </w:r>
+      <w:hyperlink r:id="rId236">
+        <w:r>
+          <w:rPr>
+            <w:lang w:val="pt_PT" w:bidi="pt_PT"/>
+          </w:rPr>
+          <w:rPr>
+            <w:color w:val="0000EE"/>
+            <w:u w:val="single"/>
+          </w:rPr>
+          <w:t>1.14</w:t>
+        </w:r>
+      </w:hyperlink>
+      <w:r>
+        <w:rPr>
+          <w:lang w:val="pt_PT" w:bidi="pt_PT"/>
+        </w:rPr>
+        <w:t xml:space="preserve">; </w:t>
+      </w:r>
+      <w:hyperlink r:id="rId237">
+        <w:r>
+          <w:rPr>
+            <w:lang w:val="pt_PT" w:bidi="pt_PT"/>
+          </w:rPr>
+          <w:rPr>
+            <w:color w:val="0000EE"/>
+            <w:u w:val="single"/>
+          </w:rPr>
+          <w:t>2.13</w:t>
+        </w:r>
+      </w:hyperlink>
+      <w:r>
+        <w:rPr>
+          <w:lang w:val="pt_PT" w:bidi="pt_PT"/>
+        </w:rPr>
+        <w:t xml:space="preserve">; </w:t>
+      </w:r>
+      <w:hyperlink r:id="rId238">
+        <w:r>
+          <w:rPr>
+            <w:lang w:val="pt_PT" w:bidi="pt_PT"/>
+          </w:rPr>
+          <w:rPr>
+            <w:color w:val="0000EE"/>
+            <w:u w:val="single"/>
+          </w:rPr>
+          <w:t>3.4</w:t>
+        </w:r>
+      </w:hyperlink>
+      <w:r>
+        <w:rPr>
+          <w:lang w:val="pt_PT" w:bidi="pt_PT"/>
+        </w:rPr>
+        <w:t>). As "boas-novas" de Naum são que aqueles que confiam em Deus um dia desfrutarão de paz e bem-estar quando o mal for finalmente derrotado (</w:t>
+      </w:r>
+      <w:hyperlink r:id="rId210">
+        <w:r>
+          <w:rPr>
+            <w:lang w:val="pt_PT" w:bidi="pt_PT"/>
+          </w:rPr>
+          <w:rPr>
+            <w:color w:val="0000EE"/>
+            <w:u w:val="single"/>
+          </w:rPr>
+          <w:t>Naum 1.15</w:t>
+        </w:r>
+      </w:hyperlink>
+      <w:r>
+        <w:rPr>
+          <w:lang w:val="pt_PT" w:bidi="pt_PT"/>
+        </w:rPr>
+        <w:t xml:space="preserve">; veja também </w:t>
+      </w:r>
+      <w:hyperlink r:id="rId239">
+        <w:r>
+          <w:rPr>
+            <w:lang w:val="pt_PT" w:bidi="pt_PT"/>
+          </w:rPr>
+          <w:rPr>
+            <w:color w:val="0000EE"/>
+            <w:u w:val="single"/>
+          </w:rPr>
+          <w:t>Isaías 11.1–9</w:t>
+        </w:r>
+      </w:hyperlink>
+      <w:r>
+        <w:rPr>
+          <w:lang w:val="pt_PT" w:bidi="pt_PT"/>
+        </w:rPr>
+        <w:t xml:space="preserve">; </w:t>
+      </w:r>
+      <w:hyperlink r:id="rId240">
+        <w:r>
+          <w:rPr>
+            <w:lang w:val="pt_PT" w:bidi="pt_PT"/>
+          </w:rPr>
+          <w:rPr>
+            <w:color w:val="0000EE"/>
+            <w:u w:val="single"/>
+          </w:rPr>
+          <w:t>Sofonias 3.13</w:t>
+        </w:r>
+      </w:hyperlink>
+      <w:r>
+        <w:rPr>
+          <w:lang w:val="pt_PT" w:bidi="pt_PT"/>
+        </w:rPr>
+        <w:t>). Essa promessa começou a se cumprir através da vida, morte e ressurreição de Jesus Cristo (</w:t>
+      </w:r>
+      <w:hyperlink r:id="rId241">
+        <w:r>
+          <w:rPr>
+            <w:lang w:val="pt_PT" w:bidi="pt_PT"/>
+          </w:rPr>
+          <w:rPr>
+            <w:color w:val="0000EE"/>
+            <w:u w:val="single"/>
+          </w:rPr>
+          <w:t>Atos 10.34–43</w:t>
+        </w:r>
+      </w:hyperlink>
+      <w:r>
+        <w:rPr>
+          <w:lang w:val="pt_PT" w:bidi="pt_PT"/>
+        </w:rPr>
+        <w:t xml:space="preserve">; </w:t>
+      </w:r>
+      <w:hyperlink r:id="rId242">
+        <w:r>
+          <w:rPr>
+            <w:lang w:val="pt_PT" w:bidi="pt_PT"/>
+          </w:rPr>
+          <w:rPr>
+            <w:color w:val="0000EE"/>
+            <w:u w:val="single"/>
+          </w:rPr>
+          <w:t>Romanos 10.9–15</w:t>
+        </w:r>
+      </w:hyperlink>
+      <w:r>
+        <w:rPr>
+          <w:lang w:val="pt_PT" w:bidi="pt_PT"/>
+        </w:rPr>
+        <w:t xml:space="preserve">). Aqueles que confiam no Senhor Jesus experimentam algumas bênçãos da salvação agora. No entanto, eles aguardam o julgamento final de Deus sobre o mal e a completa chegada de seu reino (veja </w:t>
+      </w:r>
+      <w:hyperlink r:id="rId243">
+        <w:r>
+          <w:rPr>
+            <w:lang w:val="pt_PT" w:bidi="pt_PT"/>
+          </w:rPr>
+          <w:rPr>
+            <w:color w:val="0000EE"/>
+            <w:u w:val="single"/>
+          </w:rPr>
+          <w:t>Apocalipse 20.7–22.5</w:t>
+        </w:r>
+      </w:hyperlink>
+      <w:r>
+        <w:rPr>
+          <w:lang w:val="pt_PT" w:bidi="pt_PT"/>
+        </w:rPr>
+        <w:t>).</w:t>
+      </w:r>
+    </w:p>
+    <w:p>
+      <w:pPr/>
+      <w:r>
+        <w:rPr>
+          <w:lang w:val="pt_PT" w:bidi="pt_PT"/>
+        </w:rPr>
+      </w:r>
+      <w:r>
+        <w:rPr>
+          <w:lang w:val="pt_PT" w:bidi="pt_PT"/>
+        </w:rPr>
+        <w:t>Toda a humanidade está condenada por causa do pecado diante do Deus justo e santo. No entanto, Deus oferece uma graça que não merecemos. Através de Jesus Cristo, Deus colocou seu julgamento contra o pecado em um substituto voluntário. A morte de Jesus é um substituto para a morte da humanidade. A morte de Jesus encoraja as pessoas a se afastarem do pecado e viverem pela justiça de Deus (</w:t>
+      </w:r>
+      <w:hyperlink r:id="rId244">
+        <w:r>
+          <w:rPr>
+            <w:lang w:val="pt_PT" w:bidi="pt_PT"/>
+          </w:rPr>
+          <w:rPr>
+            <w:color w:val="0000EE"/>
+            <w:u w:val="single"/>
+          </w:rPr>
+          <w:t>Romanos 6.22–23</w:t>
+        </w:r>
+      </w:hyperlink>
+      <w:r>
+        <w:rPr>
+          <w:lang w:val="pt_PT" w:bidi="pt_PT"/>
+        </w:rPr>
+        <w:t xml:space="preserve">; </w:t>
+      </w:r>
+      <w:hyperlink r:id="rId245">
+        <w:r>
+          <w:rPr>
+            <w:lang w:val="pt_PT" w:bidi="pt_PT"/>
+          </w:rPr>
+          <w:rPr>
+            <w:color w:val="0000EE"/>
+            <w:u w:val="single"/>
+          </w:rPr>
+          <w:t>1 Pedro 3.18</w:t>
+        </w:r>
+      </w:hyperlink>
+      <w:r>
+        <w:rPr>
+          <w:lang w:val="pt_PT" w:bidi="pt_PT"/>
+        </w:rPr>
+        <w:t>). Quando Deus finalmente estabelecer seu reino através de Jesus, o mundo também será justo e reto (</w:t>
+      </w:r>
+      <w:hyperlink r:id="rId246">
+        <w:r>
+          <w:rPr>
+            <w:lang w:val="pt_PT" w:bidi="pt_PT"/>
+          </w:rPr>
+          <w:rPr>
+            <w:color w:val="0000EE"/>
+            <w:u w:val="single"/>
+          </w:rPr>
+          <w:t>Isaías 1.26</w:t>
+        </w:r>
+      </w:hyperlink>
+      <w:r>
+        <w:rPr>
+          <w:lang w:val="pt_PT" w:bidi="pt_PT"/>
+        </w:rPr>
+        <w:t xml:space="preserve">; </w:t>
+      </w:r>
+      <w:hyperlink r:id="rId247">
+        <w:r>
+          <w:rPr>
+            <w:lang w:val="pt_PT" w:bidi="pt_PT"/>
+          </w:rPr>
+          <w:rPr>
+            <w:color w:val="0000EE"/>
+            <w:u w:val="single"/>
+          </w:rPr>
+          <w:t>28.6</w:t>
+        </w:r>
+      </w:hyperlink>
+      <w:r>
+        <w:rPr>
+          <w:lang w:val="pt_PT" w:bidi="pt_PT"/>
+        </w:rPr>
+        <w:t xml:space="preserve">; </w:t>
+      </w:r>
+      <w:hyperlink r:id="rId248">
+        <w:r>
+          <w:rPr>
+            <w:lang w:val="pt_PT" w:bidi="pt_PT"/>
+          </w:rPr>
+          <w:rPr>
+            <w:color w:val="0000EE"/>
+            <w:u w:val="single"/>
+          </w:rPr>
+          <w:t>2 Pedro 3.13</w:t>
+        </w:r>
+      </w:hyperlink>
+      <w:r>
+        <w:rPr>
+          <w:lang w:val="pt_PT" w:bidi="pt_PT"/>
+        </w:rPr>
+        <w:t>).</w:t>
+      </w:r>
+    </w:p>
+    <w:p>
+      <w:pPr/>
+      <w:r>
+        <w:rPr>
+          <w:lang w:val="pt_PT" w:bidi="pt_PT"/>
+        </w:rPr>
+      </w:r>
+      <w:r>
+        <w:rPr>
+          <w:u w:val="single"/>
+          <w:lang w:val="pt_PT" w:bidi="pt_PT"/>
+        </w:rPr>
+        <w:t>Passagens para estudo complementar</w:t>
+      </w:r>
+    </w:p>
+    <w:p>
+      <w:pPr/>
+      <w:r>
+        <w:rPr>
+          <w:lang w:val="pt_PT" w:bidi="pt_PT"/>
+        </w:rPr>
+      </w:r>
+      <w:hyperlink r:id="rId249">
+        <w:r>
+          <w:rPr>
+            <w:lang w:val="pt_PT" w:bidi="pt_PT"/>
+          </w:rPr>
+          <w:rPr>
+            <w:color w:val="0000EE"/>
+            <w:u w:val="single"/>
+          </w:rPr>
+          <w:t>Gênesis 18.17–19</w:t>
+        </w:r>
+      </w:hyperlink>
+      <w:r>
+        <w:rPr>
+          <w:lang w:val="pt_PT" w:bidi="pt_PT"/>
+        </w:rPr>
+        <w:t xml:space="preserve">, </w:t>
+      </w:r>
+      <w:hyperlink r:id="rId250">
+        <w:r>
+          <w:rPr>
+            <w:lang w:val="pt_PT" w:bidi="pt_PT"/>
+          </w:rPr>
+          <w:rPr>
+            <w:color w:val="0000EE"/>
+            <w:u w:val="single"/>
+          </w:rPr>
+          <w:t>25</w:t>
+        </w:r>
+      </w:hyperlink>
+      <w:r>
+        <w:rPr>
+          <w:lang w:val="pt_PT" w:bidi="pt_PT"/>
+        </w:rPr>
+        <w:t xml:space="preserve">; </w:t>
+      </w:r>
+      <w:hyperlink r:id="rId251">
+        <w:r>
+          <w:rPr>
+            <w:lang w:val="pt_PT" w:bidi="pt_PT"/>
+          </w:rPr>
+          <w:rPr>
+            <w:color w:val="0000EE"/>
+            <w:u w:val="single"/>
+          </w:rPr>
+          <w:t>Êxodo 34.6–7</w:t>
+        </w:r>
+      </w:hyperlink>
+      <w:r>
+        <w:rPr>
+          <w:lang w:val="pt_PT" w:bidi="pt_PT"/>
+        </w:rPr>
+        <w:t xml:space="preserve">; </w:t>
+      </w:r>
+      <w:hyperlink r:id="rId252">
+        <w:r>
+          <w:rPr>
+            <w:lang w:val="pt_PT" w:bidi="pt_PT"/>
+          </w:rPr>
+          <w:rPr>
+            <w:color w:val="0000EE"/>
+            <w:u w:val="single"/>
+          </w:rPr>
+          <w:t>Levítico 19.15</w:t>
+        </w:r>
+      </w:hyperlink>
+      <w:r>
+        <w:rPr>
+          <w:lang w:val="pt_PT" w:bidi="pt_PT"/>
+        </w:rPr>
+        <w:t xml:space="preserve">; </w:t>
+      </w:r>
+      <w:hyperlink r:id="rId253">
+        <w:r>
+          <w:rPr>
+            <w:lang w:val="pt_PT" w:bidi="pt_PT"/>
+          </w:rPr>
+          <w:rPr>
+            <w:color w:val="0000EE"/>
+            <w:u w:val="single"/>
+          </w:rPr>
+          <w:t>Deuteronômio 16.18–20</w:t>
+        </w:r>
+      </w:hyperlink>
+      <w:r>
+        <w:rPr>
+          <w:lang w:val="pt_PT" w:bidi="pt_PT"/>
+        </w:rPr>
+        <w:t xml:space="preserve">; </w:t>
+      </w:r>
+      <w:hyperlink r:id="rId254">
+        <w:r>
+          <w:rPr>
+            <w:lang w:val="pt_PT" w:bidi="pt_PT"/>
+          </w:rPr>
+          <w:rPr>
+            <w:color w:val="0000EE"/>
+            <w:u w:val="single"/>
+          </w:rPr>
+          <w:t>17.8–13</w:t>
+        </w:r>
+      </w:hyperlink>
+      <w:r>
+        <w:rPr>
+          <w:lang w:val="pt_PT" w:bidi="pt_PT"/>
+        </w:rPr>
+        <w:t xml:space="preserve">; </w:t>
+      </w:r>
+      <w:hyperlink r:id="rId213">
+        <w:r>
+          <w:rPr>
+            <w:lang w:val="pt_PT" w:bidi="pt_PT"/>
+          </w:rPr>
+          <w:rPr>
+            <w:color w:val="0000EE"/>
+            <w:u w:val="single"/>
+          </w:rPr>
+          <w:t>32.4</w:t>
+        </w:r>
+      </w:hyperlink>
+      <w:r>
+        <w:rPr>
+          <w:lang w:val="pt_PT" w:bidi="pt_PT"/>
+        </w:rPr>
+        <w:t xml:space="preserve">; </w:t>
+      </w:r>
+      <w:hyperlink r:id="rId200">
+        <w:r>
+          <w:rPr>
+            <w:lang w:val="pt_PT" w:bidi="pt_PT"/>
+          </w:rPr>
+          <w:rPr>
+            <w:color w:val="0000EE"/>
+            <w:u w:val="single"/>
+          </w:rPr>
+          <w:t>Salmos 9.7–8</w:t>
+        </w:r>
+      </w:hyperlink>
+      <w:r>
+        <w:rPr>
+          <w:lang w:val="pt_PT" w:bidi="pt_PT"/>
+        </w:rPr>
+        <w:t xml:space="preserve">; </w:t>
+      </w:r>
+      <w:hyperlink r:id="rId201">
+        <w:r>
+          <w:rPr>
+            <w:lang w:val="pt_PT" w:bidi="pt_PT"/>
+          </w:rPr>
+          <w:rPr>
+            <w:color w:val="0000EE"/>
+            <w:u w:val="single"/>
+          </w:rPr>
+          <w:t>67.4</w:t>
+        </w:r>
+      </w:hyperlink>
+      <w:r>
+        <w:rPr>
+          <w:lang w:val="pt_PT" w:bidi="pt_PT"/>
+        </w:rPr>
+        <w:t xml:space="preserve">; </w:t>
+      </w:r>
+      <w:hyperlink r:id="rId255">
+        <w:r>
+          <w:rPr>
+            <w:lang w:val="pt_PT" w:bidi="pt_PT"/>
+          </w:rPr>
+          <w:rPr>
+            <w:color w:val="0000EE"/>
+            <w:u w:val="single"/>
+          </w:rPr>
+          <w:t>89.14</w:t>
+        </w:r>
+      </w:hyperlink>
+      <w:r>
+        <w:rPr>
+          <w:lang w:val="pt_PT" w:bidi="pt_PT"/>
+        </w:rPr>
+        <w:t xml:space="preserve">; </w:t>
+      </w:r>
+      <w:hyperlink r:id="rId256">
+        <w:r>
+          <w:rPr>
+            <w:lang w:val="pt_PT" w:bidi="pt_PT"/>
+          </w:rPr>
+          <w:rPr>
+            <w:color w:val="0000EE"/>
+            <w:u w:val="single"/>
+          </w:rPr>
+          <w:t>119.75</w:t>
+        </w:r>
+      </w:hyperlink>
+      <w:r>
+        <w:rPr>
+          <w:lang w:val="pt_PT" w:bidi="pt_PT"/>
+        </w:rPr>
+        <w:t xml:space="preserve">; </w:t>
+      </w:r>
+      <w:hyperlink r:id="rId257">
+        <w:r>
+          <w:rPr>
+            <w:lang w:val="pt_PT" w:bidi="pt_PT"/>
+          </w:rPr>
+          <w:rPr>
+            <w:color w:val="0000EE"/>
+            <w:u w:val="single"/>
+          </w:rPr>
+          <w:t>Provérbios 21.3</w:t>
+        </w:r>
+      </w:hyperlink>
+      <w:r>
+        <w:rPr>
+          <w:lang w:val="pt_PT" w:bidi="pt_PT"/>
+        </w:rPr>
+        <w:t xml:space="preserve">; </w:t>
+      </w:r>
+      <w:hyperlink r:id="rId258">
+        <w:r>
+          <w:rPr>
+            <w:lang w:val="pt_PT" w:bidi="pt_PT"/>
+          </w:rPr>
+          <w:rPr>
+            <w:color w:val="0000EE"/>
+            <w:u w:val="single"/>
+          </w:rPr>
+          <w:t>Eclesiastes 12.14</w:t>
+        </w:r>
+      </w:hyperlink>
+      <w:r>
+        <w:rPr>
+          <w:lang w:val="pt_PT" w:bidi="pt_PT"/>
+        </w:rPr>
+        <w:t xml:space="preserve">; </w:t>
+      </w:r>
+      <w:hyperlink r:id="rId224">
+        <w:r>
+          <w:rPr>
+            <w:lang w:val="pt_PT" w:bidi="pt_PT"/>
+          </w:rPr>
+          <w:rPr>
+            <w:color w:val="0000EE"/>
+            <w:u w:val="single"/>
+          </w:rPr>
+          <w:t>Isaías 1.17–28</w:t>
+        </w:r>
+      </w:hyperlink>
+      <w:r>
+        <w:rPr>
+          <w:lang w:val="pt_PT" w:bidi="pt_PT"/>
+        </w:rPr>
+        <w:t xml:space="preserve">; </w:t>
+      </w:r>
+      <w:hyperlink r:id="rId225">
+        <w:r>
+          <w:rPr>
+            <w:lang w:val="pt_PT" w:bidi="pt_PT"/>
+          </w:rPr>
+          <w:rPr>
+            <w:color w:val="0000EE"/>
+            <w:u w:val="single"/>
+          </w:rPr>
+          <w:t>5.7</w:t>
+        </w:r>
+      </w:hyperlink>
+      <w:r>
+        <w:rPr>
+          <w:lang w:val="pt_PT" w:bidi="pt_PT"/>
+        </w:rPr>
+        <w:t xml:space="preserve">; </w:t>
+      </w:r>
+      <w:hyperlink r:id="rId239">
+        <w:r>
+          <w:rPr>
+            <w:lang w:val="pt_PT" w:bidi="pt_PT"/>
+          </w:rPr>
+          <w:rPr>
+            <w:color w:val="0000EE"/>
+            <w:u w:val="single"/>
+          </w:rPr>
+          <w:t>11.1–9</w:t>
+        </w:r>
+      </w:hyperlink>
+      <w:r>
+        <w:rPr>
+          <w:lang w:val="pt_PT" w:bidi="pt_PT"/>
+        </w:rPr>
+        <w:t xml:space="preserve">; </w:t>
+      </w:r>
+      <w:hyperlink r:id="rId216">
+        <w:r>
+          <w:rPr>
+            <w:lang w:val="pt_PT" w:bidi="pt_PT"/>
+          </w:rPr>
+          <w:rPr>
+            <w:color w:val="0000EE"/>
+            <w:u w:val="single"/>
+          </w:rPr>
+          <w:t>16.5</w:t>
+        </w:r>
+      </w:hyperlink>
+      <w:r>
+        <w:rPr>
+          <w:lang w:val="pt_PT" w:bidi="pt_PT"/>
+        </w:rPr>
+        <w:t xml:space="preserve">; </w:t>
+      </w:r>
+      <w:hyperlink r:id="rId217">
+        <w:r>
+          <w:rPr>
+            <w:lang w:val="pt_PT" w:bidi="pt_PT"/>
+          </w:rPr>
+          <w:rPr>
+            <w:color w:val="0000EE"/>
+            <w:u w:val="single"/>
+          </w:rPr>
+          <w:t>32.1–2</w:t>
+        </w:r>
+      </w:hyperlink>
+      <w:r>
+        <w:rPr>
+          <w:lang w:val="pt_PT" w:bidi="pt_PT"/>
+        </w:rPr>
+        <w:t xml:space="preserve">, </w:t>
+      </w:r>
+      <w:hyperlink r:id="rId259">
+        <w:r>
+          <w:rPr>
+            <w:lang w:val="pt_PT" w:bidi="pt_PT"/>
+          </w:rPr>
+          <w:rPr>
+            <w:color w:val="0000EE"/>
+            <w:u w:val="single"/>
+          </w:rPr>
+          <w:t>16–17</w:t>
+        </w:r>
+      </w:hyperlink>
+      <w:r>
+        <w:rPr>
+          <w:lang w:val="pt_PT" w:bidi="pt_PT"/>
+        </w:rPr>
+        <w:t xml:space="preserve">; </w:t>
+      </w:r>
+      <w:hyperlink r:id="rId212">
+        <w:r>
+          <w:rPr>
+            <w:lang w:val="pt_PT" w:bidi="pt_PT"/>
+          </w:rPr>
+          <w:rPr>
+            <w:color w:val="0000EE"/>
+            <w:u w:val="single"/>
+          </w:rPr>
+          <w:t>40.22–24</w:t>
+        </w:r>
+      </w:hyperlink>
+      <w:r>
+        <w:rPr>
+          <w:lang w:val="pt_PT" w:bidi="pt_PT"/>
+        </w:rPr>
+        <w:t xml:space="preserve">; </w:t>
+      </w:r>
+      <w:hyperlink r:id="rId260">
+        <w:r>
+          <w:rPr>
+            <w:lang w:val="pt_PT" w:bidi="pt_PT"/>
+          </w:rPr>
+          <w:rPr>
+            <w:color w:val="0000EE"/>
+            <w:u w:val="single"/>
+          </w:rPr>
+          <w:t>61.8</w:t>
+        </w:r>
+      </w:hyperlink>
+      <w:r>
+        <w:rPr>
+          <w:lang w:val="pt_PT" w:bidi="pt_PT"/>
+        </w:rPr>
+        <w:t xml:space="preserve">; </w:t>
+      </w:r>
+      <w:hyperlink r:id="rId261">
+        <w:r>
+          <w:rPr>
+            <w:lang w:val="pt_PT" w:bidi="pt_PT"/>
+          </w:rPr>
+          <w:rPr>
+            <w:color w:val="0000EE"/>
+            <w:u w:val="single"/>
+          </w:rPr>
+          <w:t>Jeremias 46.27–28</w:t>
+        </w:r>
+      </w:hyperlink>
+      <w:r>
+        <w:rPr>
+          <w:lang w:val="pt_PT" w:bidi="pt_PT"/>
+        </w:rPr>
+        <w:t xml:space="preserve">; </w:t>
+      </w:r>
+      <w:hyperlink r:id="rId262">
+        <w:r>
+          <w:rPr>
+            <w:lang w:val="pt_PT" w:bidi="pt_PT"/>
+          </w:rPr>
+          <w:rPr>
+            <w:color w:val="0000EE"/>
+            <w:u w:val="single"/>
+          </w:rPr>
+          <w:t>Lamentações 3.25–39</w:t>
+        </w:r>
+      </w:hyperlink>
+      <w:r>
+        <w:rPr>
+          <w:lang w:val="pt_PT" w:bidi="pt_PT"/>
+        </w:rPr>
+        <w:t xml:space="preserve">; </w:t>
+      </w:r>
+      <w:hyperlink r:id="rId263">
+        <w:r>
+          <w:rPr>
+            <w:lang w:val="pt_PT" w:bidi="pt_PT"/>
+          </w:rPr>
+          <w:rPr>
+            <w:color w:val="0000EE"/>
+            <w:u w:val="single"/>
+          </w:rPr>
+          <w:t>Ezequiel 34.15–16</w:t>
+        </w:r>
+      </w:hyperlink>
+      <w:r>
+        <w:rPr>
+          <w:lang w:val="pt_PT" w:bidi="pt_PT"/>
+        </w:rPr>
+        <w:t xml:space="preserve">; </w:t>
+      </w:r>
+      <w:hyperlink r:id="rId264">
+        <w:r>
+          <w:rPr>
+            <w:lang w:val="pt_PT" w:bidi="pt_PT"/>
+          </w:rPr>
+          <w:rPr>
+            <w:color w:val="0000EE"/>
+            <w:u w:val="single"/>
+          </w:rPr>
+          <w:t>36.22–36</w:t>
+        </w:r>
+      </w:hyperlink>
+      <w:r>
+        <w:rPr>
+          <w:lang w:val="pt_PT" w:bidi="pt_PT"/>
+        </w:rPr>
+        <w:t xml:space="preserve">; </w:t>
+      </w:r>
+      <w:hyperlink r:id="rId265">
+        <w:r>
+          <w:rPr>
+            <w:lang w:val="pt_PT" w:bidi="pt_PT"/>
+          </w:rPr>
+          <w:rPr>
+            <w:color w:val="0000EE"/>
+            <w:u w:val="single"/>
+          </w:rPr>
+          <w:t>37.24–27</w:t>
+        </w:r>
+      </w:hyperlink>
+      <w:r>
+        <w:rPr>
+          <w:lang w:val="pt_PT" w:bidi="pt_PT"/>
+        </w:rPr>
+        <w:t xml:space="preserve">; </w:t>
+      </w:r>
+      <w:hyperlink r:id="rId266">
+        <w:r>
+          <w:rPr>
+            <w:lang w:val="pt_PT" w:bidi="pt_PT"/>
+          </w:rPr>
+          <w:rPr>
+            <w:color w:val="0000EE"/>
+            <w:u w:val="single"/>
+          </w:rPr>
+          <w:t>Joel 3.1–2</w:t>
+        </w:r>
+      </w:hyperlink>
+      <w:r>
+        <w:rPr>
+          <w:lang w:val="pt_PT" w:bidi="pt_PT"/>
+        </w:rPr>
+        <w:t xml:space="preserve">; </w:t>
+      </w:r>
+      <w:hyperlink r:id="rId267">
         <w:r>
           <w:rPr>
             <w:lang w:val="pt_PT" w:bidi="pt_PT"/>
@@ -1771,196 +6521,2304 @@
         </w:rPr>
         <w:t xml:space="preserve">; </w:t>
       </w:r>
-      <w:hyperlink r:id="rId62">
-        <w:r>
-          <w:rPr>
-            <w:lang w:val="pt_PT" w:bidi="pt_PT"/>
-          </w:rPr>
-          <w:rPr>
-            <w:color w:val="0000EE"/>
-            <w:u w:val="single"/>
-          </w:rPr>
-          <w:t>Miquéias 3.11</w:t>
-        </w:r>
-      </w:hyperlink>
-      <w:r>
-        <w:rPr>
-          <w:lang w:val="pt_PT" w:bidi="pt_PT"/>
-        </w:rPr>
-        <w:t xml:space="preserve">; </w:t>
-      </w:r>
-      <w:hyperlink r:id="rId63">
-        <w:r>
-          <w:rPr>
-            <w:lang w:val="pt_PT" w:bidi="pt_PT"/>
-          </w:rPr>
-          <w:rPr>
-            <w:color w:val="0000EE"/>
-            <w:u w:val="single"/>
-          </w:rPr>
-          <w:t>Zacarias 7.5–6</w:t>
-        </w:r>
-      </w:hyperlink>
-      <w:r>
-        <w:rPr>
-          <w:lang w:val="pt_PT" w:bidi="pt_PT"/>
-        </w:rPr>
-        <w:t xml:space="preserve">; </w:t>
-      </w:r>
-      <w:hyperlink r:id="rId64">
-        <w:r>
-          <w:rPr>
-            <w:lang w:val="pt_PT" w:bidi="pt_PT"/>
-          </w:rPr>
-          <w:rPr>
-            <w:color w:val="0000EE"/>
-            <w:u w:val="single"/>
-          </w:rPr>
-          <w:t>Malaquias 2.13–14</w:t>
-        </w:r>
-      </w:hyperlink>
-      <w:r>
-        <w:rPr>
-          <w:lang w:val="pt_PT" w:bidi="pt_PT"/>
-        </w:rPr>
-        <w:t xml:space="preserve">; </w:t>
-      </w:r>
-      <w:hyperlink r:id="rId49">
-        <w:r>
-          <w:rPr>
-            <w:lang w:val="pt_PT" w:bidi="pt_PT"/>
-          </w:rPr>
-          <w:rPr>
-            <w:color w:val="0000EE"/>
-            <w:u w:val="single"/>
-          </w:rPr>
-          <w:t>Mateus 6.1–18</w:t>
-        </w:r>
-      </w:hyperlink>
-      <w:r>
-        <w:rPr>
-          <w:lang w:val="pt_PT" w:bidi="pt_PT"/>
-        </w:rPr>
-        <w:t xml:space="preserve">; </w:t>
-      </w:r>
-      <w:hyperlink r:id="rId45">
-        <w:r>
-          <w:rPr>
-            <w:lang w:val="pt_PT" w:bidi="pt_PT"/>
-          </w:rPr>
-          <w:rPr>
-            <w:color w:val="0000EE"/>
-            <w:u w:val="single"/>
-          </w:rPr>
-          <w:t>23.1–36</w:t>
-        </w:r>
-      </w:hyperlink>
-      <w:r>
-        <w:rPr>
-          <w:lang w:val="pt_PT" w:bidi="pt_PT"/>
-        </w:rPr>
-        <w:t xml:space="preserve">; </w:t>
-      </w:r>
-      <w:hyperlink r:id="rId65">
-        <w:r>
-          <w:rPr>
-            <w:lang w:val="pt_PT" w:bidi="pt_PT"/>
-          </w:rPr>
-          <w:rPr>
-            <w:color w:val="0000EE"/>
-            <w:u w:val="single"/>
-          </w:rPr>
-          <w:t>Tito 1.15–16</w:t>
-        </w:r>
-      </w:hyperlink>
-      <w:r>
-        <w:rPr>
-          <w:lang w:val="pt_PT" w:bidi="pt_PT"/>
-        </w:rPr>
-        <w:t xml:space="preserve">; </w:t>
-      </w:r>
-      <w:hyperlink r:id="rId66">
-        <w:r>
-          <w:rPr>
-            <w:lang w:val="pt_PT" w:bidi="pt_PT"/>
-          </w:rPr>
-          <w:rPr>
-            <w:color w:val="0000EE"/>
-            <w:u w:val="single"/>
-          </w:rPr>
-          <w:t>Tiago 1.21–27</w:t>
-        </w:r>
-      </w:hyperlink>
-      <w:r>
-        <w:rPr>
-          <w:lang w:val="pt_PT" w:bidi="pt_PT"/>
-        </w:rPr>
-        <w:t xml:space="preserve">; </w:t>
-      </w:r>
-      <w:hyperlink r:id="rId50">
-        <w:r>
-          <w:rPr>
-            <w:lang w:val="pt_PT" w:bidi="pt_PT"/>
-          </w:rPr>
-          <w:rPr>
-            <w:color w:val="0000EE"/>
-            <w:u w:val="single"/>
-          </w:rPr>
-          <w:t>1 Pedro 2.1</w:t>
-        </w:r>
-      </w:hyperlink>
-      <w:r>
-        <w:rPr>
-          <w:lang w:val="pt_PT" w:bidi="pt_PT"/>
-        </w:rPr>
-        <w:t xml:space="preserve">; </w:t>
-      </w:r>
-      <w:hyperlink r:id="rId67">
-        <w:r>
-          <w:rPr>
-            <w:lang w:val="pt_PT" w:bidi="pt_PT"/>
-          </w:rPr>
-          <w:rPr>
-            <w:color w:val="0000EE"/>
-            <w:u w:val="single"/>
-          </w:rPr>
-          <w:t>1 João 2.4</w:t>
-        </w:r>
-      </w:hyperlink>
-      <w:r>
-        <w:rPr>
-          <w:lang w:val="pt_PT" w:bidi="pt_PT"/>
-        </w:rPr>
-        <w:t>,</w:t>
-      </w:r>
-      <w:hyperlink r:id="rId68">
-        <w:r>
-          <w:rPr>
-            <w:lang w:val="pt_PT" w:bidi="pt_PT"/>
-          </w:rPr>
-          <w:rPr>
-            <w:color w:val="0000EE"/>
-            <w:u w:val="single"/>
-          </w:rPr>
-          <w:t>9</w:t>
-        </w:r>
-      </w:hyperlink>
-      <w:r>
-        <w:rPr>
-          <w:lang w:val="pt_PT" w:bidi="pt_PT"/>
-        </w:rPr>
-        <w:t xml:space="preserve">; </w:t>
-      </w:r>
-      <w:hyperlink r:id="rId69">
-        <w:r>
-          <w:rPr>
-            <w:lang w:val="pt_PT" w:bidi="pt_PT"/>
-          </w:rPr>
-          <w:rPr>
-            <w:color w:val="0000EE"/>
-            <w:u w:val="single"/>
-          </w:rPr>
-          <w:t>4.20.</w:t>
+      <w:hyperlink r:id="rId220">
+        <w:r>
+          <w:rPr>
+            <w:lang w:val="pt_PT" w:bidi="pt_PT"/>
+          </w:rPr>
+          <w:rPr>
+            <w:color w:val="0000EE"/>
+            <w:u w:val="single"/>
+          </w:rPr>
+          <w:t>Jonas 3.1–4.11</w:t>
+        </w:r>
+      </w:hyperlink>
+      <w:r>
+        <w:rPr>
+          <w:lang w:val="pt_PT" w:bidi="pt_PT"/>
+        </w:rPr>
+        <w:t xml:space="preserve">; </w:t>
+      </w:r>
+      <w:hyperlink r:id="rId268">
+        <w:r>
+          <w:rPr>
+            <w:lang w:val="pt_PT" w:bidi="pt_PT"/>
+          </w:rPr>
+          <w:rPr>
+            <w:color w:val="0000EE"/>
+            <w:u w:val="single"/>
+          </w:rPr>
+          <w:t>Miquéias 6.6–8</w:t>
+        </w:r>
+      </w:hyperlink>
+      <w:r>
+        <w:rPr>
+          <w:lang w:val="pt_PT" w:bidi="pt_PT"/>
+        </w:rPr>
+        <w:t xml:space="preserve">; </w:t>
+      </w:r>
+      <w:hyperlink r:id="rId269">
+        <w:r>
+          <w:rPr>
+            <w:lang w:val="pt_PT" w:bidi="pt_PT"/>
+          </w:rPr>
+          <w:rPr>
+            <w:color w:val="0000EE"/>
+            <w:u w:val="single"/>
+          </w:rPr>
+          <w:t>Naum 1.3–10</w:t>
+        </w:r>
+      </w:hyperlink>
+      <w:r>
+        <w:rPr>
+          <w:lang w:val="pt_PT" w:bidi="pt_PT"/>
+        </w:rPr>
+        <w:t xml:space="preserve">; </w:t>
+      </w:r>
+      <w:hyperlink r:id="rId238">
+        <w:r>
+          <w:rPr>
+            <w:lang w:val="pt_PT" w:bidi="pt_PT"/>
+          </w:rPr>
+          <w:rPr>
+            <w:color w:val="0000EE"/>
+            <w:u w:val="single"/>
+          </w:rPr>
+          <w:t>3.4</w:t>
+        </w:r>
+      </w:hyperlink>
+      <w:r>
+        <w:rPr>
+          <w:lang w:val="pt_PT" w:bidi="pt_PT"/>
+        </w:rPr>
+        <w:t xml:space="preserve">; </w:t>
+      </w:r>
+      <w:hyperlink r:id="rId270">
+        <w:r>
+          <w:rPr>
+            <w:lang w:val="pt_PT" w:bidi="pt_PT"/>
+          </w:rPr>
+          <w:rPr>
+            <w:color w:val="0000EE"/>
+            <w:u w:val="single"/>
+          </w:rPr>
+          <w:t>Zacarias 7.9–10</w:t>
+        </w:r>
+      </w:hyperlink>
+      <w:r>
+        <w:rPr>
+          <w:lang w:val="pt_PT" w:bidi="pt_PT"/>
+        </w:rPr>
+        <w:t xml:space="preserve">; </w:t>
+      </w:r>
+      <w:hyperlink r:id="rId271">
+        <w:r>
+          <w:rPr>
+            <w:lang w:val="pt_PT" w:bidi="pt_PT"/>
+          </w:rPr>
+          <w:rPr>
+            <w:color w:val="0000EE"/>
+            <w:u w:val="single"/>
+          </w:rPr>
+          <w:t>Mateus 5.6</w:t>
+        </w:r>
+      </w:hyperlink>
+      <w:r>
+        <w:rPr>
+          <w:lang w:val="pt_PT" w:bidi="pt_PT"/>
+        </w:rPr>
+        <w:t xml:space="preserve">, </w:t>
+      </w:r>
+      <w:hyperlink r:id="rId272">
+        <w:r>
+          <w:rPr>
+            <w:lang w:val="pt_PT" w:bidi="pt_PT"/>
+          </w:rPr>
+          <w:rPr>
+            <w:color w:val="0000EE"/>
+            <w:u w:val="single"/>
+          </w:rPr>
+          <w:t>10</w:t>
+        </w:r>
+      </w:hyperlink>
+      <w:r>
+        <w:rPr>
+          <w:lang w:val="pt_PT" w:bidi="pt_PT"/>
+        </w:rPr>
+        <w:t xml:space="preserve">, </w:t>
+      </w:r>
+      <w:hyperlink r:id="rId273">
+        <w:r>
+          <w:rPr>
+            <w:lang w:val="pt_PT" w:bidi="pt_PT"/>
+          </w:rPr>
+          <w:rPr>
+            <w:color w:val="0000EE"/>
+            <w:u w:val="single"/>
+          </w:rPr>
+          <w:t>20</w:t>
+        </w:r>
+      </w:hyperlink>
+      <w:r>
+        <w:rPr>
+          <w:lang w:val="pt_PT" w:bidi="pt_PT"/>
+        </w:rPr>
+        <w:t xml:space="preserve">; </w:t>
+      </w:r>
+      <w:hyperlink r:id="rId274">
+        <w:r>
+          <w:rPr>
+            <w:lang w:val="pt_PT" w:bidi="pt_PT"/>
+          </w:rPr>
+          <w:rPr>
+            <w:color w:val="0000EE"/>
+            <w:u w:val="single"/>
+          </w:rPr>
+          <w:t>Lucas 1.74–75</w:t>
+        </w:r>
+      </w:hyperlink>
+      <w:r>
+        <w:rPr>
+          <w:lang w:val="pt_PT" w:bidi="pt_PT"/>
+        </w:rPr>
+        <w:t xml:space="preserve">; </w:t>
+      </w:r>
+      <w:hyperlink r:id="rId241">
+        <w:r>
+          <w:rPr>
+            <w:lang w:val="pt_PT" w:bidi="pt_PT"/>
+          </w:rPr>
+          <w:rPr>
+            <w:color w:val="0000EE"/>
+            <w:u w:val="single"/>
+          </w:rPr>
+          <w:t>At 10.34–43</w:t>
+        </w:r>
+      </w:hyperlink>
+      <w:r>
+        <w:rPr>
+          <w:lang w:val="pt_PT" w:bidi="pt_PT"/>
+        </w:rPr>
+        <w:t xml:space="preserve">; </w:t>
+      </w:r>
+      <w:hyperlink r:id="rId275">
+        <w:r>
+          <w:rPr>
+            <w:lang w:val="pt_PT" w:bidi="pt_PT"/>
+          </w:rPr>
+          <w:rPr>
+            <w:color w:val="0000EE"/>
+            <w:u w:val="single"/>
+          </w:rPr>
+          <w:t>17.30–31</w:t>
+        </w:r>
+      </w:hyperlink>
+      <w:r>
+        <w:rPr>
+          <w:lang w:val="pt_PT" w:bidi="pt_PT"/>
+        </w:rPr>
+        <w:t xml:space="preserve">; </w:t>
+      </w:r>
+      <w:hyperlink r:id="rId276">
+        <w:r>
+          <w:rPr>
+            <w:lang w:val="pt_PT" w:bidi="pt_PT"/>
+          </w:rPr>
+          <w:rPr>
+            <w:color w:val="0000EE"/>
+            <w:u w:val="single"/>
+          </w:rPr>
+          <w:t>2 Pedro 3.11–14</w:t>
+        </w:r>
+      </w:hyperlink>
+      <w:r>
+        <w:rPr>
+          <w:lang w:val="pt_PT" w:bidi="pt_PT"/>
+        </w:rPr>
+        <w:t xml:space="preserve">; </w:t>
+      </w:r>
+      <w:hyperlink r:id="rId277">
+        <w:r>
+          <w:rPr>
+            <w:lang w:val="pt_PT" w:bidi="pt_PT"/>
+          </w:rPr>
+          <w:rPr>
+            <w:color w:val="0000EE"/>
+            <w:u w:val="single"/>
+          </w:rPr>
+          <w:t>Apocalipse 20.11–15</w:t>
+        </w:r>
+      </w:hyperlink>
+      <w:r>
+        <w:rPr>
+          <w:lang w:val="pt_PT" w:bidi="pt_PT"/>
+        </w:rPr>
+      </w:r>
+      <w:r>
+        <w:rPr>
+          <w:lang w:val="pt_PT" w:bidi="pt_PT"/>
+        </w:rPr>
+      </w:r>
+    </w:p>
+    <w:p>
+      <w:pPr/>
+      <w:r>
+        <w:rPr>
+          <w:lang w:val="pt_PT" w:bidi="pt_PT"/>
+        </w:rPr>
+      </w:r>
+    </w:p>
+    <w:p>
+      <w:pPr>
+        <w:pStyle w:val="Heading2"/>
+      </w:pPr>
+      <w:r>
+        <w:rPr>
+          <w:lang w:val="pt_PT" w:bidi="pt_PT"/>
+        </w:rPr>
+        <w:t>Justiça social</w:t>
+      </w:r>
+      <w:r>
+        <w:rPr>
+          <w:lang w:val="pt_PT" w:bidi="pt_PT"/>
+        </w:rPr>
+      </w:r>
+    </w:p>
+    <w:p>
+      <w:pPr/>
+      <w:r>
+        <w:rPr>
+          <w:lang w:val="pt_PT" w:bidi="pt_PT"/>
+        </w:rPr>
+      </w:r>
+      <w:r>
+        <w:rPr>
+          <w:lang w:val="pt_PT" w:bidi="pt_PT"/>
+        </w:rPr>
+        <w:t>No Antigo Testamento, os profetas frequentemente desafiavam o mal na sociedade e clamavam por justiça social (tratamento justo de todas as pessoas, especialmente dos pobres e vulneráveis). Um exemplo inicial é a resposta do profeta Elias ao assassinato de Nabote e sua repreensão ao rei Acabe (</w:t>
+      </w:r>
+      <w:hyperlink r:id="rId278">
+        <w:r>
+          <w:rPr>
+            <w:lang w:val="pt_PT" w:bidi="pt_PT"/>
+          </w:rPr>
+          <w:rPr>
+            <w:color w:val="0000EE"/>
+            <w:u w:val="single"/>
+          </w:rPr>
+          <w:t>1 Reis 21.16–24</w:t>
+        </w:r>
+      </w:hyperlink>
+      <w:r>
+        <w:rPr>
+          <w:lang w:val="pt_PT" w:bidi="pt_PT"/>
+        </w:rPr>
+        <w:t>, 800s a.C.). O foco social da mensagem profética tornou-se mais forte entre os profetas dos anos 700 a.C. Os profetas Oséias e Amós enfatizaram esse foco social em Israel, e os profetas Miquéias e Isaías em Judá. O profeta Amós foi o mais vocal sobre justiça social.</w:t>
+      </w:r>
+    </w:p>
+    <w:p>
+      <w:pPr/>
+      <w:r>
+        <w:rPr>
+          <w:lang w:val="pt_PT" w:bidi="pt_PT"/>
+        </w:rPr>
+      </w:r>
+      <w:r>
+        <w:rPr>
+          <w:lang w:val="pt_PT" w:bidi="pt_PT"/>
+        </w:rPr>
+        <w:t>O mau tratamento de Israel aos indefesos chocou o profeta Amós (</w:t>
+      </w:r>
+      <w:hyperlink r:id="rId279">
+        <w:r>
+          <w:rPr>
+            <w:lang w:val="pt_PT" w:bidi="pt_PT"/>
+          </w:rPr>
+          <w:rPr>
+            <w:color w:val="0000EE"/>
+            <w:u w:val="single"/>
+          </w:rPr>
+          <w:t>Amós 2.6–8</w:t>
+        </w:r>
+      </w:hyperlink>
+      <w:r>
+        <w:rPr>
+          <w:lang w:val="pt_PT" w:bidi="pt_PT"/>
+        </w:rPr>
+        <w:t xml:space="preserve">; </w:t>
+      </w:r>
+      <w:hyperlink r:id="rId280">
+        <w:r>
+          <w:rPr>
+            <w:lang w:val="pt_PT" w:bidi="pt_PT"/>
+          </w:rPr>
+          <w:rPr>
+            <w:color w:val="0000EE"/>
+            <w:u w:val="single"/>
+          </w:rPr>
+          <w:t>3.10</w:t>
+        </w:r>
+      </w:hyperlink>
+      <w:r>
+        <w:rPr>
+          <w:lang w:val="pt_PT" w:bidi="pt_PT"/>
+        </w:rPr>
+        <w:t>). Ao contrário das nações vizinhas, Israel tinha um relacionamento especial com Deus, mas eles o abandonaram (</w:t>
+      </w:r>
+      <w:hyperlink r:id="rId281">
+        <w:r>
+          <w:rPr>
+            <w:lang w:val="pt_PT" w:bidi="pt_PT"/>
+          </w:rPr>
+          <w:rPr>
+            <w:color w:val="0000EE"/>
+            <w:u w:val="single"/>
+          </w:rPr>
+          <w:t>2.9–12</w:t>
+        </w:r>
+      </w:hyperlink>
+      <w:r>
+        <w:rPr>
+          <w:lang w:val="pt_PT" w:bidi="pt_PT"/>
+        </w:rPr>
+        <w:t xml:space="preserve">; </w:t>
+      </w:r>
+      <w:hyperlink r:id="rId282">
+        <w:r>
+          <w:rPr>
+            <w:lang w:val="pt_PT" w:bidi="pt_PT"/>
+          </w:rPr>
+          <w:rPr>
+            <w:color w:val="0000EE"/>
+            <w:u w:val="single"/>
+          </w:rPr>
+          <w:t>3.1–2</w:t>
+        </w:r>
+      </w:hyperlink>
+      <w:r>
+        <w:rPr>
+          <w:lang w:val="pt_PT" w:bidi="pt_PT"/>
+        </w:rPr>
+        <w:t>). O povo de Israel se recusou a adorar a Deus corretamente e oprimiu os indefesos, então Deus os julgaria sem misericórdia (</w:t>
+      </w:r>
+      <w:hyperlink r:id="rId283">
+        <w:r>
+          <w:rPr>
+            <w:lang w:val="pt_PT" w:bidi="pt_PT"/>
+          </w:rPr>
+          <w:rPr>
+            <w:color w:val="0000EE"/>
+            <w:u w:val="single"/>
+          </w:rPr>
+          <w:t>4.12</w:t>
+        </w:r>
+      </w:hyperlink>
+      <w:r>
+        <w:rPr>
+          <w:lang w:val="pt_PT" w:bidi="pt_PT"/>
+        </w:rPr>
+        <w:t>). Deus quer que seu povo faça "justiça como as águas de uma enchente" (</w:t>
+      </w:r>
+      <w:hyperlink r:id="rId284">
+        <w:r>
+          <w:rPr>
+            <w:lang w:val="pt_PT" w:bidi="pt_PT"/>
+          </w:rPr>
+          <w:rPr>
+            <w:color w:val="0000EE"/>
+            <w:u w:val="single"/>
+          </w:rPr>
+          <w:t>Amós 5.24</w:t>
+        </w:r>
+      </w:hyperlink>
+      <w:r>
+        <w:rPr>
+          <w:lang w:val="pt_PT" w:bidi="pt_PT"/>
+        </w:rPr>
+        <w:t>). Aqueles que resistirem serão levados embora.</w:t>
+      </w:r>
+    </w:p>
+    <w:p>
+      <w:pPr/>
+      <w:r>
+        <w:rPr>
+          <w:lang w:val="pt_PT" w:bidi="pt_PT"/>
+        </w:rPr>
+      </w:r>
+      <w:r>
+        <w:rPr>
+          <w:lang w:val="pt_PT" w:bidi="pt_PT"/>
+        </w:rPr>
+        <w:t xml:space="preserve">O Novo Testamento enfatiza a importância da justiça social. Jesus vinculou a verdadeira adoração à prática da justiça social. Ele alertou sobre o julgamento para aqueles que não demonstram sua fé através de ações amorosas (veja </w:t>
+      </w:r>
+      <w:hyperlink r:id="rId285">
+        <w:r>
+          <w:rPr>
+            <w:lang w:val="pt_PT" w:bidi="pt_PT"/>
+          </w:rPr>
+          <w:rPr>
+            <w:color w:val="0000EE"/>
+            <w:u w:val="single"/>
+          </w:rPr>
+          <w:t>Mateus 25.31–46</w:t>
+        </w:r>
+      </w:hyperlink>
+      <w:r>
+        <w:rPr>
+          <w:lang w:val="pt_PT" w:bidi="pt_PT"/>
+        </w:rPr>
+        <w:t xml:space="preserve">). O entendimento deve estar ligado à ação, provando a fé de alguém (veja </w:t>
+      </w:r>
+      <w:hyperlink r:id="rId286">
+        <w:r>
+          <w:rPr>
+            <w:lang w:val="pt_PT" w:bidi="pt_PT"/>
+          </w:rPr>
+          <w:rPr>
+            <w:color w:val="0000EE"/>
+            <w:u w:val="single"/>
+          </w:rPr>
+          <w:t>Lucas 10.25–37</w:t>
+        </w:r>
+      </w:hyperlink>
+      <w:r>
+        <w:rPr>
+          <w:lang w:val="pt_PT" w:bidi="pt_PT"/>
+        </w:rPr>
+        <w:t xml:space="preserve">; </w:t>
+      </w:r>
+      <w:hyperlink r:id="rId287">
+        <w:r>
+          <w:rPr>
+            <w:lang w:val="pt_PT" w:bidi="pt_PT"/>
+          </w:rPr>
+          <w:rPr>
+            <w:color w:val="0000EE"/>
+            <w:u w:val="single"/>
+          </w:rPr>
+          <w:t>João 13.35</w:t>
+        </w:r>
+      </w:hyperlink>
+      <w:r>
+        <w:rPr>
+          <w:lang w:val="pt_PT" w:bidi="pt_PT"/>
+        </w:rPr>
+        <w:t xml:space="preserve">). Os seguidores de Jesus entenderam que a justiça social era essencial nas primeiras comunidades cristãs (veja </w:t>
+      </w:r>
+      <w:hyperlink r:id="rId288">
+        <w:r>
+          <w:rPr>
+            <w:lang w:val="pt_PT" w:bidi="pt_PT"/>
+          </w:rPr>
+          <w:rPr>
+            <w:color w:val="0000EE"/>
+            <w:u w:val="single"/>
+          </w:rPr>
+          <w:t>Atos 2.44–45</w:t>
+        </w:r>
+      </w:hyperlink>
+      <w:r>
+        <w:rPr>
+          <w:lang w:val="pt_PT" w:bidi="pt_PT"/>
+        </w:rPr>
+        <w:t xml:space="preserve">; </w:t>
+      </w:r>
+      <w:hyperlink r:id="rId289">
+        <w:r>
+          <w:rPr>
+            <w:lang w:val="pt_PT" w:bidi="pt_PT"/>
+          </w:rPr>
+          <w:rPr>
+            <w:color w:val="0000EE"/>
+            <w:u w:val="single"/>
+          </w:rPr>
+          <w:t>Gálatas 2.9–10</w:t>
+        </w:r>
+      </w:hyperlink>
+      <w:r>
+        <w:rPr>
+          <w:lang w:val="pt_PT" w:bidi="pt_PT"/>
+        </w:rPr>
+        <w:t xml:space="preserve">; </w:t>
+      </w:r>
+      <w:hyperlink r:id="rId290">
+        <w:r>
+          <w:rPr>
+            <w:lang w:val="pt_PT" w:bidi="pt_PT"/>
+          </w:rPr>
+          <w:rPr>
+            <w:color w:val="0000EE"/>
+            <w:u w:val="single"/>
+          </w:rPr>
+          <w:t>1 Timóteo 5.3–16</w:t>
+        </w:r>
+      </w:hyperlink>
+      <w:r>
+        <w:rPr>
+          <w:lang w:val="pt_PT" w:bidi="pt_PT"/>
+        </w:rPr>
+        <w:t xml:space="preserve">; </w:t>
+      </w:r>
+      <w:hyperlink r:id="rId291">
+        <w:r>
+          <w:rPr>
+            <w:lang w:val="pt_PT" w:bidi="pt_PT"/>
+          </w:rPr>
+          <w:rPr>
+            <w:color w:val="0000EE"/>
+            <w:u w:val="single"/>
+          </w:rPr>
+          <w:t>Tiago 1.27–2.26</w:t>
+        </w:r>
+      </w:hyperlink>
+      <w:r>
+        <w:rPr>
+          <w:lang w:val="pt_PT" w:bidi="pt_PT"/>
+        </w:rPr>
+        <w:t xml:space="preserve">; </w:t>
+      </w:r>
+      <w:hyperlink r:id="rId292">
+        <w:r>
+          <w:rPr>
+            <w:lang w:val="pt_PT" w:bidi="pt_PT"/>
+          </w:rPr>
+          <w:rPr>
+            <w:color w:val="0000EE"/>
+            <w:u w:val="single"/>
+          </w:rPr>
+          <w:t>1 João 3.17–19</w:t>
+        </w:r>
+      </w:hyperlink>
+      <w:r>
+        <w:rPr>
+          <w:lang w:val="pt_PT" w:bidi="pt_PT"/>
+        </w:rPr>
+        <w:t>).</w:t>
+      </w:r>
+    </w:p>
+    <w:p>
+      <w:pPr/>
+      <w:r>
+        <w:rPr>
+          <w:lang w:val="pt_PT" w:bidi="pt_PT"/>
+        </w:rPr>
+      </w:r>
+      <w:r>
+        <w:rPr>
+          <w:lang w:val="pt_PT" w:bidi="pt_PT"/>
+        </w:rPr>
+        <w:t>As escrituras mostram a compaixão de Deus por aqueles que sofrem. Como seguidores de Jesus, devemos ajudar os necessitados. Assim como os profetas, devemos nos opor à injustiça onde quer que a encontremos.</w:t>
+      </w:r>
+    </w:p>
+    <w:p>
+      <w:pPr/>
+      <w:r>
+        <w:rPr>
+          <w:lang w:val="pt_PT" w:bidi="pt_PT"/>
+        </w:rPr>
+      </w:r>
+      <w:r>
+        <w:rPr>
+          <w:u w:val="single"/>
+          <w:lang w:val="pt_PT" w:bidi="pt_PT"/>
+        </w:rPr>
+        <w:t>Passagens para estudo complementar</w:t>
+      </w:r>
+    </w:p>
+    <w:p>
+      <w:pPr/>
+      <w:r>
+        <w:rPr>
+          <w:lang w:val="pt_PT" w:bidi="pt_PT"/>
+        </w:rPr>
+      </w:r>
+      <w:hyperlink r:id="rId293">
+        <w:r>
+          <w:rPr>
+            <w:lang w:val="pt_PT" w:bidi="pt_PT"/>
+          </w:rPr>
+          <w:rPr>
+            <w:color w:val="0000EE"/>
+            <w:u w:val="single"/>
+          </w:rPr>
+          <w:t>Êxodo 23.1–12</w:t>
+        </w:r>
+      </w:hyperlink>
+      <w:r>
+        <w:rPr>
+          <w:lang w:val="pt_PT" w:bidi="pt_PT"/>
+        </w:rPr>
+        <w:t xml:space="preserve">; </w:t>
+      </w:r>
+      <w:hyperlink r:id="rId294">
+        <w:r>
+          <w:rPr>
+            <w:lang w:val="pt_PT" w:bidi="pt_PT"/>
+          </w:rPr>
+          <w:rPr>
+            <w:color w:val="0000EE"/>
+            <w:u w:val="single"/>
+          </w:rPr>
+          <w:t>Levítico 19.9–18</w:t>
+        </w:r>
+      </w:hyperlink>
+      <w:r>
+        <w:rPr>
+          <w:lang w:val="pt_PT" w:bidi="pt_PT"/>
+        </w:rPr>
+        <w:t xml:space="preserve">; </w:t>
+      </w:r>
+      <w:hyperlink r:id="rId295">
+        <w:r>
+          <w:rPr>
+            <w:lang w:val="pt_PT" w:bidi="pt_PT"/>
+          </w:rPr>
+          <w:rPr>
+            <w:color w:val="0000EE"/>
+            <w:u w:val="single"/>
+          </w:rPr>
+          <w:t>Deuteronômio 10.17–20</w:t>
+        </w:r>
+      </w:hyperlink>
+      <w:r>
+        <w:rPr>
+          <w:lang w:val="pt_PT" w:bidi="pt_PT"/>
+        </w:rPr>
+        <w:t xml:space="preserve">; </w:t>
+      </w:r>
+      <w:hyperlink r:id="rId253">
+        <w:r>
+          <w:rPr>
+            <w:lang w:val="pt_PT" w:bidi="pt_PT"/>
+          </w:rPr>
+          <w:rPr>
+            <w:color w:val="0000EE"/>
+            <w:u w:val="single"/>
+          </w:rPr>
+          <w:t>16.18–20</w:t>
+        </w:r>
+      </w:hyperlink>
+      <w:r>
+        <w:rPr>
+          <w:lang w:val="pt_PT" w:bidi="pt_PT"/>
+        </w:rPr>
+        <w:t xml:space="preserve">; </w:t>
+      </w:r>
+      <w:hyperlink r:id="rId296">
+        <w:r>
+          <w:rPr>
+            <w:lang w:val="pt_PT" w:bidi="pt_PT"/>
+          </w:rPr>
+          <w:rPr>
+            <w:color w:val="0000EE"/>
+            <w:u w:val="single"/>
+          </w:rPr>
+          <w:t>24.10–22</w:t>
+        </w:r>
+      </w:hyperlink>
+      <w:r>
+        <w:rPr>
+          <w:lang w:val="pt_PT" w:bidi="pt_PT"/>
+        </w:rPr>
+        <w:t xml:space="preserve">; </w:t>
+      </w:r>
+      <w:hyperlink r:id="rId297">
+        <w:r>
+          <w:rPr>
+            <w:lang w:val="pt_PT" w:bidi="pt_PT"/>
+          </w:rPr>
+          <w:rPr>
+            <w:color w:val="0000EE"/>
+            <w:u w:val="single"/>
+          </w:rPr>
+          <w:t>1 Reis 21.1–24</w:t>
+        </w:r>
+      </w:hyperlink>
+      <w:r>
+        <w:rPr>
+          <w:lang w:val="pt_PT" w:bidi="pt_PT"/>
+        </w:rPr>
+        <w:t xml:space="preserve">; </w:t>
+      </w:r>
+      <w:hyperlink r:id="rId298">
+        <w:r>
+          <w:rPr>
+            <w:lang w:val="pt_PT" w:bidi="pt_PT"/>
+          </w:rPr>
+          <w:rPr>
+            <w:color w:val="0000EE"/>
+            <w:u w:val="single"/>
+          </w:rPr>
+          <w:t>2 Crônicas 19.4–11</w:t>
+        </w:r>
+      </w:hyperlink>
+      <w:r>
+        <w:rPr>
+          <w:lang w:val="pt_PT" w:bidi="pt_PT"/>
+        </w:rPr>
+        <w:t xml:space="preserve">; </w:t>
+      </w:r>
+      <w:hyperlink r:id="rId299">
+        <w:r>
+          <w:rPr>
+            <w:lang w:val="pt_PT" w:bidi="pt_PT"/>
+          </w:rPr>
+          <w:rPr>
+            <w:color w:val="0000EE"/>
+            <w:u w:val="single"/>
+          </w:rPr>
+          <w:t>Salmos 94.20–23</w:t>
+        </w:r>
+      </w:hyperlink>
+      <w:r>
+        <w:rPr>
+          <w:lang w:val="pt_PT" w:bidi="pt_PT"/>
+        </w:rPr>
+        <w:t xml:space="preserve">; </w:t>
+      </w:r>
+      <w:hyperlink r:id="rId300">
+        <w:r>
+          <w:rPr>
+            <w:lang w:val="pt_PT" w:bidi="pt_PT"/>
+          </w:rPr>
+          <w:rPr>
+            <w:color w:val="0000EE"/>
+            <w:u w:val="single"/>
+          </w:rPr>
+          <w:t>146.3–9</w:t>
+        </w:r>
+      </w:hyperlink>
+      <w:r>
+        <w:rPr>
+          <w:lang w:val="pt_PT" w:bidi="pt_PT"/>
+        </w:rPr>
+        <w:t xml:space="preserve">; </w:t>
+      </w:r>
+      <w:hyperlink r:id="rId301">
+        <w:r>
+          <w:rPr>
+            <w:lang w:val="pt_PT" w:bidi="pt_PT"/>
+          </w:rPr>
+          <w:rPr>
+            <w:color w:val="0000EE"/>
+            <w:u w:val="single"/>
+          </w:rPr>
+          <w:t>Provérbios 22.8–9</w:t>
+        </w:r>
+      </w:hyperlink>
+      <w:r>
+        <w:rPr>
+          <w:lang w:val="pt_PT" w:bidi="pt_PT"/>
+        </w:rPr>
+        <w:t xml:space="preserve">; </w:t>
+      </w:r>
+      <w:hyperlink r:id="rId302">
+        <w:r>
+          <w:rPr>
+            <w:lang w:val="pt_PT" w:bidi="pt_PT"/>
+          </w:rPr>
+          <w:rPr>
+            <w:color w:val="0000EE"/>
+            <w:u w:val="single"/>
+          </w:rPr>
+          <w:t>31.8–9</w:t>
+        </w:r>
+      </w:hyperlink>
+      <w:r>
+        <w:rPr>
+          <w:lang w:val="pt_PT" w:bidi="pt_PT"/>
+        </w:rPr>
+        <w:t xml:space="preserve">; </w:t>
+      </w:r>
+      <w:hyperlink r:id="rId303">
+        <w:r>
+          <w:rPr>
+            <w:lang w:val="pt_PT" w:bidi="pt_PT"/>
+          </w:rPr>
+          <w:rPr>
+            <w:color w:val="0000EE"/>
+            <w:u w:val="single"/>
+          </w:rPr>
+          <w:t>Eclesiastes 5.8–9</w:t>
+        </w:r>
+      </w:hyperlink>
+      <w:r>
+        <w:rPr>
+          <w:lang w:val="pt_PT" w:bidi="pt_PT"/>
+        </w:rPr>
+        <w:t xml:space="preserve">; </w:t>
+      </w:r>
+      <w:hyperlink r:id="rId224">
+        <w:r>
+          <w:rPr>
+            <w:lang w:val="pt_PT" w:bidi="pt_PT"/>
+          </w:rPr>
+          <w:rPr>
+            <w:color w:val="0000EE"/>
+            <w:u w:val="single"/>
+          </w:rPr>
+          <w:t>Isaías 1.17</w:t>
+        </w:r>
+      </w:hyperlink>
+      <w:r>
+        <w:rPr>
+          <w:lang w:val="pt_PT" w:bidi="pt_PT"/>
+        </w:rPr>
+        <w:t xml:space="preserve">; </w:t>
+      </w:r>
+      <w:hyperlink r:id="rId225">
+        <w:r>
+          <w:rPr>
+            <w:lang w:val="pt_PT" w:bidi="pt_PT"/>
+          </w:rPr>
+          <w:rPr>
+            <w:color w:val="0000EE"/>
+            <w:u w:val="single"/>
+          </w:rPr>
+          <w:t>5.7</w:t>
+        </w:r>
+      </w:hyperlink>
+      <w:r>
+        <w:rPr>
+          <w:lang w:val="pt_PT" w:bidi="pt_PT"/>
+        </w:rPr>
+        <w:t xml:space="preserve">; </w:t>
+      </w:r>
+      <w:hyperlink r:id="rId304">
+        <w:r>
+          <w:rPr>
+            <w:lang w:val="pt_PT" w:bidi="pt_PT"/>
+          </w:rPr>
+          <w:rPr>
+            <w:color w:val="0000EE"/>
+            <w:u w:val="single"/>
+          </w:rPr>
+          <w:t>9.6–7</w:t>
+        </w:r>
+      </w:hyperlink>
+      <w:r>
+        <w:rPr>
+          <w:lang w:val="pt_PT" w:bidi="pt_PT"/>
+        </w:rPr>
+        <w:t xml:space="preserve">; </w:t>
+      </w:r>
+      <w:hyperlink r:id="rId305">
+        <w:r>
+          <w:rPr>
+            <w:lang w:val="pt_PT" w:bidi="pt_PT"/>
+          </w:rPr>
+          <w:rPr>
+            <w:color w:val="0000EE"/>
+            <w:u w:val="single"/>
+          </w:rPr>
+          <w:t>10.1–2</w:t>
+        </w:r>
+      </w:hyperlink>
+      <w:r>
+        <w:rPr>
+          <w:lang w:val="pt_PT" w:bidi="pt_PT"/>
+        </w:rPr>
+        <w:t xml:space="preserve">; </w:t>
+      </w:r>
+      <w:hyperlink r:id="rId306">
+        <w:r>
+          <w:rPr>
+            <w:lang w:val="pt_PT" w:bidi="pt_PT"/>
+          </w:rPr>
+          <w:rPr>
+            <w:color w:val="0000EE"/>
+            <w:u w:val="single"/>
+          </w:rPr>
+          <w:t>42.1–4</w:t>
+        </w:r>
+      </w:hyperlink>
+      <w:r>
+        <w:rPr>
+          <w:lang w:val="pt_PT" w:bidi="pt_PT"/>
+        </w:rPr>
+        <w:t xml:space="preserve">; </w:t>
+      </w:r>
+      <w:hyperlink r:id="rId307">
+        <w:r>
+          <w:rPr>
+            <w:lang w:val="pt_PT" w:bidi="pt_PT"/>
+          </w:rPr>
+          <w:rPr>
+            <w:color w:val="0000EE"/>
+            <w:u w:val="single"/>
+          </w:rPr>
+          <w:t>58.4–12</w:t>
+        </w:r>
+      </w:hyperlink>
+      <w:r>
+        <w:rPr>
+          <w:lang w:val="pt_PT" w:bidi="pt_PT"/>
+        </w:rPr>
+        <w:t xml:space="preserve">; </w:t>
+      </w:r>
+      <w:hyperlink r:id="rId279">
+        <w:r>
+          <w:rPr>
+            <w:lang w:val="pt_PT" w:bidi="pt_PT"/>
+          </w:rPr>
+          <w:rPr>
+            <w:color w:val="0000EE"/>
+            <w:u w:val="single"/>
+          </w:rPr>
+          <w:t>Amós 2.6–8</w:t>
+        </w:r>
+      </w:hyperlink>
+      <w:r>
+        <w:rPr>
+          <w:lang w:val="pt_PT" w:bidi="pt_PT"/>
+        </w:rPr>
+        <w:t xml:space="preserve">; </w:t>
+      </w:r>
+      <w:hyperlink r:id="rId308">
+        <w:r>
+          <w:rPr>
+            <w:lang w:val="pt_PT" w:bidi="pt_PT"/>
+          </w:rPr>
+          <w:rPr>
+            <w:color w:val="0000EE"/>
+            <w:u w:val="single"/>
+          </w:rPr>
+          <w:t>5.7–17</w:t>
+        </w:r>
+      </w:hyperlink>
+      <w:r>
+        <w:rPr>
+          <w:lang w:val="pt_PT" w:bidi="pt_PT"/>
+        </w:rPr>
+        <w:t xml:space="preserve">, </w:t>
+      </w:r>
+      <w:hyperlink r:id="rId309">
+        <w:r>
+          <w:rPr>
+            <w:lang w:val="pt_PT" w:bidi="pt_PT"/>
+          </w:rPr>
+          <w:rPr>
+            <w:color w:val="0000EE"/>
+            <w:u w:val="single"/>
+          </w:rPr>
+          <w:t>23–24</w:t>
+        </w:r>
+      </w:hyperlink>
+      <w:r>
+        <w:rPr>
+          <w:lang w:val="pt_PT" w:bidi="pt_PT"/>
+        </w:rPr>
+        <w:t xml:space="preserve">; </w:t>
+      </w:r>
+      <w:hyperlink r:id="rId310">
+        <w:r>
+          <w:rPr>
+            <w:lang w:val="pt_PT" w:bidi="pt_PT"/>
+          </w:rPr>
+          <w:rPr>
+            <w:color w:val="0000EE"/>
+            <w:u w:val="single"/>
+          </w:rPr>
+          <w:t>Mateus 12.15–21</w:t>
+        </w:r>
+      </w:hyperlink>
+      <w:r>
+        <w:rPr>
+          <w:lang w:val="pt_PT" w:bidi="pt_PT"/>
+        </w:rPr>
+        <w:t xml:space="preserve">; </w:t>
+      </w:r>
+      <w:hyperlink r:id="rId311">
+        <w:r>
+          <w:rPr>
+            <w:lang w:val="pt_PT" w:bidi="pt_PT"/>
+          </w:rPr>
+          <w:rPr>
+            <w:color w:val="0000EE"/>
+            <w:u w:val="single"/>
+          </w:rPr>
+          <w:t>23.23</w:t>
+        </w:r>
+      </w:hyperlink>
+      <w:r>
+        <w:rPr>
+          <w:lang w:val="pt_PT" w:bidi="pt_PT"/>
+        </w:rPr>
+        <w:t xml:space="preserve">; </w:t>
+      </w:r>
+      <w:hyperlink r:id="rId286">
+        <w:r>
+          <w:rPr>
+            <w:lang w:val="pt_PT" w:bidi="pt_PT"/>
+          </w:rPr>
+          <w:rPr>
+            <w:color w:val="0000EE"/>
+            <w:u w:val="single"/>
+          </w:rPr>
+          <w:t>Lucas 10.25–37</w:t>
+        </w:r>
+      </w:hyperlink>
+      <w:r>
+        <w:rPr>
+          <w:lang w:val="pt_PT" w:bidi="pt_PT"/>
+        </w:rPr>
+        <w:t xml:space="preserve">; </w:t>
+      </w:r>
+      <w:hyperlink r:id="rId312">
+        <w:r>
+          <w:rPr>
+            <w:lang w:val="pt_PT" w:bidi="pt_PT"/>
+          </w:rPr>
+          <w:rPr>
+            <w:color w:val="0000EE"/>
+            <w:u w:val="single"/>
+          </w:rPr>
+          <w:t>Hebreus 1.8–9.</w:t>
+        </w:r>
+      </w:hyperlink>
+      <w:r>
+        <w:rPr>
+          <w:lang w:val="pt_PT" w:bidi="pt_PT"/>
+        </w:rPr>
+      </w:r>
+      <w:r>
+        <w:rPr>
+          <w:lang w:val="pt_PT" w:bidi="pt_PT"/>
+        </w:rPr>
+      </w:r>
+    </w:p>
+    <w:p>
+      <w:pPr/>
+      <w:r>
+        <w:rPr>
+          <w:lang w:val="pt_PT" w:bidi="pt_PT"/>
+        </w:rPr>
+      </w:r>
+    </w:p>
+    <w:p>
+      <w:pPr>
+        <w:pStyle w:val="Heading2"/>
+      </w:pPr>
+      <w:r>
+        <w:rPr>
+          <w:lang w:val="pt_PT" w:bidi="pt_PT"/>
+        </w:rPr>
+        <w:t>Justiça verdadeira</w:t>
+      </w:r>
+      <w:r>
+        <w:rPr>
+          <w:lang w:val="pt_PT" w:bidi="pt_PT"/>
+        </w:rPr>
+      </w:r>
+    </w:p>
+    <w:p>
+      <w:pPr/>
+      <w:r>
+        <w:rPr>
+          <w:lang w:val="pt_PT" w:bidi="pt_PT"/>
+        </w:rPr>
+      </w:r>
+      <w:r>
+        <w:rPr>
+          <w:lang w:val="pt_PT" w:bidi="pt_PT"/>
+        </w:rPr>
+        <w:t>A comunidade do povo de Deus no Antigo Testamento em Israel precisava cuidar das viúvas, órfãos e estrangeiros (</w:t>
+      </w:r>
+      <w:hyperlink r:id="rId313">
+        <w:r>
+          <w:rPr>
+            <w:lang w:val="pt_PT" w:bidi="pt_PT"/>
+          </w:rPr>
+          <w:rPr>
+            <w:color w:val="0000EE"/>
+            <w:u w:val="single"/>
+          </w:rPr>
+          <w:t>Deuteronômio 27.19</w:t>
+        </w:r>
+      </w:hyperlink>
+      <w:r>
+        <w:rPr>
+          <w:lang w:val="pt_PT" w:bidi="pt_PT"/>
+        </w:rPr>
+        <w:t xml:space="preserve">). Deus queria que os israelitas representassem sua justiça (veja </w:t>
+      </w:r>
+      <w:hyperlink r:id="rId314">
+        <w:r>
+          <w:rPr>
+            <w:lang w:val="pt_PT" w:bidi="pt_PT"/>
+          </w:rPr>
+          <w:rPr>
+            <w:color w:val="0000EE"/>
+            <w:u w:val="single"/>
+          </w:rPr>
+          <w:t>10.17–19</w:t>
+        </w:r>
+      </w:hyperlink>
+      <w:r>
+        <w:rPr>
+          <w:lang w:val="pt_PT" w:bidi="pt_PT"/>
+        </w:rPr>
+        <w:t xml:space="preserve">). Ele desejava que eles sempre se lembrassem de que foram escravos. Ele queria que se recordassem de que eram indefesos no Egito (veja </w:t>
+      </w:r>
+      <w:hyperlink r:id="rId315">
+        <w:r>
+          <w:rPr>
+            <w:lang w:val="pt_PT" w:bidi="pt_PT"/>
+          </w:rPr>
+          <w:rPr>
+            <w:color w:val="0000EE"/>
+            <w:u w:val="single"/>
+          </w:rPr>
+          <w:t>10.19</w:t>
+        </w:r>
+      </w:hyperlink>
+      <w:r>
+        <w:rPr>
+          <w:lang w:val="pt_PT" w:bidi="pt_PT"/>
+        </w:rPr>
+        <w:t xml:space="preserve">; </w:t>
+      </w:r>
+      <w:hyperlink r:id="rId316">
+        <w:r>
+          <w:rPr>
+            <w:lang w:val="pt_PT" w:bidi="pt_PT"/>
+          </w:rPr>
+          <w:rPr>
+            <w:color w:val="0000EE"/>
+            <w:u w:val="single"/>
+          </w:rPr>
+          <w:t>24.18–22</w:t>
+        </w:r>
+      </w:hyperlink>
+      <w:r>
+        <w:rPr>
+          <w:lang w:val="pt_PT" w:bidi="pt_PT"/>
+        </w:rPr>
+        <w:t>). Como aqueles que receberam o amor constante e a fidelidade de Deus, como poderiam ignorar os direitos e necessidades dos mais fracos entre eles?</w:t>
+      </w:r>
+    </w:p>
+    <w:p>
+      <w:pPr/>
+      <w:r>
+        <w:rPr>
+          <w:lang w:val="pt_PT" w:bidi="pt_PT"/>
+        </w:rPr>
+      </w:r>
+      <w:r>
+        <w:rPr>
+          <w:lang w:val="pt_PT" w:bidi="pt_PT"/>
+        </w:rPr>
+        <w:t>Cada sociedade possui estruturas que separam os poderosos dos fracos e os importantes das pessoas menos importantes. Isso era verdade para o Israel do Antigo Testamento, mesmo com seu papel especial como "uma nação santa" (</w:t>
+      </w:r>
+      <w:hyperlink r:id="rId317">
+        <w:r>
+          <w:rPr>
+            <w:lang w:val="pt_PT" w:bidi="pt_PT"/>
+          </w:rPr>
+          <w:rPr>
+            <w:color w:val="0000EE"/>
+            <w:u w:val="single"/>
+          </w:rPr>
+          <w:t>Êxodo 19.6</w:t>
+        </w:r>
+      </w:hyperlink>
+      <w:r>
+        <w:rPr>
+          <w:lang w:val="pt_PT" w:bidi="pt_PT"/>
+        </w:rPr>
+        <w:t>). Juízes e oficiais eram responsáveis por proteger a lei. Eles poderiam favorecer aqueles com dinheiro, alta condição ou influência, especialmente se oferecessem subornos (</w:t>
+      </w:r>
+      <w:hyperlink r:id="rId318">
+        <w:r>
+          <w:rPr>
+            <w:lang w:val="pt_PT" w:bidi="pt_PT"/>
+          </w:rPr>
+          <w:rPr>
+            <w:color w:val="0000EE"/>
+            <w:u w:val="single"/>
+          </w:rPr>
+          <w:t>Deuteronômio 16.19</w:t>
+        </w:r>
+      </w:hyperlink>
+      <w:r>
+        <w:rPr>
+          <w:lang w:val="pt_PT" w:bidi="pt_PT"/>
+        </w:rPr>
+        <w:t>). No entanto, ninguém pode subornar Deus, e Ele trata todas as pessoas de forma justa (</w:t>
+      </w:r>
+      <w:hyperlink r:id="rId319">
+        <w:r>
+          <w:rPr>
+            <w:lang w:val="pt_PT" w:bidi="pt_PT"/>
+          </w:rPr>
+          <w:rPr>
+            <w:color w:val="0000EE"/>
+            <w:u w:val="single"/>
+          </w:rPr>
+          <w:t>10.17</w:t>
+        </w:r>
+      </w:hyperlink>
+      <w:r>
+        <w:rPr>
+          <w:lang w:val="pt_PT" w:bidi="pt_PT"/>
+        </w:rPr>
+        <w:t>). Para Deus, ricos e pobres, poderosos e fracos, honrados e desesperados são todos iguais.</w:t>
+      </w:r>
+    </w:p>
+    <w:p>
+      <w:pPr/>
+      <w:r>
+        <w:rPr>
+          <w:lang w:val="pt_PT" w:bidi="pt_PT"/>
+        </w:rPr>
+      </w:r>
+      <w:r>
+        <w:rPr>
+          <w:lang w:val="pt_PT" w:bidi="pt_PT"/>
+        </w:rPr>
+        <w:t>Os profetas de Israel compreendiam a importância da equidade e da justiça. Eles frequentemente promoviam esses princípios tanto na vida comunitária quanto na vida nacional (</w:t>
+      </w:r>
+      <w:hyperlink r:id="rId224">
+        <w:r>
+          <w:rPr>
+            <w:lang w:val="pt_PT" w:bidi="pt_PT"/>
+          </w:rPr>
+          <w:rPr>
+            <w:color w:val="0000EE"/>
+            <w:u w:val="single"/>
+          </w:rPr>
+          <w:t>Isaías 1.17</w:t>
+        </w:r>
+      </w:hyperlink>
+      <w:r>
+        <w:rPr>
+          <w:lang w:val="pt_PT" w:bidi="pt_PT"/>
+        </w:rPr>
+        <w:t xml:space="preserve">; </w:t>
+      </w:r>
+      <w:hyperlink r:id="rId231">
+        <w:r>
+          <w:rPr>
+            <w:lang w:val="pt_PT" w:bidi="pt_PT"/>
+          </w:rPr>
+          <w:rPr>
+            <w:color w:val="0000EE"/>
+            <w:u w:val="single"/>
+          </w:rPr>
+          <w:t>10.1–4</w:t>
+        </w:r>
+      </w:hyperlink>
+      <w:r>
+        <w:rPr>
+          <w:lang w:val="pt_PT" w:bidi="pt_PT"/>
+        </w:rPr>
+        <w:t xml:space="preserve">; </w:t>
+      </w:r>
+      <w:hyperlink r:id="rId320">
+        <w:r>
+          <w:rPr>
+            <w:lang w:val="pt_PT" w:bidi="pt_PT"/>
+          </w:rPr>
+          <w:rPr>
+            <w:color w:val="0000EE"/>
+            <w:u w:val="single"/>
+          </w:rPr>
+          <w:t>59.14–19</w:t>
+        </w:r>
+      </w:hyperlink>
+      <w:r>
+        <w:rPr>
+          <w:lang w:val="pt_PT" w:bidi="pt_PT"/>
+        </w:rPr>
+        <w:t xml:space="preserve">; </w:t>
+      </w:r>
+      <w:hyperlink r:id="rId321">
+        <w:r>
+          <w:rPr>
+            <w:lang w:val="pt_PT" w:bidi="pt_PT"/>
+          </w:rPr>
+          <w:rPr>
+            <w:color w:val="0000EE"/>
+            <w:u w:val="single"/>
+          </w:rPr>
+          <w:t>Ezequiel 22.23–29</w:t>
+        </w:r>
+      </w:hyperlink>
+      <w:r>
+        <w:rPr>
+          <w:lang w:val="pt_PT" w:bidi="pt_PT"/>
+        </w:rPr>
+        <w:t xml:space="preserve">; </w:t>
+      </w:r>
+      <w:hyperlink r:id="rId279">
+        <w:r>
+          <w:rPr>
+            <w:lang w:val="pt_PT" w:bidi="pt_PT"/>
+          </w:rPr>
+          <w:rPr>
+            <w:color w:val="0000EE"/>
+            <w:u w:val="single"/>
+          </w:rPr>
+          <w:t>Amós 2.6–8</w:t>
+        </w:r>
+      </w:hyperlink>
+      <w:r>
+        <w:rPr>
+          <w:lang w:val="pt_PT" w:bidi="pt_PT"/>
+        </w:rPr>
+        <w:t xml:space="preserve">; </w:t>
+      </w:r>
+      <w:hyperlink r:id="rId322">
+        <w:r>
+          <w:rPr>
+            <w:lang w:val="pt_PT" w:bidi="pt_PT"/>
+          </w:rPr>
+          <w:rPr>
+            <w:color w:val="0000EE"/>
+            <w:u w:val="single"/>
+          </w:rPr>
+          <w:t>Habacuque 1.4</w:t>
+        </w:r>
+      </w:hyperlink>
+      <w:r>
+        <w:rPr>
+          <w:lang w:val="pt_PT" w:bidi="pt_PT"/>
+        </w:rPr>
+        <w:t>). O Novo Testamento também instrui sobre o tratamento justo dos pobres e daqueles sem privilégios. Afirma que Deus não se agrada quando outros os ignoram (</w:t>
+      </w:r>
+      <w:hyperlink r:id="rId311">
+        <w:r>
+          <w:rPr>
+            <w:lang w:val="pt_PT" w:bidi="pt_PT"/>
+          </w:rPr>
+          <w:rPr>
+            <w:color w:val="0000EE"/>
+            <w:u w:val="single"/>
+          </w:rPr>
+          <w:t>Mateus 23.23</w:t>
+        </w:r>
+      </w:hyperlink>
+      <w:r>
+        <w:rPr>
+          <w:lang w:val="pt_PT" w:bidi="pt_PT"/>
+        </w:rPr>
+        <w:t xml:space="preserve">; </w:t>
+      </w:r>
+      <w:hyperlink r:id="rId323">
+        <w:r>
+          <w:rPr>
+            <w:lang w:val="pt_PT" w:bidi="pt_PT"/>
+          </w:rPr>
+          <w:rPr>
+            <w:color w:val="0000EE"/>
+            <w:u w:val="single"/>
+          </w:rPr>
+          <w:t>2 Coríntios 9.6–10</w:t>
+        </w:r>
+      </w:hyperlink>
+      <w:r>
+        <w:rPr>
+          <w:lang w:val="pt_PT" w:bidi="pt_PT"/>
+        </w:rPr>
+        <w:t xml:space="preserve">; </w:t>
+      </w:r>
+      <w:hyperlink r:id="rId324">
+        <w:r>
+          <w:rPr>
+            <w:lang w:val="pt_PT" w:bidi="pt_PT"/>
+          </w:rPr>
+          <w:rPr>
+            <w:color w:val="0000EE"/>
+            <w:u w:val="single"/>
+          </w:rPr>
+          <w:t>Tiago 2.1–7</w:t>
+        </w:r>
+      </w:hyperlink>
+      <w:r>
+        <w:rPr>
+          <w:lang w:val="pt_PT" w:bidi="pt_PT"/>
+        </w:rPr>
+        <w:t>).</w:t>
+      </w:r>
+    </w:p>
+    <w:p>
+      <w:pPr/>
+      <w:r>
+        <w:rPr>
+          <w:lang w:val="pt_PT" w:bidi="pt_PT"/>
+        </w:rPr>
+      </w:r>
+      <w:r>
+        <w:rPr>
+          <w:lang w:val="pt_PT" w:bidi="pt_PT"/>
+        </w:rPr>
+        <w:t xml:space="preserve">A justiça que não segue o padrão de Deus não é verdadeira justiça. Aqueles que são injustos enfrentarão punição completa do Juiz de toda a terra (veja </w:t>
+      </w:r>
+      <w:hyperlink r:id="rId325">
+        <w:r>
+          <w:rPr>
+            <w:lang w:val="pt_PT" w:bidi="pt_PT"/>
+          </w:rPr>
+          <w:rPr>
+            <w:color w:val="0000EE"/>
+            <w:u w:val="single"/>
+          </w:rPr>
+          <w:t>Deuteronômio 25.13–16</w:t>
+        </w:r>
+      </w:hyperlink>
+      <w:r>
+        <w:rPr>
+          <w:lang w:val="pt_PT" w:bidi="pt_PT"/>
+        </w:rPr>
+        <w:t>).</w:t>
+      </w:r>
+    </w:p>
+    <w:p>
+      <w:pPr/>
+      <w:r>
+        <w:rPr>
+          <w:lang w:val="pt_PT" w:bidi="pt_PT"/>
+        </w:rPr>
+      </w:r>
+      <w:r>
+        <w:rPr>
+          <w:u w:val="single"/>
+          <w:lang w:val="pt_PT" w:bidi="pt_PT"/>
+        </w:rPr>
+        <w:t>Passagens para estudo complementar</w:t>
+      </w:r>
+    </w:p>
+    <w:p>
+      <w:pPr/>
+      <w:r>
+        <w:rPr>
+          <w:lang w:val="pt_PT" w:bidi="pt_PT"/>
+        </w:rPr>
+      </w:r>
+      <w:hyperlink r:id="rId326">
+        <w:r>
+          <w:rPr>
+            <w:lang w:val="pt_PT" w:bidi="pt_PT"/>
+          </w:rPr>
+          <w:rPr>
+            <w:color w:val="0000EE"/>
+            <w:u w:val="single"/>
+          </w:rPr>
+          <w:t>Êxodo 23.3</w:t>
+        </w:r>
+      </w:hyperlink>
+      <w:r>
+        <w:rPr>
+          <w:lang w:val="pt_PT" w:bidi="pt_PT"/>
+        </w:rPr>
+        <w:t xml:space="preserve">; </w:t>
+      </w:r>
+      <w:hyperlink r:id="rId252">
+        <w:r>
+          <w:rPr>
+            <w:lang w:val="pt_PT" w:bidi="pt_PT"/>
+          </w:rPr>
+          <w:rPr>
+            <w:color w:val="0000EE"/>
+            <w:u w:val="single"/>
+          </w:rPr>
+          <w:t>Levítico 19.15</w:t>
+        </w:r>
+      </w:hyperlink>
+      <w:r>
+        <w:rPr>
+          <w:lang w:val="pt_PT" w:bidi="pt_PT"/>
+        </w:rPr>
+        <w:t xml:space="preserve">; </w:t>
+      </w:r>
+      <w:hyperlink r:id="rId314">
+        <w:r>
+          <w:rPr>
+            <w:lang w:val="pt_PT" w:bidi="pt_PT"/>
+          </w:rPr>
+          <w:rPr>
+            <w:color w:val="0000EE"/>
+            <w:u w:val="single"/>
+          </w:rPr>
+          <w:t>Deuteronômio 10.17–19</w:t>
+        </w:r>
+      </w:hyperlink>
+      <w:r>
+        <w:rPr>
+          <w:lang w:val="pt_PT" w:bidi="pt_PT"/>
+        </w:rPr>
+        <w:t xml:space="preserve">; </w:t>
+      </w:r>
+      <w:hyperlink r:id="rId318">
+        <w:r>
+          <w:rPr>
+            <w:lang w:val="pt_PT" w:bidi="pt_PT"/>
+          </w:rPr>
+          <w:rPr>
+            <w:color w:val="0000EE"/>
+            <w:u w:val="single"/>
+          </w:rPr>
+          <w:t>16.19</w:t>
+        </w:r>
+      </w:hyperlink>
+      <w:r>
+        <w:rPr>
+          <w:lang w:val="pt_PT" w:bidi="pt_PT"/>
+        </w:rPr>
+        <w:t xml:space="preserve">; </w:t>
+      </w:r>
+      <w:hyperlink r:id="rId327">
+        <w:r>
+          <w:rPr>
+            <w:lang w:val="pt_PT" w:bidi="pt_PT"/>
+          </w:rPr>
+          <w:rPr>
+            <w:color w:val="0000EE"/>
+            <w:u w:val="single"/>
+          </w:rPr>
+          <w:t>24.12–22</w:t>
+        </w:r>
+      </w:hyperlink>
+      <w:r>
+        <w:rPr>
+          <w:lang w:val="pt_PT" w:bidi="pt_PT"/>
+        </w:rPr>
+        <w:t xml:space="preserve">; </w:t>
+      </w:r>
+      <w:hyperlink r:id="rId325">
+        <w:r>
+          <w:rPr>
+            <w:lang w:val="pt_PT" w:bidi="pt_PT"/>
+          </w:rPr>
+          <w:rPr>
+            <w:color w:val="0000EE"/>
+            <w:u w:val="single"/>
+          </w:rPr>
+          <w:t>25.13–16</w:t>
+        </w:r>
+      </w:hyperlink>
+      <w:r>
+        <w:rPr>
+          <w:lang w:val="pt_PT" w:bidi="pt_PT"/>
+        </w:rPr>
+        <w:t xml:space="preserve">; </w:t>
+      </w:r>
+      <w:hyperlink r:id="rId313">
+        <w:r>
+          <w:rPr>
+            <w:lang w:val="pt_PT" w:bidi="pt_PT"/>
+          </w:rPr>
+          <w:rPr>
+            <w:color w:val="0000EE"/>
+            <w:u w:val="single"/>
+          </w:rPr>
+          <w:t>27.19</w:t>
+        </w:r>
+      </w:hyperlink>
+      <w:r>
+        <w:rPr>
+          <w:lang w:val="pt_PT" w:bidi="pt_PT"/>
+        </w:rPr>
+        <w:t xml:space="preserve">; </w:t>
+      </w:r>
+      <w:hyperlink r:id="rId328">
+        <w:r>
+          <w:rPr>
+            <w:lang w:val="pt_PT" w:bidi="pt_PT"/>
+          </w:rPr>
+          <w:rPr>
+            <w:color w:val="0000EE"/>
+            <w:u w:val="single"/>
+          </w:rPr>
+          <w:t>Salmo 82.1–5</w:t>
+        </w:r>
+      </w:hyperlink>
+      <w:r>
+        <w:rPr>
+          <w:lang w:val="pt_PT" w:bidi="pt_PT"/>
+        </w:rPr>
+        <w:t xml:space="preserve">; </w:t>
+      </w:r>
+      <w:hyperlink r:id="rId329">
+        <w:r>
+          <w:rPr>
+            <w:lang w:val="pt_PT" w:bidi="pt_PT"/>
+          </w:rPr>
+          <w:rPr>
+            <w:color w:val="0000EE"/>
+            <w:u w:val="single"/>
+          </w:rPr>
+          <w:t>Provérbios 11.1</w:t>
+        </w:r>
+      </w:hyperlink>
+      <w:r>
+        <w:rPr>
+          <w:lang w:val="pt_PT" w:bidi="pt_PT"/>
+        </w:rPr>
+        <w:t xml:space="preserve">; </w:t>
+      </w:r>
+      <w:hyperlink r:id="rId224">
+        <w:r>
+          <w:rPr>
+            <w:lang w:val="pt_PT" w:bidi="pt_PT"/>
+          </w:rPr>
+          <w:rPr>
+            <w:color w:val="0000EE"/>
+            <w:u w:val="single"/>
+          </w:rPr>
+          <w:t>Isaías 1.17</w:t>
+        </w:r>
+      </w:hyperlink>
+      <w:r>
+        <w:rPr>
+          <w:lang w:val="pt_PT" w:bidi="pt_PT"/>
+        </w:rPr>
+        <w:t xml:space="preserve">; </w:t>
+      </w:r>
+      <w:hyperlink r:id="rId231">
+        <w:r>
+          <w:rPr>
+            <w:lang w:val="pt_PT" w:bidi="pt_PT"/>
+          </w:rPr>
+          <w:rPr>
+            <w:color w:val="0000EE"/>
+            <w:u w:val="single"/>
+          </w:rPr>
+          <w:t>10.1–4</w:t>
+        </w:r>
+      </w:hyperlink>
+      <w:r>
+        <w:rPr>
+          <w:lang w:val="pt_PT" w:bidi="pt_PT"/>
+        </w:rPr>
+        <w:t xml:space="preserve">; </w:t>
+      </w:r>
+      <w:hyperlink r:id="rId330">
+        <w:r>
+          <w:rPr>
+            <w:lang w:val="pt_PT" w:bidi="pt_PT"/>
+          </w:rPr>
+          <w:rPr>
+            <w:color w:val="0000EE"/>
+            <w:u w:val="single"/>
+          </w:rPr>
+          <w:t>11.3–4</w:t>
+        </w:r>
+      </w:hyperlink>
+      <w:r>
+        <w:rPr>
+          <w:lang w:val="pt_PT" w:bidi="pt_PT"/>
+        </w:rPr>
+        <w:t xml:space="preserve">; </w:t>
+      </w:r>
+      <w:hyperlink r:id="rId320">
+        <w:r>
+          <w:rPr>
+            <w:lang w:val="pt_PT" w:bidi="pt_PT"/>
+          </w:rPr>
+          <w:rPr>
+            <w:color w:val="0000EE"/>
+            <w:u w:val="single"/>
+          </w:rPr>
+          <w:t>59.14–19</w:t>
+        </w:r>
+      </w:hyperlink>
+      <w:r>
+        <w:rPr>
+          <w:lang w:val="pt_PT" w:bidi="pt_PT"/>
+        </w:rPr>
+        <w:t xml:space="preserve">; </w:t>
+      </w:r>
+      <w:hyperlink r:id="rId331">
+        <w:r>
+          <w:rPr>
+            <w:lang w:val="pt_PT" w:bidi="pt_PT"/>
+          </w:rPr>
+          <w:rPr>
+            <w:color w:val="0000EE"/>
+            <w:u w:val="single"/>
+          </w:rPr>
+          <w:t>Jeremias 22.13–17</w:t>
+        </w:r>
+      </w:hyperlink>
+      <w:r>
+        <w:rPr>
+          <w:lang w:val="pt_PT" w:bidi="pt_PT"/>
+        </w:rPr>
+        <w:t xml:space="preserve">; </w:t>
+      </w:r>
+      <w:hyperlink r:id="rId321">
+        <w:r>
+          <w:rPr>
+            <w:lang w:val="pt_PT" w:bidi="pt_PT"/>
+          </w:rPr>
+          <w:rPr>
+            <w:color w:val="0000EE"/>
+            <w:u w:val="single"/>
+          </w:rPr>
+          <w:t>Ezequiel 22.23–29</w:t>
+        </w:r>
+      </w:hyperlink>
+      <w:r>
+        <w:rPr>
+          <w:lang w:val="pt_PT" w:bidi="pt_PT"/>
+        </w:rPr>
+        <w:t xml:space="preserve">; </w:t>
+      </w:r>
+      <w:hyperlink r:id="rId332">
+        <w:r>
+          <w:rPr>
+            <w:lang w:val="pt_PT" w:bidi="pt_PT"/>
+          </w:rPr>
+          <w:rPr>
+            <w:color w:val="0000EE"/>
+            <w:u w:val="single"/>
+          </w:rPr>
+          <w:t>45.9–10</w:t>
+        </w:r>
+      </w:hyperlink>
+      <w:r>
+        <w:rPr>
+          <w:lang w:val="pt_PT" w:bidi="pt_PT"/>
+        </w:rPr>
+        <w:t xml:space="preserve">; </w:t>
+      </w:r>
+      <w:hyperlink r:id="rId279">
+        <w:r>
+          <w:rPr>
+            <w:lang w:val="pt_PT" w:bidi="pt_PT"/>
+          </w:rPr>
+          <w:rPr>
+            <w:color w:val="0000EE"/>
+            <w:u w:val="single"/>
+          </w:rPr>
+          <w:t>Amós 2.6–8</w:t>
+        </w:r>
+      </w:hyperlink>
+      <w:r>
+        <w:rPr>
+          <w:lang w:val="pt_PT" w:bidi="pt_PT"/>
+        </w:rPr>
+        <w:t xml:space="preserve">; </w:t>
+      </w:r>
+      <w:hyperlink r:id="rId333">
+        <w:r>
+          <w:rPr>
+            <w:lang w:val="pt_PT" w:bidi="pt_PT"/>
+          </w:rPr>
+          <w:rPr>
+            <w:color w:val="0000EE"/>
+            <w:u w:val="single"/>
+          </w:rPr>
+          <w:t>8.5–6</w:t>
+        </w:r>
+      </w:hyperlink>
+      <w:r>
+        <w:rPr>
+          <w:lang w:val="pt_PT" w:bidi="pt_PT"/>
+        </w:rPr>
+        <w:t xml:space="preserve">; </w:t>
+      </w:r>
+      <w:hyperlink r:id="rId322">
+        <w:r>
+          <w:rPr>
+            <w:lang w:val="pt_PT" w:bidi="pt_PT"/>
+          </w:rPr>
+          <w:rPr>
+            <w:color w:val="0000EE"/>
+            <w:u w:val="single"/>
+          </w:rPr>
+          <w:t>Habacuque 1.4</w:t>
+        </w:r>
+      </w:hyperlink>
+      <w:r>
+        <w:rPr>
+          <w:lang w:val="pt_PT" w:bidi="pt_PT"/>
+        </w:rPr>
+        <w:t xml:space="preserve">; </w:t>
+      </w:r>
+      <w:hyperlink r:id="rId311">
+        <w:r>
+          <w:rPr>
+            <w:lang w:val="pt_PT" w:bidi="pt_PT"/>
+          </w:rPr>
+          <w:rPr>
+            <w:color w:val="0000EE"/>
+            <w:u w:val="single"/>
+          </w:rPr>
+          <w:t>Mateus 23.23</w:t>
+        </w:r>
+      </w:hyperlink>
+      <w:r>
+        <w:rPr>
+          <w:lang w:val="pt_PT" w:bidi="pt_PT"/>
+        </w:rPr>
+        <w:t xml:space="preserve">; </w:t>
+      </w:r>
+      <w:hyperlink r:id="rId334">
+        <w:r>
+          <w:rPr>
+            <w:lang w:val="pt_PT" w:bidi="pt_PT"/>
+          </w:rPr>
+          <w:rPr>
+            <w:color w:val="0000EE"/>
+            <w:u w:val="single"/>
+          </w:rPr>
+          <w:t>Lucas 18.6–8</w:t>
+        </w:r>
+      </w:hyperlink>
+      <w:r>
+        <w:rPr>
+          <w:lang w:val="pt_PT" w:bidi="pt_PT"/>
+        </w:rPr>
+        <w:t xml:space="preserve">; </w:t>
+      </w:r>
+      <w:hyperlink r:id="rId324">
+        <w:r>
+          <w:rPr>
+            <w:lang w:val="pt_PT" w:bidi="pt_PT"/>
+          </w:rPr>
+          <w:rPr>
+            <w:color w:val="0000EE"/>
+            <w:u w:val="single"/>
+          </w:rPr>
+          <w:t>Tiago 2.1–7</w:t>
+        </w:r>
+      </w:hyperlink>
+      <w:r>
+        <w:rPr>
+          <w:lang w:val="pt_PT" w:bidi="pt_PT"/>
+        </w:rPr>
+      </w:r>
+      <w:r>
+        <w:rPr>
+          <w:lang w:val="pt_PT" w:bidi="pt_PT"/>
+        </w:rPr>
+      </w:r>
+    </w:p>
+    <w:p>
+      <w:pPr/>
+      <w:r>
+        <w:rPr>
+          <w:lang w:val="pt_PT" w:bidi="pt_PT"/>
+        </w:rPr>
+      </w:r>
+    </w:p>
+    <w:p>
+      <w:pPr>
+        <w:pStyle w:val="Heading2"/>
+      </w:pPr>
+      <w:r>
+        <w:rPr>
+          <w:lang w:val="pt_PT" w:bidi="pt_PT"/>
+        </w:rPr>
+        <w:t>Justificação pela fé</w:t>
+      </w:r>
+      <w:r>
+        <w:rPr>
+          <w:lang w:val="pt_PT" w:bidi="pt_PT"/>
+        </w:rPr>
+      </w:r>
+    </w:p>
+    <w:p>
+      <w:pPr/>
+      <w:r>
+        <w:rPr>
+          <w:lang w:val="pt_PT" w:bidi="pt_PT"/>
+        </w:rPr>
+      </w:r>
+      <w:r>
+        <w:rPr>
+          <w:lang w:val="pt_PT" w:bidi="pt_PT"/>
+        </w:rPr>
+        <w:t>Uma questão chave na igreja primitiva era se os gentios (pessoas não-judaicas) que aceitavam as boas-novas sobre Jesus precisavam seguir as regras judaicas (incluindo a circuncisão) para se tornarem parte da família de Deus.</w:t>
+      </w:r>
+    </w:p>
+    <w:p>
+      <w:pPr/>
+      <w:r>
+        <w:rPr>
+          <w:lang w:val="pt_PT" w:bidi="pt_PT"/>
+        </w:rPr>
+      </w:r>
+      <w:r>
+        <w:rPr>
+          <w:lang w:val="pt_PT" w:bidi="pt_PT"/>
+        </w:rPr>
+        <w:t>Para o apóstolo Paulo, a resposta era simples. As pessoas não podem se reconciliar com Deus por seus próprios esforços. Somente Jesus poderia realizar (e realizou) o que era necessário para a reconciliação com Deus. A salvação é um presente da graça de Deus recebido pela fé. Nossa resposta é confiar em Cristo, agradecer pelo que ele fez e viver de uma maneira que reflita seu amor e verdade.</w:t>
+      </w:r>
+    </w:p>
+    <w:p>
+      <w:pPr/>
+      <w:r>
+        <w:rPr>
+          <w:lang w:val="pt_PT" w:bidi="pt_PT"/>
+        </w:rPr>
+      </w:r>
+      <w:r>
+        <w:rPr>
+          <w:lang w:val="pt_PT" w:bidi="pt_PT"/>
+        </w:rPr>
+        <w:t>Para os cristãos judeus do primeiro século, era difícil aceitar essa resposta. Desde o tempo de Abraão, o relacionamento correto com Deus era marcado pela circuncisão, a cerimônia de remoção do prepúcio masculino (</w:t>
+      </w:r>
+      <w:hyperlink r:id="rId335">
+        <w:r>
+          <w:rPr>
+            <w:lang w:val="pt_PT" w:bidi="pt_PT"/>
+          </w:rPr>
+          <w:rPr>
+            <w:color w:val="0000EE"/>
+            <w:u w:val="single"/>
+          </w:rPr>
+          <w:t>Gênesis 17.9–14</w:t>
+        </w:r>
+      </w:hyperlink>
+      <w:r>
+        <w:rPr>
+          <w:lang w:val="pt_PT" w:bidi="pt_PT"/>
+        </w:rPr>
+        <w:t>). Todo homem que fazia parte da família de Deus tinha que ser circuncidado, e aqueles que negligenciavam isso eram excluídos do povo de Deus. Aqueles que haviam recebido a circuncisão também eram esperados a cumprir o restante da lei, incluindo o sábado e as regras dietéticas sobre alimentos.</w:t>
+      </w:r>
+    </w:p>
+    <w:p>
+      <w:pPr/>
+      <w:r>
+        <w:rPr>
+          <w:lang w:val="pt_PT" w:bidi="pt_PT"/>
+        </w:rPr>
+      </w:r>
+      <w:r>
+        <w:rPr>
+          <w:lang w:val="pt_PT" w:bidi="pt_PT"/>
+        </w:rPr>
+        <w:t>Quando o cristianismo se espalhou dos judeus para os não-judeus, era natural que surgissem perguntas. Os cristãos precisam ser circuncidados (e seguir a lei de Deus em geral) para serem aceitos como parte da família de Deus? Ou Deus aceita as pessoas por causa de sua fé na obra de Cristo na cruz? À medida que a missão de Paulo aos gentios avançava, essas questões tornaram-se urgentes.</w:t>
+      </w:r>
+    </w:p>
+    <w:p>
+      <w:pPr/>
+      <w:r>
+        <w:rPr>
+          <w:lang w:val="pt_PT" w:bidi="pt_PT"/>
+        </w:rPr>
+      </w:r>
+      <w:r>
+        <w:rPr>
+          <w:lang w:val="pt_PT" w:bidi="pt_PT"/>
+        </w:rPr>
+        <w:t xml:space="preserve">O apóstolo Pedro compreendeu, a partir de sua visão em Jope e sua experiência em Cesareia, que Deus aceitou os gentios </w:t>
+      </w:r>
+      <w:r>
+        <w:rPr>
+          <w:i/>
+          <w:lang w:val="pt_PT" w:bidi="pt_PT"/>
+        </w:rPr>
+        <w:t>como gentios</w:t>
+      </w:r>
+      <w:r>
+        <w:rPr>
+          <w:lang w:val="pt_PT" w:bidi="pt_PT"/>
+        </w:rPr>
+        <w:t>, devido à sua fé na obra concluída de Cristo (</w:t>
+      </w:r>
+      <w:hyperlink r:id="rId336">
+        <w:r>
+          <w:rPr>
+            <w:lang w:val="pt_PT" w:bidi="pt_PT"/>
+          </w:rPr>
+          <w:rPr>
+            <w:color w:val="0000EE"/>
+            <w:u w:val="single"/>
+          </w:rPr>
+          <w:t>Atos 10.9–11.18</w:t>
+        </w:r>
+      </w:hyperlink>
+      <w:r>
+        <w:rPr>
+          <w:lang w:val="pt_PT" w:bidi="pt_PT"/>
+        </w:rPr>
+        <w:t>). Eles não precisavam se tornar judeus praticando a circuncisão ou as leis cerimoniais. Cristo lhes proporcionou acesso direto a Deus pela fé. Pedro e a igreja de Jerusalém, portanto, acolheram os crentes gentios em comunhão. No entanto, mais tarde, Pedro temporariamente parou de comer com gentios quando alguns cristãos judeus o criticaram (</w:t>
+      </w:r>
+      <w:hyperlink r:id="rId337">
+        <w:r>
+          <w:rPr>
+            <w:lang w:val="pt_PT" w:bidi="pt_PT"/>
+          </w:rPr>
+          <w:rPr>
+            <w:color w:val="0000EE"/>
+            <w:u w:val="single"/>
+          </w:rPr>
+          <w:t>Gálatas 2.11–13</w:t>
+        </w:r>
+      </w:hyperlink>
+      <w:r>
+        <w:rPr>
+          <w:lang w:val="pt_PT" w:bidi="pt_PT"/>
+        </w:rPr>
+        <w:t>). Em resposta, Paulo repreendeu Pedro por sugerir que os gentios devem se tornar judeus para serem aceitos por Deus (</w:t>
+      </w:r>
+      <w:hyperlink r:id="rId338">
+        <w:r>
+          <w:rPr>
+            <w:lang w:val="pt_PT" w:bidi="pt_PT"/>
+          </w:rPr>
+          <w:rPr>
+            <w:color w:val="0000EE"/>
+            <w:u w:val="single"/>
+          </w:rPr>
+          <w:t>2.14–21</w:t>
+        </w:r>
+      </w:hyperlink>
+      <w:r>
+        <w:rPr>
+          <w:lang w:val="pt_PT" w:bidi="pt_PT"/>
+        </w:rPr>
+        <w:t>).</w:t>
+      </w:r>
+    </w:p>
+    <w:p>
+      <w:pPr/>
+      <w:r>
+        <w:rPr>
+          <w:lang w:val="pt_PT" w:bidi="pt_PT"/>
+        </w:rPr>
+      </w:r>
+      <w:r>
+        <w:rPr>
+          <w:lang w:val="pt_PT" w:bidi="pt_PT"/>
+        </w:rPr>
+        <w:t>Ninguém é justificado diante de Deus por cumprir a lei (</w:t>
+      </w:r>
+      <w:hyperlink r:id="rId339">
+        <w:r>
+          <w:rPr>
+            <w:lang w:val="pt_PT" w:bidi="pt_PT"/>
+          </w:rPr>
+          <w:rPr>
+            <w:color w:val="0000EE"/>
+            <w:u w:val="single"/>
+          </w:rPr>
+          <w:t>Gálatas 2.16</w:t>
+        </w:r>
+      </w:hyperlink>
+      <w:r>
+        <w:rPr>
+          <w:lang w:val="pt_PT" w:bidi="pt_PT"/>
+        </w:rPr>
+        <w:t>). Até mesmo Abraão foi considerado justo por causa de sua fé (</w:t>
+      </w:r>
+      <w:hyperlink r:id="rId340">
+        <w:r>
+          <w:rPr>
+            <w:lang w:val="pt_PT" w:bidi="pt_PT"/>
+          </w:rPr>
+          <w:rPr>
+            <w:color w:val="0000EE"/>
+            <w:u w:val="single"/>
+          </w:rPr>
+          <w:t>Gênesis 15.6</w:t>
+        </w:r>
+      </w:hyperlink>
+      <w:r>
+        <w:rPr>
+          <w:lang w:val="pt_PT" w:bidi="pt_PT"/>
+        </w:rPr>
+        <w:t xml:space="preserve">; </w:t>
+      </w:r>
+      <w:hyperlink r:id="rId341">
+        <w:r>
+          <w:rPr>
+            <w:lang w:val="pt_PT" w:bidi="pt_PT"/>
+          </w:rPr>
+          <w:rPr>
+            <w:color w:val="0000EE"/>
+            <w:u w:val="single"/>
+          </w:rPr>
+          <w:t>Gálatas 3.6</w:t>
+        </w:r>
+      </w:hyperlink>
+      <w:r>
+        <w:rPr>
+          <w:lang w:val="pt_PT" w:bidi="pt_PT"/>
+        </w:rPr>
+        <w:t xml:space="preserve">; </w:t>
+      </w:r>
+      <w:hyperlink r:id="rId342">
+        <w:r>
+          <w:rPr>
+            <w:lang w:val="pt_PT" w:bidi="pt_PT"/>
+          </w:rPr>
+          <w:rPr>
+            <w:color w:val="0000EE"/>
+            <w:u w:val="single"/>
+          </w:rPr>
+          <w:t>Tiago 2.21–24</w:t>
+        </w:r>
+      </w:hyperlink>
+      <w:r>
+        <w:rPr>
+          <w:lang w:val="pt_PT" w:bidi="pt_PT"/>
+        </w:rPr>
+        <w:t>). Não foi por causa da circuncisão, que veio depois (</w:t>
+      </w:r>
+      <w:hyperlink r:id="rId335">
+        <w:r>
+          <w:rPr>
+            <w:lang w:val="pt_PT" w:bidi="pt_PT"/>
+          </w:rPr>
+          <w:rPr>
+            <w:color w:val="0000EE"/>
+            <w:u w:val="single"/>
+          </w:rPr>
+          <w:t>Gênesis 17.9–14</w:t>
+        </w:r>
+      </w:hyperlink>
+      <w:r>
+        <w:rPr>
+          <w:lang w:val="pt_PT" w:bidi="pt_PT"/>
+        </w:rPr>
+        <w:t>). Tanto judeus quanto gentios são trazidos para um relacionamento correto com Deus através da fé, que é uma resposta à sua graça.</w:t>
+      </w:r>
+    </w:p>
+    <w:p>
+      <w:pPr/>
+      <w:r>
+        <w:rPr>
+          <w:lang w:val="pt_PT" w:bidi="pt_PT"/>
+        </w:rPr>
+      </w:r>
+      <w:r>
+        <w:rPr>
+          <w:u w:val="single"/>
+          <w:lang w:val="pt_PT" w:bidi="pt_PT"/>
+        </w:rPr>
+        <w:t>Passagens para estudo complementar</w:t>
+      </w:r>
+    </w:p>
+    <w:p>
+      <w:pPr/>
+      <w:r>
+        <w:rPr>
+          <w:lang w:val="pt_PT" w:bidi="pt_PT"/>
+        </w:rPr>
+      </w:r>
+      <w:hyperlink r:id="rId340">
+        <w:r>
+          <w:rPr>
+            <w:lang w:val="pt_PT" w:bidi="pt_PT"/>
+          </w:rPr>
+          <w:rPr>
+            <w:color w:val="0000EE"/>
+            <w:u w:val="single"/>
+          </w:rPr>
+          <w:t>Gênesis 15.6</w:t>
+        </w:r>
+      </w:hyperlink>
+      <w:r>
+        <w:rPr>
+          <w:lang w:val="pt_PT" w:bidi="pt_PT"/>
+        </w:rPr>
+        <w:t xml:space="preserve">; </w:t>
+      </w:r>
+      <w:hyperlink r:id="rId343">
+        <w:r>
+          <w:rPr>
+            <w:lang w:val="pt_PT" w:bidi="pt_PT"/>
+          </w:rPr>
+          <w:rPr>
+            <w:color w:val="0000EE"/>
+            <w:u w:val="single"/>
+          </w:rPr>
+          <w:t>Habacuque 2.4</w:t>
+        </w:r>
+      </w:hyperlink>
+      <w:r>
+        <w:rPr>
+          <w:lang w:val="pt_PT" w:bidi="pt_PT"/>
+        </w:rPr>
+        <w:t xml:space="preserve">; </w:t>
+      </w:r>
+      <w:hyperlink r:id="rId344">
+        <w:r>
+          <w:rPr>
+            <w:lang w:val="pt_PT" w:bidi="pt_PT"/>
+          </w:rPr>
+          <w:rPr>
+            <w:color w:val="0000EE"/>
+            <w:u w:val="single"/>
+          </w:rPr>
+          <w:t>Atos 10.1–11.18</w:t>
+        </w:r>
+      </w:hyperlink>
+      <w:r>
+        <w:rPr>
+          <w:lang w:val="pt_PT" w:bidi="pt_PT"/>
+        </w:rPr>
+        <w:t xml:space="preserve">; </w:t>
+      </w:r>
+      <w:hyperlink r:id="rId345">
+        <w:r>
+          <w:rPr>
+            <w:lang w:val="pt_PT" w:bidi="pt_PT"/>
+          </w:rPr>
+          <w:rPr>
+            <w:color w:val="0000EE"/>
+            <w:u w:val="single"/>
+          </w:rPr>
+          <w:t>Romanos 1.17</w:t>
+        </w:r>
+      </w:hyperlink>
+      <w:r>
+        <w:rPr>
+          <w:lang w:val="pt_PT" w:bidi="pt_PT"/>
+        </w:rPr>
+        <w:t xml:space="preserve">; </w:t>
+      </w:r>
+      <w:hyperlink r:id="rId338">
+        <w:r>
+          <w:rPr>
+            <w:lang w:val="pt_PT" w:bidi="pt_PT"/>
+          </w:rPr>
+          <w:rPr>
+            <w:color w:val="0000EE"/>
+            <w:u w:val="single"/>
+          </w:rPr>
+          <w:t>Gálatas 2.14–21</w:t>
+        </w:r>
+      </w:hyperlink>
+      <w:r>
+        <w:rPr>
+          <w:lang w:val="pt_PT" w:bidi="pt_PT"/>
+        </w:rPr>
+        <w:t xml:space="preserve">; </w:t>
+      </w:r>
+      <w:hyperlink r:id="rId346">
+        <w:r>
+          <w:rPr>
+            <w:lang w:val="pt_PT" w:bidi="pt_PT"/>
+          </w:rPr>
+          <w:rPr>
+            <w:color w:val="0000EE"/>
+            <w:u w:val="single"/>
+          </w:rPr>
+          <w:t>Gálatas 3.11</w:t>
+        </w:r>
+      </w:hyperlink>
+      <w:r>
+        <w:rPr>
+          <w:lang w:val="pt_PT" w:bidi="pt_PT"/>
+        </w:rPr>
+        <w:t xml:space="preserve">; </w:t>
+      </w:r>
+      <w:hyperlink r:id="rId347">
+        <w:r>
+          <w:rPr>
+            <w:lang w:val="pt_PT" w:bidi="pt_PT"/>
+          </w:rPr>
+          <w:rPr>
+            <w:color w:val="0000EE"/>
+            <w:u w:val="single"/>
+          </w:rPr>
+          <w:t>Hebreus 10.38.</w:t>
         </w:r>
       </w:hyperlink>
       <w:r>
@@ -3864,6 +10722,12 @@
   <w:num w:numId="13" w16cid:durableId="592781308">
     <w:abstractNumId w:val="11"/>
   </w:num>
+  <w:num w:numId="14">
+    <w:abstractNumId w:val="3"/>
+    <w:lvlOverride w:ilvl="0">
+      <w:startOverride w:val="1"/>
+    </w:lvlOverride>
+  </w:num>
   <w:numIdMacAtCleanup w:val="10"/>
 </w:numbering>
 </file>

--- a/por/docx/010.content.docx
+++ b/por/docx/010.content.docx
@@ -19,7 +19,7 @@
         <w:rPr>
           <w:lang w:val="pt_PT" w:bidi="pt_PT"/>
         </w:rPr>
-        <w:t>Resource: Tyndale Open Study Notes</w:t>
+        <w:t>Resource: Aquifer Open Study Notes (Themes)</w:t>
       </w:r>
       <w:r>
         <w:rPr>
@@ -112,7 +112,7 @@
         <w:rPr>
           <w:lang w:val="pt_PT" w:bidi="pt_PT"/>
         </w:rPr>
-        <w:t>Tyndale Open Study Notes</w:t>
+        <w:t>Aquifer Open Study Notes (Themes)</w:t>
       </w:r>
     </w:p>
     <w:p>
